--- a/swh/docx/003.content.docx
+++ b/swh/docx/003.content.docx
@@ -434,104 +434,74 @@
         <w:rPr>
           <w:lang w:val="sw_KE" w:bidi="sw_KE"/>
         </w:rPr>
+      </w:r>
+      <w:r>
+        <w:rPr>
+          <w:lang w:val="sw_KE" w:bidi="sw_KE"/>
+        </w:rPr>
+        <w:t>1 Wafalme 16:31</w:t>
         <w:br/>
       </w:r>
-      <w:hyperlink r:id="rId13">
-        <w:r>
-          <w:rPr>
-            <w:lang w:val="sw_KE" w:bidi="sw_KE"/>
-          </w:rPr>
-          <w:rPr>
-            <w:color w:val="0000EE"/>
-            <w:u w:val="single"/>
-          </w:rPr>
-          <w:t>1 Wafalme 16:31</w:t>
-        </w:r>
-      </w:hyperlink>
-      <w:hyperlink r:id="rId14">
-        <w:r>
-          <w:rPr>
-            <w:lang w:val="sw_KE" w:bidi="sw_KE"/>
-          </w:rPr>
-          <w:rPr>
-            <w:color w:val="0000EE"/>
-            <w:u w:val="single"/>
-          </w:rPr>
-          <w:t>1 Samweli 7:3–4</w:t>
-        </w:r>
-      </w:hyperlink>
-    </w:p>
-    <w:p>
-      <w:pPr>
-        <w:pStyle w:val="ListBullet"/>
-        <w:spacing w:line="240" w:lineRule="auto"/>
-        <w:ind w:left="720"/>
-      </w:pPr>
-      <w:r>
-        <w:rPr>
-          <w:lang w:val="sw_KE" w:bidi="sw_KE"/>
-        </w:rPr>
-      </w:r>
-      <w:hyperlink r:id="rId15">
-        <w:r>
-          <w:rPr>
-            <w:lang w:val="sw_KE" w:bidi="sw_KE"/>
-          </w:rPr>
-          <w:rPr>
-            <w:color w:val="0000EE"/>
-            <w:u w:val="single"/>
-          </w:rPr>
-          <w:t>Yeremia 2:7–8</w:t>
-        </w:r>
-      </w:hyperlink>
-    </w:p>
-    <w:p>
-      <w:pPr>
-        <w:pStyle w:val="ListBullet"/>
-        <w:spacing w:line="240" w:lineRule="auto"/>
-        <w:ind w:left="720"/>
-      </w:pPr>
-      <w:r>
-        <w:rPr>
-          <w:lang w:val="sw_KE" w:bidi="sw_KE"/>
-        </w:rPr>
-      </w:r>
-      <w:hyperlink r:id="rId16">
-        <w:r>
-          <w:rPr>
-            <w:lang w:val="sw_KE" w:bidi="sw_KE"/>
-          </w:rPr>
-          <w:rPr>
-            <w:color w:val="0000EE"/>
-            <w:u w:val="single"/>
-          </w:rPr>
-          <w:t>Waamuzi 2:11</w:t>
-        </w:r>
-      </w:hyperlink>
-    </w:p>
-    <w:p>
-      <w:pPr>
-        <w:pStyle w:val="ListBullet"/>
-        <w:spacing w:line="240" w:lineRule="auto"/>
-        <w:ind w:left="720"/>
-      </w:pPr>
-      <w:r>
-        <w:rPr>
-          <w:lang w:val="sw_KE" w:bidi="sw_KE"/>
-        </w:rPr>
-      </w:r>
-      <w:hyperlink r:id="rId17">
-        <w:r>
-          <w:rPr>
-            <w:lang w:val="sw_KE" w:bidi="sw_KE"/>
-          </w:rPr>
-          <w:rPr>
-            <w:color w:val="0000EE"/>
-            <w:u w:val="single"/>
-          </w:rPr>
-          <w:t>Hesabu 22:41</w:t>
-        </w:r>
-      </w:hyperlink>
+      <w:r>
+        <w:rPr>
+          <w:lang w:val="sw_KE" w:bidi="sw_KE"/>
+        </w:rPr>
+        <w:t>1 Samweli 7:3–4</w:t>
+      </w:r>
+    </w:p>
+    <w:p>
+      <w:pPr>
+        <w:pStyle w:val="ListBullet"/>
+        <w:spacing w:line="240" w:lineRule="auto"/>
+        <w:ind w:left="720"/>
+      </w:pPr>
+      <w:r>
+        <w:rPr>
+          <w:lang w:val="sw_KE" w:bidi="sw_KE"/>
+        </w:rPr>
+      </w:r>
+      <w:r>
+        <w:rPr>
+          <w:lang w:val="sw_KE" w:bidi="sw_KE"/>
+        </w:rPr>
+        <w:t>Yeremia 2:7–8</w:t>
+      </w:r>
+    </w:p>
+    <w:p>
+      <w:pPr>
+        <w:pStyle w:val="ListBullet"/>
+        <w:spacing w:line="240" w:lineRule="auto"/>
+        <w:ind w:left="720"/>
+      </w:pPr>
+      <w:r>
+        <w:rPr>
+          <w:lang w:val="sw_KE" w:bidi="sw_KE"/>
+        </w:rPr>
+      </w:r>
+      <w:r>
+        <w:rPr>
+          <w:lang w:val="sw_KE" w:bidi="sw_KE"/>
+        </w:rPr>
+        <w:t>Waamuzi 2:11</w:t>
+      </w:r>
+    </w:p>
+    <w:p>
+      <w:pPr>
+        <w:pStyle w:val="ListBullet"/>
+        <w:spacing w:line="240" w:lineRule="auto"/>
+        <w:ind w:left="720"/>
+      </w:pPr>
+      <w:r>
+        <w:rPr>
+          <w:lang w:val="sw_KE" w:bidi="sw_KE"/>
+        </w:rPr>
+      </w:r>
+      <w:r>
+        <w:rPr>
+          <w:lang w:val="sw_KE" w:bidi="sw_KE"/>
+        </w:rPr>
+        <w:t>Hesabu 22:41</w:t>
+      </w:r>
     </w:p>
     <w:p>
       <w:pPr>
@@ -994,66 +964,48 @@
           <w:lang w:val="sw_KE" w:bidi="sw_KE"/>
         </w:rPr>
       </w:r>
-      <w:hyperlink r:id="rId18">
-        <w:r>
-          <w:rPr>
-            <w:lang w:val="sw_KE" w:bidi="sw_KE"/>
-          </w:rPr>
-          <w:rPr>
-            <w:color w:val="0000EE"/>
-            <w:u w:val="single"/>
-          </w:rPr>
-          <w:t>Hesabu 23:28–30</w:t>
-        </w:r>
-      </w:hyperlink>
-    </w:p>
-    <w:p>
-      <w:pPr>
-        <w:pStyle w:val="ListBullet"/>
-        <w:spacing w:line="240" w:lineRule="auto"/>
-        <w:ind w:left="720"/>
-      </w:pPr>
-      <w:r>
-        <w:rPr>
-          <w:lang w:val="sw_KE" w:bidi="sw_KE"/>
-        </w:rPr>
-      </w:r>
-      <w:hyperlink r:id="rId19">
-        <w:r>
-          <w:rPr>
-            <w:lang w:val="sw_KE" w:bidi="sw_KE"/>
-          </w:rPr>
-          <w:rPr>
-            <w:color w:val="0000EE"/>
-            <w:u w:val="single"/>
-          </w:rPr>
-          <w:t>Hesabu 31:16–17</w:t>
-        </w:r>
-      </w:hyperlink>
-    </w:p>
-    <w:p>
-      <w:pPr>
-        <w:pStyle w:val="ListBullet"/>
-        <w:spacing w:line="240" w:lineRule="auto"/>
-        <w:ind w:left="720"/>
-      </w:pPr>
-      <w:r>
-        <w:rPr>
-          <w:lang w:val="sw_KE" w:bidi="sw_KE"/>
-        </w:rPr>
-      </w:r>
-      <w:hyperlink r:id="rId20">
-        <w:r>
-          <w:rPr>
-            <w:lang w:val="sw_KE" w:bidi="sw_KE"/>
-          </w:rPr>
-          <w:rPr>
-            <w:color w:val="0000EE"/>
-            <w:u w:val="single"/>
-          </w:rPr>
-          <w:t>Zaburi 106:28–29</w:t>
-        </w:r>
-      </w:hyperlink>
+      <w:r>
+        <w:rPr>
+          <w:lang w:val="sw_KE" w:bidi="sw_KE"/>
+        </w:rPr>
+        <w:t>Hesabu 23:28–30</w:t>
+      </w:r>
+    </w:p>
+    <w:p>
+      <w:pPr>
+        <w:pStyle w:val="ListBullet"/>
+        <w:spacing w:line="240" w:lineRule="auto"/>
+        <w:ind w:left="720"/>
+      </w:pPr>
+      <w:r>
+        <w:rPr>
+          <w:lang w:val="sw_KE" w:bidi="sw_KE"/>
+        </w:rPr>
+      </w:r>
+      <w:r>
+        <w:rPr>
+          <w:lang w:val="sw_KE" w:bidi="sw_KE"/>
+        </w:rPr>
+        <w:t>Hesabu 31:16–17</w:t>
+      </w:r>
+    </w:p>
+    <w:p>
+      <w:pPr>
+        <w:pStyle w:val="ListBullet"/>
+        <w:spacing w:line="240" w:lineRule="auto"/>
+        <w:ind w:left="720"/>
+      </w:pPr>
+      <w:r>
+        <w:rPr>
+          <w:lang w:val="sw_KE" w:bidi="sw_KE"/>
+        </w:rPr>
+      </w:r>
+      <w:r>
+        <w:rPr>
+          <w:lang w:val="sw_KE" w:bidi="sw_KE"/>
+        </w:rPr>
+        <w:t>Zaburi 106:28–29</w:t>
+      </w:r>
     </w:p>
     <w:p>
       <w:pPr>
@@ -1289,66 +1241,48 @@
           <w:lang w:val="sw_KE" w:bidi="sw_KE"/>
         </w:rPr>
       </w:r>
-      <w:hyperlink r:id="rId21">
-        <w:r>
-          <w:rPr>
-            <w:lang w:val="sw_KE" w:bidi="sw_KE"/>
-          </w:rPr>
-          <w:rPr>
-            <w:color w:val="0000EE"/>
-            <w:u w:val="single"/>
-          </w:rPr>
-          <w:t>1 Wafalme 15:17</w:t>
-        </w:r>
-      </w:hyperlink>
-    </w:p>
-    <w:p>
-      <w:pPr>
-        <w:pStyle w:val="ListBullet"/>
-        <w:spacing w:line="240" w:lineRule="auto"/>
-        <w:ind w:left="720"/>
-      </w:pPr>
-      <w:r>
-        <w:rPr>
-          <w:lang w:val="sw_KE" w:bidi="sw_KE"/>
-        </w:rPr>
-      </w:r>
-      <w:hyperlink r:id="rId22">
-        <w:r>
-          <w:rPr>
-            <w:lang w:val="sw_KE" w:bidi="sw_KE"/>
-          </w:rPr>
-          <w:rPr>
-            <w:color w:val="0000EE"/>
-            <w:u w:val="single"/>
-          </w:rPr>
-          <w:t>2 Wafalme 9:9</w:t>
-        </w:r>
-      </w:hyperlink>
-    </w:p>
-    <w:p>
-      <w:pPr>
-        <w:pStyle w:val="ListBullet"/>
-        <w:spacing w:line="240" w:lineRule="auto"/>
-        <w:ind w:left="720"/>
-      </w:pPr>
-      <w:r>
-        <w:rPr>
-          <w:lang w:val="sw_KE" w:bidi="sw_KE"/>
-        </w:rPr>
-      </w:r>
-      <w:hyperlink r:id="rId23">
-        <w:r>
-          <w:rPr>
-            <w:lang w:val="sw_KE" w:bidi="sw_KE"/>
-          </w:rPr>
-          <w:rPr>
-            <w:color w:val="0000EE"/>
-            <w:u w:val="single"/>
-          </w:rPr>
-          <w:t>Yeremia 41:9</w:t>
-        </w:r>
-      </w:hyperlink>
+      <w:r>
+        <w:rPr>
+          <w:lang w:val="sw_KE" w:bidi="sw_KE"/>
+        </w:rPr>
+        <w:t>1 Wafalme 15:17</w:t>
+      </w:r>
+    </w:p>
+    <w:p>
+      <w:pPr>
+        <w:pStyle w:val="ListBullet"/>
+        <w:spacing w:line="240" w:lineRule="auto"/>
+        <w:ind w:left="720"/>
+      </w:pPr>
+      <w:r>
+        <w:rPr>
+          <w:lang w:val="sw_KE" w:bidi="sw_KE"/>
+        </w:rPr>
+      </w:r>
+      <w:r>
+        <w:rPr>
+          <w:lang w:val="sw_KE" w:bidi="sw_KE"/>
+        </w:rPr>
+        <w:t>2 Wafalme 9:9</w:t>
+      </w:r>
+    </w:p>
+    <w:p>
+      <w:pPr>
+        <w:pStyle w:val="ListBullet"/>
+        <w:spacing w:line="240" w:lineRule="auto"/>
+        <w:ind w:left="720"/>
+      </w:pPr>
+      <w:r>
+        <w:rPr>
+          <w:lang w:val="sw_KE" w:bidi="sw_KE"/>
+        </w:rPr>
+      </w:r>
+      <w:r>
+        <w:rPr>
+          <w:lang w:val="sw_KE" w:bidi="sw_KE"/>
+        </w:rPr>
+        <w:t>Yeremia 41:9</w:t>
+      </w:r>
     </w:p>
     <w:p>
       <w:pPr>
@@ -1596,42 +1530,30 @@
           <w:lang w:val="sw_KE" w:bidi="sw_KE"/>
         </w:rPr>
       </w:r>
-      <w:hyperlink r:id="rId24">
-        <w:r>
-          <w:rPr>
-            <w:lang w:val="sw_KE" w:bidi="sw_KE"/>
-          </w:rPr>
-          <w:rPr>
-            <w:color w:val="0000EE"/>
-            <w:u w:val="single"/>
-          </w:rPr>
-          <w:t>Mwanzo 10:8–10</w:t>
-        </w:r>
-      </w:hyperlink>
-    </w:p>
-    <w:p>
-      <w:pPr>
-        <w:pStyle w:val="ListBullet"/>
-        <w:spacing w:line="240" w:lineRule="auto"/>
-        <w:ind w:left="720"/>
-      </w:pPr>
-      <w:r>
-        <w:rPr>
-          <w:lang w:val="sw_KE" w:bidi="sw_KE"/>
-        </w:rPr>
-      </w:r>
-      <w:hyperlink r:id="rId25">
-        <w:r>
-          <w:rPr>
-            <w:lang w:val="sw_KE" w:bidi="sw_KE"/>
-          </w:rPr>
-          <w:rPr>
-            <w:color w:val="0000EE"/>
-            <w:u w:val="single"/>
-          </w:rPr>
-          <w:t>Mwanzo 11:9</w:t>
-        </w:r>
-      </w:hyperlink>
+      <w:r>
+        <w:rPr>
+          <w:lang w:val="sw_KE" w:bidi="sw_KE"/>
+        </w:rPr>
+        <w:t>Mwanzo 10:8–10</w:t>
+      </w:r>
+    </w:p>
+    <w:p>
+      <w:pPr>
+        <w:pStyle w:val="ListBullet"/>
+        <w:spacing w:line="240" w:lineRule="auto"/>
+        <w:ind w:left="720"/>
+      </w:pPr>
+      <w:r>
+        <w:rPr>
+          <w:lang w:val="sw_KE" w:bidi="sw_KE"/>
+        </w:rPr>
+      </w:r>
+      <w:r>
+        <w:rPr>
+          <w:lang w:val="sw_KE" w:bidi="sw_KE"/>
+        </w:rPr>
+        <w:t>Mwanzo 11:9</w:t>
+      </w:r>
     </w:p>
     <w:p>
       <w:pPr>
@@ -1877,162 +1799,120 @@
           <w:lang w:val="sw_KE" w:bidi="sw_KE"/>
         </w:rPr>
       </w:r>
-      <w:hyperlink r:id="rId26">
-        <w:r>
-          <w:rPr>
-            <w:lang w:val="sw_KE" w:bidi="sw_KE"/>
-          </w:rPr>
-          <w:rPr>
-            <w:color w:val="0000EE"/>
-            <w:u w:val="single"/>
-          </w:rPr>
-          <w:t>1 Mambo ya Nyakati 9:1</w:t>
-        </w:r>
-      </w:hyperlink>
-    </w:p>
-    <w:p>
-      <w:pPr>
-        <w:pStyle w:val="ListBullet"/>
-        <w:spacing w:line="240" w:lineRule="auto"/>
-        <w:ind w:left="720"/>
-      </w:pPr>
-      <w:r>
-        <w:rPr>
-          <w:lang w:val="sw_KE" w:bidi="sw_KE"/>
-        </w:rPr>
-      </w:r>
-      <w:hyperlink r:id="rId27">
-        <w:r>
-          <w:rPr>
-            <w:lang w:val="sw_KE" w:bidi="sw_KE"/>
-          </w:rPr>
-          <w:rPr>
-            <w:color w:val="0000EE"/>
-            <w:u w:val="single"/>
-          </w:rPr>
-          <w:t>2 Wafalme 17:24–26</w:t>
-        </w:r>
-      </w:hyperlink>
-    </w:p>
-    <w:p>
-      <w:pPr>
-        <w:pStyle w:val="ListBullet"/>
-        <w:spacing w:line="240" w:lineRule="auto"/>
-        <w:ind w:left="720"/>
-      </w:pPr>
-      <w:r>
-        <w:rPr>
-          <w:lang w:val="sw_KE" w:bidi="sw_KE"/>
-        </w:rPr>
-      </w:r>
-      <w:hyperlink r:id="rId28">
-        <w:r>
-          <w:rPr>
-            <w:lang w:val="sw_KE" w:bidi="sw_KE"/>
-          </w:rPr>
-          <w:rPr>
-            <w:color w:val="0000EE"/>
-            <w:u w:val="single"/>
-          </w:rPr>
-          <w:t>Matendo 7:43</w:t>
-        </w:r>
-      </w:hyperlink>
-    </w:p>
-    <w:p>
-      <w:pPr>
-        <w:pStyle w:val="ListBullet"/>
-        <w:spacing w:line="240" w:lineRule="auto"/>
-        <w:ind w:left="720"/>
-      </w:pPr>
-      <w:r>
-        <w:rPr>
-          <w:lang w:val="sw_KE" w:bidi="sw_KE"/>
-        </w:rPr>
-      </w:r>
-      <w:hyperlink r:id="rId29">
-        <w:r>
-          <w:rPr>
-            <w:lang w:val="sw_KE" w:bidi="sw_KE"/>
-          </w:rPr>
-          <w:rPr>
-            <w:color w:val="0000EE"/>
-            <w:u w:val="single"/>
-          </w:rPr>
-          <w:t>Danieli 1:2</w:t>
-        </w:r>
-      </w:hyperlink>
-    </w:p>
-    <w:p>
-      <w:pPr>
-        <w:pStyle w:val="ListBullet"/>
-        <w:spacing w:line="240" w:lineRule="auto"/>
-        <w:ind w:left="720"/>
-      </w:pPr>
-      <w:r>
-        <w:rPr>
-          <w:lang w:val="sw_KE" w:bidi="sw_KE"/>
-        </w:rPr>
-      </w:r>
-      <w:hyperlink r:id="rId30">
-        <w:r>
-          <w:rPr>
-            <w:lang w:val="sw_KE" w:bidi="sw_KE"/>
-          </w:rPr>
-          <w:rPr>
-            <w:color w:val="0000EE"/>
-            <w:u w:val="single"/>
-          </w:rPr>
-          <w:t>Ezekieli 12:13</w:t>
-        </w:r>
-      </w:hyperlink>
-    </w:p>
-    <w:p>
-      <w:pPr>
-        <w:pStyle w:val="ListBullet"/>
-        <w:spacing w:line="240" w:lineRule="auto"/>
-        <w:ind w:left="720"/>
-      </w:pPr>
-      <w:r>
-        <w:rPr>
-          <w:lang w:val="sw_KE" w:bidi="sw_KE"/>
-        </w:rPr>
-      </w:r>
-      <w:hyperlink r:id="rId31">
-        <w:r>
-          <w:rPr>
-            <w:lang w:val="sw_KE" w:bidi="sw_KE"/>
-          </w:rPr>
-          <w:rPr>
-            <w:color w:val="0000EE"/>
-            <w:u w:val="single"/>
-          </w:rPr>
-          <w:t>Mathayo 1:11</w:t>
-        </w:r>
-      </w:hyperlink>
-    </w:p>
-    <w:p>
-      <w:pPr>
-        <w:pStyle w:val="ListBullet"/>
-        <w:spacing w:line="240" w:lineRule="auto"/>
-        <w:ind w:left="720"/>
-      </w:pPr>
-      <w:r>
-        <w:rPr>
-          <w:lang w:val="sw_KE" w:bidi="sw_KE"/>
-        </w:rPr>
-      </w:r>
-      <w:hyperlink r:id="rId32">
-        <w:r>
-          <w:rPr>
-            <w:lang w:val="sw_KE" w:bidi="sw_KE"/>
-          </w:rPr>
-          <w:rPr>
-            <w:color w:val="0000EE"/>
-            <w:u w:val="single"/>
-          </w:rPr>
-          <w:t>Mathayo 1:17</w:t>
-        </w:r>
-      </w:hyperlink>
+      <w:r>
+        <w:rPr>
+          <w:lang w:val="sw_KE" w:bidi="sw_KE"/>
+        </w:rPr>
+        <w:t>1 Mambo ya Nyakati 9:1</w:t>
+      </w:r>
+    </w:p>
+    <w:p>
+      <w:pPr>
+        <w:pStyle w:val="ListBullet"/>
+        <w:spacing w:line="240" w:lineRule="auto"/>
+        <w:ind w:left="720"/>
+      </w:pPr>
+      <w:r>
+        <w:rPr>
+          <w:lang w:val="sw_KE" w:bidi="sw_KE"/>
+        </w:rPr>
+      </w:r>
+      <w:r>
+        <w:rPr>
+          <w:lang w:val="sw_KE" w:bidi="sw_KE"/>
+        </w:rPr>
+        <w:t>2 Wafalme 17:24–26</w:t>
+      </w:r>
+    </w:p>
+    <w:p>
+      <w:pPr>
+        <w:pStyle w:val="ListBullet"/>
+        <w:spacing w:line="240" w:lineRule="auto"/>
+        <w:ind w:left="720"/>
+      </w:pPr>
+      <w:r>
+        <w:rPr>
+          <w:lang w:val="sw_KE" w:bidi="sw_KE"/>
+        </w:rPr>
+      </w:r>
+      <w:r>
+        <w:rPr>
+          <w:lang w:val="sw_KE" w:bidi="sw_KE"/>
+        </w:rPr>
+        <w:t>Matendo 7:43</w:t>
+      </w:r>
+    </w:p>
+    <w:p>
+      <w:pPr>
+        <w:pStyle w:val="ListBullet"/>
+        <w:spacing w:line="240" w:lineRule="auto"/>
+        <w:ind w:left="720"/>
+      </w:pPr>
+      <w:r>
+        <w:rPr>
+          <w:lang w:val="sw_KE" w:bidi="sw_KE"/>
+        </w:rPr>
+      </w:r>
+      <w:r>
+        <w:rPr>
+          <w:lang w:val="sw_KE" w:bidi="sw_KE"/>
+        </w:rPr>
+        <w:t>Danieli 1:2</w:t>
+      </w:r>
+    </w:p>
+    <w:p>
+      <w:pPr>
+        <w:pStyle w:val="ListBullet"/>
+        <w:spacing w:line="240" w:lineRule="auto"/>
+        <w:ind w:left="720"/>
+      </w:pPr>
+      <w:r>
+        <w:rPr>
+          <w:lang w:val="sw_KE" w:bidi="sw_KE"/>
+        </w:rPr>
+      </w:r>
+      <w:r>
+        <w:rPr>
+          <w:lang w:val="sw_KE" w:bidi="sw_KE"/>
+        </w:rPr>
+        <w:t>Ezekieli 12:13</w:t>
+      </w:r>
+    </w:p>
+    <w:p>
+      <w:pPr>
+        <w:pStyle w:val="ListBullet"/>
+        <w:spacing w:line="240" w:lineRule="auto"/>
+        <w:ind w:left="720"/>
+      </w:pPr>
+      <w:r>
+        <w:rPr>
+          <w:lang w:val="sw_KE" w:bidi="sw_KE"/>
+        </w:rPr>
+      </w:r>
+      <w:r>
+        <w:rPr>
+          <w:lang w:val="sw_KE" w:bidi="sw_KE"/>
+        </w:rPr>
+        <w:t>Mathayo 1:11</w:t>
+      </w:r>
+    </w:p>
+    <w:p>
+      <w:pPr>
+        <w:pStyle w:val="ListBullet"/>
+        <w:spacing w:line="240" w:lineRule="auto"/>
+        <w:ind w:left="720"/>
+      </w:pPr>
+      <w:r>
+        <w:rPr>
+          <w:lang w:val="sw_KE" w:bidi="sw_KE"/>
+        </w:rPr>
+      </w:r>
+      <w:r>
+        <w:rPr>
+          <w:lang w:val="sw_KE" w:bidi="sw_KE"/>
+        </w:rPr>
+        <w:t>Mathayo 1:17</w:t>
+      </w:r>
     </w:p>
     <w:p>
       <w:pPr>
@@ -2528,186 +2408,138 @@
           <w:lang w:val="sw_KE" w:bidi="sw_KE"/>
         </w:rPr>
       </w:r>
-      <w:hyperlink r:id="rId33">
-        <w:r>
-          <w:rPr>
-            <w:lang w:val="sw_KE" w:bidi="sw_KE"/>
-          </w:rPr>
-          <w:rPr>
-            <w:color w:val="0000EE"/>
-            <w:u w:val="single"/>
-          </w:rPr>
-          <w:t>Yohana 6:1–3</w:t>
-        </w:r>
-      </w:hyperlink>
-    </w:p>
-    <w:p>
-      <w:pPr>
-        <w:pStyle w:val="ListBullet"/>
-        <w:spacing w:line="240" w:lineRule="auto"/>
-        <w:ind w:left="720"/>
-      </w:pPr>
-      <w:r>
-        <w:rPr>
-          <w:lang w:val="sw_KE" w:bidi="sw_KE"/>
-        </w:rPr>
-      </w:r>
-      <w:hyperlink r:id="rId34">
-        <w:r>
-          <w:rPr>
-            <w:lang w:val="sw_KE" w:bidi="sw_KE"/>
-          </w:rPr>
-          <w:rPr>
-            <w:color w:val="0000EE"/>
-            <w:u w:val="single"/>
-          </w:rPr>
-          <w:t>Luka 5:1</w:t>
-        </w:r>
-      </w:hyperlink>
-    </w:p>
-    <w:p>
-      <w:pPr>
-        <w:pStyle w:val="ListBullet"/>
-        <w:spacing w:line="240" w:lineRule="auto"/>
-        <w:ind w:left="720"/>
-      </w:pPr>
-      <w:r>
-        <w:rPr>
-          <w:lang w:val="sw_KE" w:bidi="sw_KE"/>
-        </w:rPr>
-      </w:r>
-      <w:hyperlink r:id="rId35">
-        <w:r>
-          <w:rPr>
-            <w:lang w:val="sw_KE" w:bidi="sw_KE"/>
-          </w:rPr>
-          <w:rPr>
-            <w:color w:val="0000EE"/>
-            <w:u w:val="single"/>
-          </w:rPr>
-          <w:t>Marko 1:16–18</w:t>
-        </w:r>
-      </w:hyperlink>
-    </w:p>
-    <w:p>
-      <w:pPr>
-        <w:pStyle w:val="ListBullet"/>
-        <w:spacing w:line="240" w:lineRule="auto"/>
-        <w:ind w:left="720"/>
-      </w:pPr>
-      <w:r>
-        <w:rPr>
-          <w:lang w:val="sw_KE" w:bidi="sw_KE"/>
-        </w:rPr>
-      </w:r>
-      <w:hyperlink r:id="rId36">
-        <w:r>
-          <w:rPr>
-            <w:lang w:val="sw_KE" w:bidi="sw_KE"/>
-          </w:rPr>
-          <w:rPr>
-            <w:color w:val="0000EE"/>
-            <w:u w:val="single"/>
-          </w:rPr>
-          <w:t>Mathayo 4:12–13</w:t>
-        </w:r>
-      </w:hyperlink>
-    </w:p>
-    <w:p>
-      <w:pPr>
-        <w:pStyle w:val="ListBullet"/>
-        <w:spacing w:line="240" w:lineRule="auto"/>
-        <w:ind w:left="720"/>
-      </w:pPr>
-      <w:r>
-        <w:rPr>
-          <w:lang w:val="sw_KE" w:bidi="sw_KE"/>
-        </w:rPr>
-      </w:r>
-      <w:hyperlink r:id="rId37">
-        <w:r>
-          <w:rPr>
-            <w:lang w:val="sw_KE" w:bidi="sw_KE"/>
-          </w:rPr>
-          <w:rPr>
-            <w:color w:val="0000EE"/>
-            <w:u w:val="single"/>
-          </w:rPr>
-          <w:t>Mathayo 4:18–20</w:t>
-        </w:r>
-      </w:hyperlink>
-    </w:p>
-    <w:p>
-      <w:pPr>
-        <w:pStyle w:val="ListBullet"/>
-        <w:spacing w:line="240" w:lineRule="auto"/>
-        <w:ind w:left="720"/>
-      </w:pPr>
-      <w:r>
-        <w:rPr>
-          <w:lang w:val="sw_KE" w:bidi="sw_KE"/>
-        </w:rPr>
-      </w:r>
-      <w:hyperlink r:id="rId38">
-        <w:r>
-          <w:rPr>
-            <w:lang w:val="sw_KE" w:bidi="sw_KE"/>
-          </w:rPr>
-          <w:rPr>
-            <w:color w:val="0000EE"/>
-            <w:u w:val="single"/>
-          </w:rPr>
-          <w:t>Mathayo 8:18–20</w:t>
-        </w:r>
-      </w:hyperlink>
-    </w:p>
-    <w:p>
-      <w:pPr>
-        <w:pStyle w:val="ListBullet"/>
-        <w:spacing w:line="240" w:lineRule="auto"/>
-        <w:ind w:left="720"/>
-      </w:pPr>
-      <w:r>
-        <w:rPr>
-          <w:lang w:val="sw_KE" w:bidi="sw_KE"/>
-        </w:rPr>
-      </w:r>
-      <w:hyperlink r:id="rId39">
-        <w:r>
-          <w:rPr>
-            <w:lang w:val="sw_KE" w:bidi="sw_KE"/>
-          </w:rPr>
-          <w:rPr>
-            <w:color w:val="0000EE"/>
-            <w:u w:val="single"/>
-          </w:rPr>
-          <w:t>Mathayo 13:1–2</w:t>
-        </w:r>
-      </w:hyperlink>
-    </w:p>
-    <w:p>
-      <w:pPr>
-        <w:pStyle w:val="ListBullet"/>
-        <w:spacing w:line="240" w:lineRule="auto"/>
-        <w:ind w:left="720"/>
-      </w:pPr>
-      <w:r>
-        <w:rPr>
-          <w:lang w:val="sw_KE" w:bidi="sw_KE"/>
-        </w:rPr>
-      </w:r>
-      <w:hyperlink r:id="rId40">
-        <w:r>
-          <w:rPr>
-            <w:lang w:val="sw_KE" w:bidi="sw_KE"/>
-          </w:rPr>
-          <w:rPr>
-            <w:color w:val="0000EE"/>
-            <w:u w:val="single"/>
-          </w:rPr>
-          <w:t>Mathayo 15:29–31</w:t>
-        </w:r>
-      </w:hyperlink>
+      <w:r>
+        <w:rPr>
+          <w:lang w:val="sw_KE" w:bidi="sw_KE"/>
+        </w:rPr>
+        <w:t>Yohana 6:1–3</w:t>
+      </w:r>
+    </w:p>
+    <w:p>
+      <w:pPr>
+        <w:pStyle w:val="ListBullet"/>
+        <w:spacing w:line="240" w:lineRule="auto"/>
+        <w:ind w:left="720"/>
+      </w:pPr>
+      <w:r>
+        <w:rPr>
+          <w:lang w:val="sw_KE" w:bidi="sw_KE"/>
+        </w:rPr>
+      </w:r>
+      <w:r>
+        <w:rPr>
+          <w:lang w:val="sw_KE" w:bidi="sw_KE"/>
+        </w:rPr>
+        <w:t>Luka 5:1</w:t>
+      </w:r>
+    </w:p>
+    <w:p>
+      <w:pPr>
+        <w:pStyle w:val="ListBullet"/>
+        <w:spacing w:line="240" w:lineRule="auto"/>
+        <w:ind w:left="720"/>
+      </w:pPr>
+      <w:r>
+        <w:rPr>
+          <w:lang w:val="sw_KE" w:bidi="sw_KE"/>
+        </w:rPr>
+      </w:r>
+      <w:r>
+        <w:rPr>
+          <w:lang w:val="sw_KE" w:bidi="sw_KE"/>
+        </w:rPr>
+        <w:t>Marko 1:16–18</w:t>
+      </w:r>
+    </w:p>
+    <w:p>
+      <w:pPr>
+        <w:pStyle w:val="ListBullet"/>
+        <w:spacing w:line="240" w:lineRule="auto"/>
+        <w:ind w:left="720"/>
+      </w:pPr>
+      <w:r>
+        <w:rPr>
+          <w:lang w:val="sw_KE" w:bidi="sw_KE"/>
+        </w:rPr>
+      </w:r>
+      <w:r>
+        <w:rPr>
+          <w:lang w:val="sw_KE" w:bidi="sw_KE"/>
+        </w:rPr>
+        <w:t>Mathayo 4:12–13</w:t>
+      </w:r>
+    </w:p>
+    <w:p>
+      <w:pPr>
+        <w:pStyle w:val="ListBullet"/>
+        <w:spacing w:line="240" w:lineRule="auto"/>
+        <w:ind w:left="720"/>
+      </w:pPr>
+      <w:r>
+        <w:rPr>
+          <w:lang w:val="sw_KE" w:bidi="sw_KE"/>
+        </w:rPr>
+      </w:r>
+      <w:r>
+        <w:rPr>
+          <w:lang w:val="sw_KE" w:bidi="sw_KE"/>
+        </w:rPr>
+        <w:t>Mathayo 4:18–20</w:t>
+      </w:r>
+    </w:p>
+    <w:p>
+      <w:pPr>
+        <w:pStyle w:val="ListBullet"/>
+        <w:spacing w:line="240" w:lineRule="auto"/>
+        <w:ind w:left="720"/>
+      </w:pPr>
+      <w:r>
+        <w:rPr>
+          <w:lang w:val="sw_KE" w:bidi="sw_KE"/>
+        </w:rPr>
+      </w:r>
+      <w:r>
+        <w:rPr>
+          <w:lang w:val="sw_KE" w:bidi="sw_KE"/>
+        </w:rPr>
+        <w:t>Mathayo 8:18–20</w:t>
+      </w:r>
+    </w:p>
+    <w:p>
+      <w:pPr>
+        <w:pStyle w:val="ListBullet"/>
+        <w:spacing w:line="240" w:lineRule="auto"/>
+        <w:ind w:left="720"/>
+      </w:pPr>
+      <w:r>
+        <w:rPr>
+          <w:lang w:val="sw_KE" w:bidi="sw_KE"/>
+        </w:rPr>
+      </w:r>
+      <w:r>
+        <w:rPr>
+          <w:lang w:val="sw_KE" w:bidi="sw_KE"/>
+        </w:rPr>
+        <w:t>Mathayo 13:1–2</w:t>
+      </w:r>
+    </w:p>
+    <w:p>
+      <w:pPr>
+        <w:pStyle w:val="ListBullet"/>
+        <w:spacing w:line="240" w:lineRule="auto"/>
+        <w:ind w:left="720"/>
+      </w:pPr>
+      <w:r>
+        <w:rPr>
+          <w:lang w:val="sw_KE" w:bidi="sw_KE"/>
+        </w:rPr>
+      </w:r>
+      <w:r>
+        <w:rPr>
+          <w:lang w:val="sw_KE" w:bidi="sw_KE"/>
+        </w:rPr>
+        <w:t>Mathayo 15:29–31</w:t>
+      </w:r>
     </w:p>
     <w:p>
       <w:pPr>
@@ -2948,90 +2780,66 @@
           <w:lang w:val="sw_KE" w:bidi="sw_KE"/>
         </w:rPr>
       </w:r>
-      <w:hyperlink r:id="rId41">
-        <w:r>
-          <w:rPr>
-            <w:lang w:val="sw_KE" w:bidi="sw_KE"/>
-          </w:rPr>
-          <w:rPr>
-            <w:color w:val="0000EE"/>
-            <w:u w:val="single"/>
-          </w:rPr>
-          <w:t>Matendo 7:35–37</w:t>
-        </w:r>
-      </w:hyperlink>
-    </w:p>
-    <w:p>
-      <w:pPr>
-        <w:pStyle w:val="ListBullet"/>
-        <w:spacing w:line="240" w:lineRule="auto"/>
-        <w:ind w:left="720"/>
-      </w:pPr>
-      <w:r>
-        <w:rPr>
-          <w:lang w:val="sw_KE" w:bidi="sw_KE"/>
-        </w:rPr>
-      </w:r>
-      <w:hyperlink r:id="rId42">
-        <w:r>
-          <w:rPr>
-            <w:lang w:val="sw_KE" w:bidi="sw_KE"/>
-          </w:rPr>
-          <w:rPr>
-            <w:color w:val="0000EE"/>
-            <w:u w:val="single"/>
-          </w:rPr>
-          <w:t>Kutoka 13:17–18</w:t>
-        </w:r>
-      </w:hyperlink>
-    </w:p>
-    <w:p>
-      <w:pPr>
-        <w:pStyle w:val="ListBullet"/>
-        <w:spacing w:line="240" w:lineRule="auto"/>
-        <w:ind w:left="720"/>
-      </w:pPr>
-      <w:r>
-        <w:rPr>
-          <w:lang w:val="sw_KE" w:bidi="sw_KE"/>
-        </w:rPr>
-      </w:r>
-      <w:hyperlink r:id="rId43">
-        <w:r>
-          <w:rPr>
-            <w:lang w:val="sw_KE" w:bidi="sw_KE"/>
-          </w:rPr>
-          <w:rPr>
-            <w:color w:val="0000EE"/>
-            <w:u w:val="single"/>
-          </w:rPr>
-          <w:t>Yoshua 4:22–24</w:t>
-        </w:r>
-      </w:hyperlink>
-    </w:p>
-    <w:p>
-      <w:pPr>
-        <w:pStyle w:val="ListBullet"/>
-        <w:spacing w:line="240" w:lineRule="auto"/>
-        <w:ind w:left="720"/>
-      </w:pPr>
-      <w:r>
-        <w:rPr>
-          <w:lang w:val="sw_KE" w:bidi="sw_KE"/>
-        </w:rPr>
-      </w:r>
-      <w:hyperlink r:id="rId44">
-        <w:r>
-          <w:rPr>
-            <w:lang w:val="sw_KE" w:bidi="sw_KE"/>
-          </w:rPr>
-          <w:rPr>
-            <w:color w:val="0000EE"/>
-            <w:u w:val="single"/>
-          </w:rPr>
-          <w:t>Hesabu 14:23–25</w:t>
-        </w:r>
-      </w:hyperlink>
+      <w:r>
+        <w:rPr>
+          <w:lang w:val="sw_KE" w:bidi="sw_KE"/>
+        </w:rPr>
+        <w:t>Matendo 7:35–37</w:t>
+      </w:r>
+    </w:p>
+    <w:p>
+      <w:pPr>
+        <w:pStyle w:val="ListBullet"/>
+        <w:spacing w:line="240" w:lineRule="auto"/>
+        <w:ind w:left="720"/>
+      </w:pPr>
+      <w:r>
+        <w:rPr>
+          <w:lang w:val="sw_KE" w:bidi="sw_KE"/>
+        </w:rPr>
+      </w:r>
+      <w:r>
+        <w:rPr>
+          <w:lang w:val="sw_KE" w:bidi="sw_KE"/>
+        </w:rPr>
+        <w:t>Kutoka 13:17–18</w:t>
+      </w:r>
+    </w:p>
+    <w:p>
+      <w:pPr>
+        <w:pStyle w:val="ListBullet"/>
+        <w:spacing w:line="240" w:lineRule="auto"/>
+        <w:ind w:left="720"/>
+      </w:pPr>
+      <w:r>
+        <w:rPr>
+          <w:lang w:val="sw_KE" w:bidi="sw_KE"/>
+        </w:rPr>
+      </w:r>
+      <w:r>
+        <w:rPr>
+          <w:lang w:val="sw_KE" w:bidi="sw_KE"/>
+        </w:rPr>
+        <w:t>Yoshua 4:22–24</w:t>
+      </w:r>
+    </w:p>
+    <w:p>
+      <w:pPr>
+        <w:pStyle w:val="ListBullet"/>
+        <w:spacing w:line="240" w:lineRule="auto"/>
+        <w:ind w:left="720"/>
+      </w:pPr>
+      <w:r>
+        <w:rPr>
+          <w:lang w:val="sw_KE" w:bidi="sw_KE"/>
+        </w:rPr>
+      </w:r>
+      <w:r>
+        <w:rPr>
+          <w:lang w:val="sw_KE" w:bidi="sw_KE"/>
+        </w:rPr>
+        <w:t>Hesabu 14:23–25</w:t>
+      </w:r>
     </w:p>
     <w:p>
       <w:pPr>
@@ -3494,114 +3302,84 @@
           <w:lang w:val="sw_KE" w:bidi="sw_KE"/>
         </w:rPr>
       </w:r>
-      <w:hyperlink r:id="rId45">
-        <w:r>
-          <w:rPr>
-            <w:lang w:val="sw_KE" w:bidi="sw_KE"/>
-          </w:rPr>
-          <w:rPr>
-            <w:color w:val="0000EE"/>
-            <w:u w:val="single"/>
-          </w:rPr>
-          <w:t>2 Petro 2:16</w:t>
-        </w:r>
-      </w:hyperlink>
-    </w:p>
-    <w:p>
-      <w:pPr>
-        <w:pStyle w:val="ListBullet"/>
-        <w:spacing w:line="240" w:lineRule="auto"/>
-        <w:ind w:left="720"/>
-      </w:pPr>
-      <w:r>
-        <w:rPr>
-          <w:lang w:val="sw_KE" w:bidi="sw_KE"/>
-        </w:rPr>
-      </w:r>
-      <w:hyperlink r:id="rId46">
-        <w:r>
-          <w:rPr>
-            <w:lang w:val="sw_KE" w:bidi="sw_KE"/>
-          </w:rPr>
-          <w:rPr>
-            <w:color w:val="0000EE"/>
-            <w:u w:val="single"/>
-          </w:rPr>
-          <w:t>Kumbukumbu la Torati 23:3–4</w:t>
-        </w:r>
-      </w:hyperlink>
-    </w:p>
-    <w:p>
-      <w:pPr>
-        <w:pStyle w:val="ListBullet"/>
-        <w:spacing w:line="240" w:lineRule="auto"/>
-        <w:ind w:left="720"/>
-      </w:pPr>
-      <w:r>
-        <w:rPr>
-          <w:lang w:val="sw_KE" w:bidi="sw_KE"/>
-        </w:rPr>
-      </w:r>
-      <w:hyperlink r:id="rId47">
-        <w:r>
-          <w:rPr>
-            <w:lang w:val="sw_KE" w:bidi="sw_KE"/>
-          </w:rPr>
-          <w:rPr>
-            <w:color w:val="0000EE"/>
-            <w:u w:val="single"/>
-          </w:rPr>
-          <w:t>Yoshua 13:22–23</w:t>
-        </w:r>
-      </w:hyperlink>
-    </w:p>
-    <w:p>
-      <w:pPr>
-        <w:pStyle w:val="ListBullet"/>
-        <w:spacing w:line="240" w:lineRule="auto"/>
-        <w:ind w:left="720"/>
-      </w:pPr>
-      <w:r>
-        <w:rPr>
-          <w:lang w:val="sw_KE" w:bidi="sw_KE"/>
-        </w:rPr>
-      </w:r>
-      <w:hyperlink r:id="rId48">
-        <w:r>
-          <w:rPr>
-            <w:lang w:val="sw_KE" w:bidi="sw_KE"/>
-          </w:rPr>
-          <w:rPr>
-            <w:color w:val="0000EE"/>
-            <w:u w:val="single"/>
-          </w:rPr>
-          <w:t>Hesabu 22:5</w:t>
-        </w:r>
-      </w:hyperlink>
-    </w:p>
-    <w:p>
-      <w:pPr>
-        <w:pStyle w:val="ListBullet"/>
-        <w:spacing w:line="240" w:lineRule="auto"/>
-        <w:ind w:left="720"/>
-      </w:pPr>
-      <w:r>
-        <w:rPr>
-          <w:lang w:val="sw_KE" w:bidi="sw_KE"/>
-        </w:rPr>
-      </w:r>
-      <w:hyperlink r:id="rId49">
-        <w:r>
-          <w:rPr>
-            <w:lang w:val="sw_KE" w:bidi="sw_KE"/>
-          </w:rPr>
-          <w:rPr>
-            <w:color w:val="0000EE"/>
-            <w:u w:val="single"/>
-          </w:rPr>
-          <w:t>Ufunuo 2:14</w:t>
-        </w:r>
-      </w:hyperlink>
+      <w:r>
+        <w:rPr>
+          <w:lang w:val="sw_KE" w:bidi="sw_KE"/>
+        </w:rPr>
+        <w:t>2 Petro 2:16</w:t>
+      </w:r>
+    </w:p>
+    <w:p>
+      <w:pPr>
+        <w:pStyle w:val="ListBullet"/>
+        <w:spacing w:line="240" w:lineRule="auto"/>
+        <w:ind w:left="720"/>
+      </w:pPr>
+      <w:r>
+        <w:rPr>
+          <w:lang w:val="sw_KE" w:bidi="sw_KE"/>
+        </w:rPr>
+      </w:r>
+      <w:r>
+        <w:rPr>
+          <w:lang w:val="sw_KE" w:bidi="sw_KE"/>
+        </w:rPr>
+        <w:t>Kumbukumbu la Torati 23:3–4</w:t>
+      </w:r>
+    </w:p>
+    <w:p>
+      <w:pPr>
+        <w:pStyle w:val="ListBullet"/>
+        <w:spacing w:line="240" w:lineRule="auto"/>
+        <w:ind w:left="720"/>
+      </w:pPr>
+      <w:r>
+        <w:rPr>
+          <w:lang w:val="sw_KE" w:bidi="sw_KE"/>
+        </w:rPr>
+      </w:r>
+      <w:r>
+        <w:rPr>
+          <w:lang w:val="sw_KE" w:bidi="sw_KE"/>
+        </w:rPr>
+        <w:t>Yoshua 13:22–23</w:t>
+      </w:r>
+    </w:p>
+    <w:p>
+      <w:pPr>
+        <w:pStyle w:val="ListBullet"/>
+        <w:spacing w:line="240" w:lineRule="auto"/>
+        <w:ind w:left="720"/>
+      </w:pPr>
+      <w:r>
+        <w:rPr>
+          <w:lang w:val="sw_KE" w:bidi="sw_KE"/>
+        </w:rPr>
+      </w:r>
+      <w:r>
+        <w:rPr>
+          <w:lang w:val="sw_KE" w:bidi="sw_KE"/>
+        </w:rPr>
+        <w:t>Hesabu 22:5</w:t>
+      </w:r>
+    </w:p>
+    <w:p>
+      <w:pPr>
+        <w:pStyle w:val="ListBullet"/>
+        <w:spacing w:line="240" w:lineRule="auto"/>
+        <w:ind w:left="720"/>
+      </w:pPr>
+      <w:r>
+        <w:rPr>
+          <w:lang w:val="sw_KE" w:bidi="sw_KE"/>
+        </w:rPr>
+      </w:r>
+      <w:r>
+        <w:rPr>
+          <w:lang w:val="sw_KE" w:bidi="sw_KE"/>
+        </w:rPr>
+        <w:t>Ufunuo 2:14</w:t>
+      </w:r>
     </w:p>
     <w:p>
       <w:pPr>
@@ -3819,90 +3597,66 @@
           <w:lang w:val="sw_KE" w:bidi="sw_KE"/>
         </w:rPr>
       </w:r>
-      <w:hyperlink r:id="rId50">
-        <w:r>
-          <w:rPr>
-            <w:lang w:val="sw_KE" w:bidi="sw_KE"/>
-          </w:rPr>
-          <w:rPr>
-            <w:color w:val="0000EE"/>
-            <w:u w:val="single"/>
-          </w:rPr>
-          <w:t>Yohana 18:40</w:t>
-        </w:r>
-      </w:hyperlink>
-    </w:p>
-    <w:p>
-      <w:pPr>
-        <w:pStyle w:val="ListBullet"/>
-        <w:spacing w:line="240" w:lineRule="auto"/>
-        <w:ind w:left="720"/>
-      </w:pPr>
-      <w:r>
-        <w:rPr>
-          <w:lang w:val="sw_KE" w:bidi="sw_KE"/>
-        </w:rPr>
-      </w:r>
-      <w:hyperlink r:id="rId51">
-        <w:r>
-          <w:rPr>
-            <w:lang w:val="sw_KE" w:bidi="sw_KE"/>
-          </w:rPr>
-          <w:rPr>
-            <w:color w:val="0000EE"/>
-            <w:u w:val="single"/>
-          </w:rPr>
-          <w:t>Luka 23:19</w:t>
-        </w:r>
-      </w:hyperlink>
-    </w:p>
-    <w:p>
-      <w:pPr>
-        <w:pStyle w:val="ListBullet"/>
-        <w:spacing w:line="240" w:lineRule="auto"/>
-        <w:ind w:left="720"/>
-      </w:pPr>
-      <w:r>
-        <w:rPr>
-          <w:lang w:val="sw_KE" w:bidi="sw_KE"/>
-        </w:rPr>
-      </w:r>
-      <w:hyperlink r:id="rId52">
-        <w:r>
-          <w:rPr>
-            <w:lang w:val="sw_KE" w:bidi="sw_KE"/>
-          </w:rPr>
-          <w:rPr>
-            <w:color w:val="0000EE"/>
-            <w:u w:val="single"/>
-          </w:rPr>
-          <w:t>Marko 15:7</w:t>
-        </w:r>
-      </w:hyperlink>
-    </w:p>
-    <w:p>
-      <w:pPr>
-        <w:pStyle w:val="ListBullet"/>
-        <w:spacing w:line="240" w:lineRule="auto"/>
-        <w:ind w:left="720"/>
-      </w:pPr>
-      <w:r>
-        <w:rPr>
-          <w:lang w:val="sw_KE" w:bidi="sw_KE"/>
-        </w:rPr>
-      </w:r>
-      <w:hyperlink r:id="rId53">
-        <w:r>
-          <w:rPr>
-            <w:lang w:val="sw_KE" w:bidi="sw_KE"/>
-          </w:rPr>
-          <w:rPr>
-            <w:color w:val="0000EE"/>
-            <w:u w:val="single"/>
-          </w:rPr>
-          <w:t>Mathayo 27:15–16</w:t>
-        </w:r>
-      </w:hyperlink>
+      <w:r>
+        <w:rPr>
+          <w:lang w:val="sw_KE" w:bidi="sw_KE"/>
+        </w:rPr>
+        <w:t>Yohana 18:40</w:t>
+      </w:r>
+    </w:p>
+    <w:p>
+      <w:pPr>
+        <w:pStyle w:val="ListBullet"/>
+        <w:spacing w:line="240" w:lineRule="auto"/>
+        <w:ind w:left="720"/>
+      </w:pPr>
+      <w:r>
+        <w:rPr>
+          <w:lang w:val="sw_KE" w:bidi="sw_KE"/>
+        </w:rPr>
+      </w:r>
+      <w:r>
+        <w:rPr>
+          <w:lang w:val="sw_KE" w:bidi="sw_KE"/>
+        </w:rPr>
+        <w:t>Luka 23:19</w:t>
+      </w:r>
+    </w:p>
+    <w:p>
+      <w:pPr>
+        <w:pStyle w:val="ListBullet"/>
+        <w:spacing w:line="240" w:lineRule="auto"/>
+        <w:ind w:left="720"/>
+      </w:pPr>
+      <w:r>
+        <w:rPr>
+          <w:lang w:val="sw_KE" w:bidi="sw_KE"/>
+        </w:rPr>
+      </w:r>
+      <w:r>
+        <w:rPr>
+          <w:lang w:val="sw_KE" w:bidi="sw_KE"/>
+        </w:rPr>
+        <w:t>Marko 15:7</w:t>
+      </w:r>
+    </w:p>
+    <w:p>
+      <w:pPr>
+        <w:pStyle w:val="ListBullet"/>
+        <w:spacing w:line="240" w:lineRule="auto"/>
+        <w:ind w:left="720"/>
+      </w:pPr>
+      <w:r>
+        <w:rPr>
+          <w:lang w:val="sw_KE" w:bidi="sw_KE"/>
+        </w:rPr>
+      </w:r>
+      <w:r>
+        <w:rPr>
+          <w:lang w:val="sw_KE" w:bidi="sw_KE"/>
+        </w:rPr>
+        <w:t>Mathayo 27:15–16</w:t>
+      </w:r>
     </w:p>
     <w:p>
       <w:pPr>
@@ -4238,162 +3992,120 @@
           <w:lang w:val="sw_KE" w:bidi="sw_KE"/>
         </w:rPr>
       </w:r>
-      <w:hyperlink r:id="rId54">
-        <w:r>
-          <w:rPr>
-            <w:lang w:val="sw_KE" w:bidi="sw_KE"/>
-          </w:rPr>
-          <w:rPr>
-            <w:color w:val="0000EE"/>
-            <w:u w:val="single"/>
-          </w:rPr>
-          <w:t>Matendo 7:57–58</w:t>
-        </w:r>
-      </w:hyperlink>
-    </w:p>
-    <w:p>
-      <w:pPr>
-        <w:pStyle w:val="ListBullet"/>
-        <w:spacing w:line="240" w:lineRule="auto"/>
-        <w:ind w:left="720"/>
-      </w:pPr>
-      <w:r>
-        <w:rPr>
-          <w:lang w:val="sw_KE" w:bidi="sw_KE"/>
-        </w:rPr>
-      </w:r>
-      <w:hyperlink r:id="rId55">
-        <w:r>
-          <w:rPr>
-            <w:lang w:val="sw_KE" w:bidi="sw_KE"/>
-          </w:rPr>
-          <w:rPr>
-            <w:color w:val="0000EE"/>
-            <w:u w:val="single"/>
-          </w:rPr>
-          <w:t>Matendo 24:20</w:t>
-        </w:r>
-      </w:hyperlink>
-    </w:p>
-    <w:p>
-      <w:pPr>
-        <w:pStyle w:val="ListBullet"/>
-        <w:spacing w:line="240" w:lineRule="auto"/>
-        <w:ind w:left="720"/>
-      </w:pPr>
-      <w:r>
-        <w:rPr>
-          <w:lang w:val="sw_KE" w:bidi="sw_KE"/>
-        </w:rPr>
-      </w:r>
-      <w:hyperlink r:id="rId56">
-        <w:r>
-          <w:rPr>
-            <w:lang w:val="sw_KE" w:bidi="sw_KE"/>
-          </w:rPr>
-          <w:rPr>
-            <w:color w:val="0000EE"/>
-            <w:u w:val="single"/>
-          </w:rPr>
-          <w:t>Yohana 3:2</w:t>
-        </w:r>
-      </w:hyperlink>
-    </w:p>
-    <w:p>
-      <w:pPr>
-        <w:pStyle w:val="ListBullet"/>
-        <w:spacing w:line="240" w:lineRule="auto"/>
-        <w:ind w:left="720"/>
-      </w:pPr>
-      <w:r>
-        <w:rPr>
-          <w:lang w:val="sw_KE" w:bidi="sw_KE"/>
-        </w:rPr>
-      </w:r>
-      <w:hyperlink r:id="rId57">
-        <w:r>
-          <w:rPr>
-            <w:lang w:val="sw_KE" w:bidi="sw_KE"/>
-          </w:rPr>
-          <w:rPr>
-            <w:color w:val="0000EE"/>
-            <w:u w:val="single"/>
-          </w:rPr>
-          <w:t>Luka 22:68</w:t>
-        </w:r>
-      </w:hyperlink>
-    </w:p>
-    <w:p>
-      <w:pPr>
-        <w:pStyle w:val="ListBullet"/>
-        <w:spacing w:line="240" w:lineRule="auto"/>
-        <w:ind w:left="720"/>
-      </w:pPr>
-      <w:r>
-        <w:rPr>
-          <w:lang w:val="sw_KE" w:bidi="sw_KE"/>
-        </w:rPr>
-      </w:r>
-      <w:hyperlink r:id="rId58">
-        <w:r>
-          <w:rPr>
-            <w:lang w:val="sw_KE" w:bidi="sw_KE"/>
-          </w:rPr>
-          <w:rPr>
-            <w:color w:val="0000EE"/>
-            <w:u w:val="single"/>
-          </w:rPr>
-          <w:t>Marko 13:9</w:t>
-        </w:r>
-      </w:hyperlink>
-    </w:p>
-    <w:p>
-      <w:pPr>
-        <w:pStyle w:val="ListBullet"/>
-        <w:spacing w:line="240" w:lineRule="auto"/>
-        <w:ind w:left="720"/>
-      </w:pPr>
-      <w:r>
-        <w:rPr>
-          <w:lang w:val="sw_KE" w:bidi="sw_KE"/>
-        </w:rPr>
-      </w:r>
-      <w:hyperlink r:id="rId59">
-        <w:r>
-          <w:rPr>
-            <w:lang w:val="sw_KE" w:bidi="sw_KE"/>
-          </w:rPr>
-          <w:rPr>
-            <w:color w:val="0000EE"/>
-            <w:u w:val="single"/>
-          </w:rPr>
-          <w:t>Mathayo 5:22</w:t>
-        </w:r>
-      </w:hyperlink>
-    </w:p>
-    <w:p>
-      <w:pPr>
-        <w:pStyle w:val="ListBullet"/>
-        <w:spacing w:line="240" w:lineRule="auto"/>
-        <w:ind w:left="720"/>
-      </w:pPr>
-      <w:r>
-        <w:rPr>
-          <w:lang w:val="sw_KE" w:bidi="sw_KE"/>
-        </w:rPr>
-      </w:r>
-      <w:hyperlink r:id="rId60">
-        <w:r>
-          <w:rPr>
-            <w:lang w:val="sw_KE" w:bidi="sw_KE"/>
-          </w:rPr>
-          <w:rPr>
-            <w:color w:val="0000EE"/>
-            <w:u w:val="single"/>
-          </w:rPr>
-          <w:t>Matayo 26:59</w:t>
-        </w:r>
-      </w:hyperlink>
+      <w:r>
+        <w:rPr>
+          <w:lang w:val="sw_KE" w:bidi="sw_KE"/>
+        </w:rPr>
+        <w:t>Matendo 7:57–58</w:t>
+      </w:r>
+    </w:p>
+    <w:p>
+      <w:pPr>
+        <w:pStyle w:val="ListBullet"/>
+        <w:spacing w:line="240" w:lineRule="auto"/>
+        <w:ind w:left="720"/>
+      </w:pPr>
+      <w:r>
+        <w:rPr>
+          <w:lang w:val="sw_KE" w:bidi="sw_KE"/>
+        </w:rPr>
+      </w:r>
+      <w:r>
+        <w:rPr>
+          <w:lang w:val="sw_KE" w:bidi="sw_KE"/>
+        </w:rPr>
+        <w:t>Matendo 24:20</w:t>
+      </w:r>
+    </w:p>
+    <w:p>
+      <w:pPr>
+        <w:pStyle w:val="ListBullet"/>
+        <w:spacing w:line="240" w:lineRule="auto"/>
+        <w:ind w:left="720"/>
+      </w:pPr>
+      <w:r>
+        <w:rPr>
+          <w:lang w:val="sw_KE" w:bidi="sw_KE"/>
+        </w:rPr>
+      </w:r>
+      <w:r>
+        <w:rPr>
+          <w:lang w:val="sw_KE" w:bidi="sw_KE"/>
+        </w:rPr>
+        <w:t>Yohana 3:2</w:t>
+      </w:r>
+    </w:p>
+    <w:p>
+      <w:pPr>
+        <w:pStyle w:val="ListBullet"/>
+        <w:spacing w:line="240" w:lineRule="auto"/>
+        <w:ind w:left="720"/>
+      </w:pPr>
+      <w:r>
+        <w:rPr>
+          <w:lang w:val="sw_KE" w:bidi="sw_KE"/>
+        </w:rPr>
+      </w:r>
+      <w:r>
+        <w:rPr>
+          <w:lang w:val="sw_KE" w:bidi="sw_KE"/>
+        </w:rPr>
+        <w:t>Luka 22:68</w:t>
+      </w:r>
+    </w:p>
+    <w:p>
+      <w:pPr>
+        <w:pStyle w:val="ListBullet"/>
+        <w:spacing w:line="240" w:lineRule="auto"/>
+        <w:ind w:left="720"/>
+      </w:pPr>
+      <w:r>
+        <w:rPr>
+          <w:lang w:val="sw_KE" w:bidi="sw_KE"/>
+        </w:rPr>
+      </w:r>
+      <w:r>
+        <w:rPr>
+          <w:lang w:val="sw_KE" w:bidi="sw_KE"/>
+        </w:rPr>
+        <w:t>Marko 13:9</w:t>
+      </w:r>
+    </w:p>
+    <w:p>
+      <w:pPr>
+        <w:pStyle w:val="ListBullet"/>
+        <w:spacing w:line="240" w:lineRule="auto"/>
+        <w:ind w:left="720"/>
+      </w:pPr>
+      <w:r>
+        <w:rPr>
+          <w:lang w:val="sw_KE" w:bidi="sw_KE"/>
+        </w:rPr>
+      </w:r>
+      <w:r>
+        <w:rPr>
+          <w:lang w:val="sw_KE" w:bidi="sw_KE"/>
+        </w:rPr>
+        <w:t>Mathayo 5:22</w:t>
+      </w:r>
+    </w:p>
+    <w:p>
+      <w:pPr>
+        <w:pStyle w:val="ListBullet"/>
+        <w:spacing w:line="240" w:lineRule="auto"/>
+        <w:ind w:left="720"/>
+      </w:pPr>
+      <w:r>
+        <w:rPr>
+          <w:lang w:val="sw_KE" w:bidi="sw_KE"/>
+        </w:rPr>
+      </w:r>
+      <w:r>
+        <w:rPr>
+          <w:lang w:val="sw_KE" w:bidi="sw_KE"/>
+        </w:rPr>
+        <w:t>Matayo 26:59</w:t>
+      </w:r>
     </w:p>
     <w:p>
       <w:pPr>
@@ -4748,234 +4460,174 @@
           <w:lang w:val="sw_KE" w:bidi="sw_KE"/>
         </w:rPr>
       </w:r>
-      <w:hyperlink r:id="rId61">
-        <w:r>
-          <w:rPr>
-            <w:lang w:val="sw_KE" w:bidi="sw_KE"/>
-          </w:rPr>
-          <w:rPr>
-            <w:color w:val="0000EE"/>
-            <w:u w:val="single"/>
-          </w:rPr>
-          <w:t>1 Wakorintho 10:16</w:t>
-        </w:r>
-      </w:hyperlink>
-    </w:p>
-    <w:p>
-      <w:pPr>
-        <w:pStyle w:val="ListBullet"/>
-        <w:spacing w:line="240" w:lineRule="auto"/>
-        <w:ind w:left="720"/>
-      </w:pPr>
-      <w:r>
-        <w:rPr>
-          <w:lang w:val="sw_KE" w:bidi="sw_KE"/>
-        </w:rPr>
-      </w:r>
-      <w:hyperlink r:id="rId62">
-        <w:r>
-          <w:rPr>
-            <w:lang w:val="sw_KE" w:bidi="sw_KE"/>
-          </w:rPr>
-          <w:rPr>
-            <w:color w:val="0000EE"/>
-            <w:u w:val="single"/>
-          </w:rPr>
-          <w:t>Matendo 13:34</w:t>
-        </w:r>
-      </w:hyperlink>
-    </w:p>
-    <w:p>
-      <w:pPr>
-        <w:pStyle w:val="ListBullet"/>
-        <w:spacing w:line="240" w:lineRule="auto"/>
-        <w:ind w:left="720"/>
-      </w:pPr>
-      <w:r>
-        <w:rPr>
-          <w:lang w:val="sw_KE" w:bidi="sw_KE"/>
-        </w:rPr>
-      </w:r>
-      <w:hyperlink r:id="rId63">
-        <w:r>
-          <w:rPr>
-            <w:lang w:val="sw_KE" w:bidi="sw_KE"/>
-          </w:rPr>
-          <w:rPr>
-            <w:color w:val="0000EE"/>
-            <w:u w:val="single"/>
-          </w:rPr>
-          <w:t>Waefeso 1:3</w:t>
-        </w:r>
-      </w:hyperlink>
-    </w:p>
-    <w:p>
-      <w:pPr>
-        <w:pStyle w:val="ListBullet"/>
-        <w:spacing w:line="240" w:lineRule="auto"/>
-        <w:ind w:left="720"/>
-      </w:pPr>
-      <w:r>
-        <w:rPr>
-          <w:lang w:val="sw_KE" w:bidi="sw_KE"/>
-        </w:rPr>
-      </w:r>
-      <w:hyperlink r:id="rId64">
-        <w:r>
-          <w:rPr>
-            <w:lang w:val="sw_KE" w:bidi="sw_KE"/>
-          </w:rPr>
-          <w:rPr>
-            <w:color w:val="0000EE"/>
-            <w:u w:val="single"/>
-          </w:rPr>
-          <w:t>Mwanzo 14:20</w:t>
-        </w:r>
-      </w:hyperlink>
-    </w:p>
-    <w:p>
-      <w:pPr>
-        <w:pStyle w:val="ListBullet"/>
-        <w:spacing w:line="240" w:lineRule="auto"/>
-        <w:ind w:left="720"/>
-      </w:pPr>
-      <w:r>
-        <w:rPr>
-          <w:lang w:val="sw_KE" w:bidi="sw_KE"/>
-        </w:rPr>
-      </w:r>
-      <w:hyperlink r:id="rId65">
-        <w:r>
-          <w:rPr>
-            <w:lang w:val="sw_KE" w:bidi="sw_KE"/>
-          </w:rPr>
-          <w:rPr>
-            <w:color w:val="0000EE"/>
-            <w:u w:val="single"/>
-          </w:rPr>
-          <w:t>Isaya 44:3</w:t>
-        </w:r>
-      </w:hyperlink>
-    </w:p>
-    <w:p>
-      <w:pPr>
-        <w:pStyle w:val="ListBullet"/>
-        <w:spacing w:line="240" w:lineRule="auto"/>
-        <w:ind w:left="720"/>
-      </w:pPr>
-      <w:r>
-        <w:rPr>
-          <w:lang w:val="sw_KE" w:bidi="sw_KE"/>
-        </w:rPr>
-      </w:r>
-      <w:hyperlink r:id="rId66">
-        <w:r>
-          <w:rPr>
-            <w:lang w:val="sw_KE" w:bidi="sw_KE"/>
-          </w:rPr>
-          <w:rPr>
-            <w:color w:val="0000EE"/>
-            <w:u w:val="single"/>
-          </w:rPr>
-          <w:t>Yakobo 1:25</w:t>
-        </w:r>
-      </w:hyperlink>
-    </w:p>
-    <w:p>
-      <w:pPr>
-        <w:pStyle w:val="ListBullet"/>
-        <w:spacing w:line="240" w:lineRule="auto"/>
-        <w:ind w:left="720"/>
-      </w:pPr>
-      <w:r>
-        <w:rPr>
-          <w:lang w:val="sw_KE" w:bidi="sw_KE"/>
-        </w:rPr>
-      </w:r>
-      <w:hyperlink r:id="rId67">
-        <w:r>
-          <w:rPr>
-            <w:lang w:val="sw_KE" w:bidi="sw_KE"/>
-          </w:rPr>
-          <w:rPr>
-            <w:color w:val="0000EE"/>
-            <w:u w:val="single"/>
-          </w:rPr>
-          <w:t>Luka 6:20</w:t>
-        </w:r>
-      </w:hyperlink>
-    </w:p>
-    <w:p>
-      <w:pPr>
-        <w:pStyle w:val="ListBullet"/>
-        <w:spacing w:line="240" w:lineRule="auto"/>
-        <w:ind w:left="720"/>
-      </w:pPr>
-      <w:r>
-        <w:rPr>
-          <w:lang w:val="sw_KE" w:bidi="sw_KE"/>
-        </w:rPr>
-      </w:r>
-      <w:hyperlink r:id="rId68">
-        <w:r>
-          <w:rPr>
-            <w:lang w:val="sw_KE" w:bidi="sw_KE"/>
-          </w:rPr>
-          <w:rPr>
-            <w:color w:val="0000EE"/>
-            <w:u w:val="single"/>
-          </w:rPr>
-          <w:t>Mathayo 26:26</w:t>
-        </w:r>
-      </w:hyperlink>
-    </w:p>
-    <w:p>
-      <w:pPr>
-        <w:pStyle w:val="ListBullet"/>
-        <w:spacing w:line="240" w:lineRule="auto"/>
-        <w:ind w:left="720"/>
-      </w:pPr>
-      <w:r>
-        <w:rPr>
-          <w:lang w:val="sw_KE" w:bidi="sw_KE"/>
-        </w:rPr>
-      </w:r>
-      <w:hyperlink r:id="rId69">
-        <w:r>
-          <w:rPr>
-            <w:lang w:val="sw_KE" w:bidi="sw_KE"/>
-          </w:rPr>
-          <w:rPr>
-            <w:color w:val="0000EE"/>
-            <w:u w:val="single"/>
-          </w:rPr>
-          <w:t>Nehemia 9:5</w:t>
-        </w:r>
-      </w:hyperlink>
-    </w:p>
-    <w:p>
-      <w:pPr>
-        <w:pStyle w:val="ListBullet"/>
-        <w:spacing w:line="240" w:lineRule="auto"/>
-        <w:ind w:left="720"/>
-      </w:pPr>
-      <w:r>
-        <w:rPr>
-          <w:lang w:val="sw_KE" w:bidi="sw_KE"/>
-        </w:rPr>
-      </w:r>
-      <w:hyperlink r:id="rId70">
-        <w:r>
-          <w:rPr>
-            <w:lang w:val="sw_KE" w:bidi="sw_KE"/>
-          </w:rPr>
-          <w:rPr>
-            <w:color w:val="0000EE"/>
-            <w:u w:val="single"/>
-          </w:rPr>
-          <w:t>Warumi 4:9</w:t>
-        </w:r>
-      </w:hyperlink>
+      <w:r>
+        <w:rPr>
+          <w:lang w:val="sw_KE" w:bidi="sw_KE"/>
+        </w:rPr>
+        <w:t>1 Wakorintho 10:16</w:t>
+      </w:r>
+    </w:p>
+    <w:p>
+      <w:pPr>
+        <w:pStyle w:val="ListBullet"/>
+        <w:spacing w:line="240" w:lineRule="auto"/>
+        <w:ind w:left="720"/>
+      </w:pPr>
+      <w:r>
+        <w:rPr>
+          <w:lang w:val="sw_KE" w:bidi="sw_KE"/>
+        </w:rPr>
+      </w:r>
+      <w:r>
+        <w:rPr>
+          <w:lang w:val="sw_KE" w:bidi="sw_KE"/>
+        </w:rPr>
+        <w:t>Matendo 13:34</w:t>
+      </w:r>
+    </w:p>
+    <w:p>
+      <w:pPr>
+        <w:pStyle w:val="ListBullet"/>
+        <w:spacing w:line="240" w:lineRule="auto"/>
+        <w:ind w:left="720"/>
+      </w:pPr>
+      <w:r>
+        <w:rPr>
+          <w:lang w:val="sw_KE" w:bidi="sw_KE"/>
+        </w:rPr>
+      </w:r>
+      <w:r>
+        <w:rPr>
+          <w:lang w:val="sw_KE" w:bidi="sw_KE"/>
+        </w:rPr>
+        <w:t>Waefeso 1:3</w:t>
+      </w:r>
+    </w:p>
+    <w:p>
+      <w:pPr>
+        <w:pStyle w:val="ListBullet"/>
+        <w:spacing w:line="240" w:lineRule="auto"/>
+        <w:ind w:left="720"/>
+      </w:pPr>
+      <w:r>
+        <w:rPr>
+          <w:lang w:val="sw_KE" w:bidi="sw_KE"/>
+        </w:rPr>
+      </w:r>
+      <w:r>
+        <w:rPr>
+          <w:lang w:val="sw_KE" w:bidi="sw_KE"/>
+        </w:rPr>
+        <w:t>Mwanzo 14:20</w:t>
+      </w:r>
+    </w:p>
+    <w:p>
+      <w:pPr>
+        <w:pStyle w:val="ListBullet"/>
+        <w:spacing w:line="240" w:lineRule="auto"/>
+        <w:ind w:left="720"/>
+      </w:pPr>
+      <w:r>
+        <w:rPr>
+          <w:lang w:val="sw_KE" w:bidi="sw_KE"/>
+        </w:rPr>
+      </w:r>
+      <w:r>
+        <w:rPr>
+          <w:lang w:val="sw_KE" w:bidi="sw_KE"/>
+        </w:rPr>
+        <w:t>Isaya 44:3</w:t>
+      </w:r>
+    </w:p>
+    <w:p>
+      <w:pPr>
+        <w:pStyle w:val="ListBullet"/>
+        <w:spacing w:line="240" w:lineRule="auto"/>
+        <w:ind w:left="720"/>
+      </w:pPr>
+      <w:r>
+        <w:rPr>
+          <w:lang w:val="sw_KE" w:bidi="sw_KE"/>
+        </w:rPr>
+      </w:r>
+      <w:r>
+        <w:rPr>
+          <w:lang w:val="sw_KE" w:bidi="sw_KE"/>
+        </w:rPr>
+        <w:t>Yakobo 1:25</w:t>
+      </w:r>
+    </w:p>
+    <w:p>
+      <w:pPr>
+        <w:pStyle w:val="ListBullet"/>
+        <w:spacing w:line="240" w:lineRule="auto"/>
+        <w:ind w:left="720"/>
+      </w:pPr>
+      <w:r>
+        <w:rPr>
+          <w:lang w:val="sw_KE" w:bidi="sw_KE"/>
+        </w:rPr>
+      </w:r>
+      <w:r>
+        <w:rPr>
+          <w:lang w:val="sw_KE" w:bidi="sw_KE"/>
+        </w:rPr>
+        <w:t>Luka 6:20</w:t>
+      </w:r>
+    </w:p>
+    <w:p>
+      <w:pPr>
+        <w:pStyle w:val="ListBullet"/>
+        <w:spacing w:line="240" w:lineRule="auto"/>
+        <w:ind w:left="720"/>
+      </w:pPr>
+      <w:r>
+        <w:rPr>
+          <w:lang w:val="sw_KE" w:bidi="sw_KE"/>
+        </w:rPr>
+      </w:r>
+      <w:r>
+        <w:rPr>
+          <w:lang w:val="sw_KE" w:bidi="sw_KE"/>
+        </w:rPr>
+        <w:t>Mathayo 26:26</w:t>
+      </w:r>
+    </w:p>
+    <w:p>
+      <w:pPr>
+        <w:pStyle w:val="ListBullet"/>
+        <w:spacing w:line="240" w:lineRule="auto"/>
+        <w:ind w:left="720"/>
+      </w:pPr>
+      <w:r>
+        <w:rPr>
+          <w:lang w:val="sw_KE" w:bidi="sw_KE"/>
+        </w:rPr>
+      </w:r>
+      <w:r>
+        <w:rPr>
+          <w:lang w:val="sw_KE" w:bidi="sw_KE"/>
+        </w:rPr>
+        <w:t>Nehemia 9:5</w:t>
+      </w:r>
+    </w:p>
+    <w:p>
+      <w:pPr>
+        <w:pStyle w:val="ListBullet"/>
+        <w:spacing w:line="240" w:lineRule="auto"/>
+        <w:ind w:left="720"/>
+      </w:pPr>
+      <w:r>
+        <w:rPr>
+          <w:lang w:val="sw_KE" w:bidi="sw_KE"/>
+        </w:rPr>
+      </w:r>
+      <w:r>
+        <w:rPr>
+          <w:lang w:val="sw_KE" w:bidi="sw_KE"/>
+        </w:rPr>
+        <w:t>Warumi 4:9</w:t>
+      </w:r>
     </w:p>
     <w:p>
       <w:pPr>
@@ -5511,151 +5163,109 @@
           <w:lang w:val="sw_KE" w:bidi="sw_KE"/>
         </w:rPr>
       </w:r>
-      <w:hyperlink r:id="rId71">
-        <w:r>
-          <w:rPr>
-            <w:lang w:val="sw_KE" w:bidi="sw_KE"/>
-          </w:rPr>
-          <w:rPr>
-            <w:color w:val="0000EE"/>
-            <w:u w:val="single"/>
-          </w:rPr>
-          <w:t>Matendo 4:36</w:t>
-        </w:r>
-      </w:hyperlink>
-    </w:p>
-    <w:p>
-      <w:pPr>
-        <w:pStyle w:val="ListBullet"/>
-        <w:spacing w:line="240" w:lineRule="auto"/>
-        <w:ind w:left="720"/>
-      </w:pPr>
-      <w:r>
-        <w:rPr>
-          <w:lang w:val="sw_KE" w:bidi="sw_KE"/>
-        </w:rPr>
-      </w:r>
-      <w:hyperlink r:id="rId72">
-        <w:r>
-          <w:rPr>
-            <w:lang w:val="sw_KE" w:bidi="sw_KE"/>
-          </w:rPr>
-          <w:rPr>
-            <w:color w:val="0000EE"/>
-            <w:u w:val="single"/>
-          </w:rPr>
-          <w:t>Matendo 11:26</w:t>
-        </w:r>
-      </w:hyperlink>
-    </w:p>
-    <w:p>
-      <w:pPr>
-        <w:pStyle w:val="ListBullet"/>
-        <w:spacing w:line="240" w:lineRule="auto"/>
-        <w:ind w:left="720"/>
-      </w:pPr>
-      <w:r>
-        <w:rPr>
-          <w:lang w:val="sw_KE" w:bidi="sw_KE"/>
-        </w:rPr>
-      </w:r>
-      <w:hyperlink r:id="rId73">
-        <w:r>
-          <w:rPr>
-            <w:lang w:val="sw_KE" w:bidi="sw_KE"/>
-          </w:rPr>
-          <w:rPr>
-            <w:color w:val="0000EE"/>
-            <w:u w:val="single"/>
-          </w:rPr>
-          <w:t>Matendo 13:3</w:t>
-        </w:r>
-      </w:hyperlink>
-    </w:p>
-    <w:p>
-      <w:pPr>
-        <w:pStyle w:val="ListBullet"/>
-        <w:spacing w:line="240" w:lineRule="auto"/>
-        <w:ind w:left="720"/>
-      </w:pPr>
-      <w:r>
-        <w:rPr>
-          <w:lang w:val="sw_KE" w:bidi="sw_KE"/>
-        </w:rPr>
+      <w:r>
+        <w:rPr>
+          <w:lang w:val="sw_KE" w:bidi="sw_KE"/>
+        </w:rPr>
+        <w:t>Matendo 4:36</w:t>
+      </w:r>
+    </w:p>
+    <w:p>
+      <w:pPr>
+        <w:pStyle w:val="ListBullet"/>
+        <w:spacing w:line="240" w:lineRule="auto"/>
+        <w:ind w:left="720"/>
+      </w:pPr>
+      <w:r>
+        <w:rPr>
+          <w:lang w:val="sw_KE" w:bidi="sw_KE"/>
+        </w:rPr>
+      </w:r>
+      <w:r>
+        <w:rPr>
+          <w:lang w:val="sw_KE" w:bidi="sw_KE"/>
+        </w:rPr>
+        <w:t>Matendo 11:26</w:t>
+      </w:r>
+    </w:p>
+    <w:p>
+      <w:pPr>
+        <w:pStyle w:val="ListBullet"/>
+        <w:spacing w:line="240" w:lineRule="auto"/>
+        <w:ind w:left="720"/>
+      </w:pPr>
+      <w:r>
+        <w:rPr>
+          <w:lang w:val="sw_KE" w:bidi="sw_KE"/>
+        </w:rPr>
+      </w:r>
+      <w:r>
+        <w:rPr>
+          <w:lang w:val="sw_KE" w:bidi="sw_KE"/>
+        </w:rPr>
+        <w:t>Matendo 13:3</w:t>
+      </w:r>
+    </w:p>
+    <w:p>
+      <w:pPr>
+        <w:pStyle w:val="ListBullet"/>
+        <w:spacing w:line="240" w:lineRule="auto"/>
+        <w:ind w:left="720"/>
+      </w:pPr>
+      <w:r>
+        <w:rPr>
+          <w:lang w:val="sw_KE" w:bidi="sw_KE"/>
+        </w:rPr>
+      </w:r>
+      <w:r>
+        <w:rPr>
+          <w:lang w:val="sw_KE" w:bidi="sw_KE"/>
+        </w:rPr>
+        <w:t>Matendo 15:33</w:t>
         <w:br/>
       </w:r>
-      <w:hyperlink r:id="rId74">
-        <w:r>
-          <w:rPr>
-            <w:lang w:val="sw_KE" w:bidi="sw_KE"/>
-          </w:rPr>
-          <w:rPr>
-            <w:color w:val="0000EE"/>
-            <w:u w:val="single"/>
-          </w:rPr>
-          <w:t>Matendo 15:33</w:t>
-        </w:r>
-      </w:hyperlink>
-      <w:hyperlink r:id="rId75">
-        <w:r>
-          <w:rPr>
-            <w:lang w:val="sw_KE" w:bidi="sw_KE"/>
-          </w:rPr>
-          <w:rPr>
-            <w:color w:val="0000EE"/>
-            <w:u w:val="single"/>
-          </w:rPr>
-          <w:t>Wakolosai 4:10–11</w:t>
-        </w:r>
-      </w:hyperlink>
-    </w:p>
-    <w:p>
-      <w:pPr>
-        <w:pStyle w:val="ListBullet"/>
-        <w:spacing w:line="240" w:lineRule="auto"/>
-        <w:ind w:left="720"/>
-      </w:pPr>
-      <w:r>
-        <w:rPr>
-          <w:lang w:val="sw_KE" w:bidi="sw_KE"/>
-        </w:rPr>
-      </w:r>
-      <w:hyperlink r:id="rId76">
-        <w:r>
-          <w:rPr>
-            <w:lang w:val="sw_KE" w:bidi="sw_KE"/>
-          </w:rPr>
-          <w:rPr>
-            <w:color w:val="0000EE"/>
-            <w:u w:val="single"/>
-          </w:rPr>
-          <w:t>Wagalatia 2:9–10</w:t>
-        </w:r>
-      </w:hyperlink>
-    </w:p>
-    <w:p>
-      <w:pPr>
-        <w:pStyle w:val="ListBullet"/>
-        <w:spacing w:line="240" w:lineRule="auto"/>
-        <w:ind w:left="720"/>
-      </w:pPr>
-      <w:r>
-        <w:rPr>
-          <w:lang w:val="sw_KE" w:bidi="sw_KE"/>
-        </w:rPr>
-      </w:r>
-      <w:hyperlink r:id="rId77">
-        <w:r>
-          <w:rPr>
-            <w:lang w:val="sw_KE" w:bidi="sw_KE"/>
-          </w:rPr>
-          <w:rPr>
-            <w:color w:val="0000EE"/>
-            <w:u w:val="single"/>
-          </w:rPr>
-          <w:t>Wagalatia 2:13</w:t>
-        </w:r>
-      </w:hyperlink>
+      <w:r>
+        <w:rPr>
+          <w:lang w:val="sw_KE" w:bidi="sw_KE"/>
+        </w:rPr>
+        <w:t>Wakolosai 4:10–11</w:t>
+      </w:r>
+    </w:p>
+    <w:p>
+      <w:pPr>
+        <w:pStyle w:val="ListBullet"/>
+        <w:spacing w:line="240" w:lineRule="auto"/>
+        <w:ind w:left="720"/>
+      </w:pPr>
+      <w:r>
+        <w:rPr>
+          <w:lang w:val="sw_KE" w:bidi="sw_KE"/>
+        </w:rPr>
+      </w:r>
+      <w:r>
+        <w:rPr>
+          <w:lang w:val="sw_KE" w:bidi="sw_KE"/>
+        </w:rPr>
+        <w:t>Wagalatia 2:9–10</w:t>
+      </w:r>
+    </w:p>
+    <w:p>
+      <w:pPr>
+        <w:pStyle w:val="ListBullet"/>
+        <w:spacing w:line="240" w:lineRule="auto"/>
+        <w:ind w:left="720"/>
+      </w:pPr>
+      <w:r>
+        <w:rPr>
+          <w:lang w:val="sw_KE" w:bidi="sw_KE"/>
+        </w:rPr>
+      </w:r>
+      <w:r>
+        <w:rPr>
+          <w:lang w:val="sw_KE" w:bidi="sw_KE"/>
+        </w:rPr>
+        <w:t>Wagalatia 2:13</w:t>
+      </w:r>
     </w:p>
     <w:p>
       <w:pPr>
@@ -6059,66 +5669,48 @@
           <w:lang w:val="sw_KE" w:bidi="sw_KE"/>
         </w:rPr>
       </w:r>
-      <w:hyperlink r:id="rId78">
-        <w:r>
-          <w:rPr>
-            <w:lang w:val="sw_KE" w:bidi="sw_KE"/>
-          </w:rPr>
-          <w:rPr>
-            <w:color w:val="0000EE"/>
-            <w:u w:val="single"/>
-          </w:rPr>
-          <w:t>Matendo 1:12–14</w:t>
-        </w:r>
-      </w:hyperlink>
-    </w:p>
-    <w:p>
-      <w:pPr>
-        <w:pStyle w:val="ListBullet"/>
-        <w:spacing w:line="240" w:lineRule="auto"/>
-        <w:ind w:left="720"/>
-      </w:pPr>
-      <w:r>
-        <w:rPr>
-          <w:lang w:val="sw_KE" w:bidi="sw_KE"/>
-        </w:rPr>
-      </w:r>
-      <w:hyperlink r:id="rId79">
-        <w:r>
-          <w:rPr>
-            <w:lang w:val="sw_KE" w:bidi="sw_KE"/>
-          </w:rPr>
-          <w:rPr>
-            <w:color w:val="0000EE"/>
-            <w:u w:val="single"/>
-          </w:rPr>
-          <w:t>Luka 6:14–16</w:t>
-        </w:r>
-      </w:hyperlink>
-    </w:p>
-    <w:p>
-      <w:pPr>
-        <w:pStyle w:val="ListBullet"/>
-        <w:spacing w:line="240" w:lineRule="auto"/>
-        <w:ind w:left="720"/>
-      </w:pPr>
-      <w:r>
-        <w:rPr>
-          <w:lang w:val="sw_KE" w:bidi="sw_KE"/>
-        </w:rPr>
-      </w:r>
-      <w:hyperlink r:id="rId80">
-        <w:r>
-          <w:rPr>
-            <w:lang w:val="sw_KE" w:bidi="sw_KE"/>
-          </w:rPr>
-          <w:rPr>
-            <w:color w:val="0000EE"/>
-            <w:u w:val="single"/>
-          </w:rPr>
-          <w:t>Marko 3:17–19</w:t>
-        </w:r>
-      </w:hyperlink>
+      <w:r>
+        <w:rPr>
+          <w:lang w:val="sw_KE" w:bidi="sw_KE"/>
+        </w:rPr>
+        <w:t>Matendo 1:12–14</w:t>
+      </w:r>
+    </w:p>
+    <w:p>
+      <w:pPr>
+        <w:pStyle w:val="ListBullet"/>
+        <w:spacing w:line="240" w:lineRule="auto"/>
+        <w:ind w:left="720"/>
+      </w:pPr>
+      <w:r>
+        <w:rPr>
+          <w:lang w:val="sw_KE" w:bidi="sw_KE"/>
+        </w:rPr>
+      </w:r>
+      <w:r>
+        <w:rPr>
+          <w:lang w:val="sw_KE" w:bidi="sw_KE"/>
+        </w:rPr>
+        <w:t>Luka 6:14–16</w:t>
+      </w:r>
+    </w:p>
+    <w:p>
+      <w:pPr>
+        <w:pStyle w:val="ListBullet"/>
+        <w:spacing w:line="240" w:lineRule="auto"/>
+        <w:ind w:left="720"/>
+      </w:pPr>
+      <w:r>
+        <w:rPr>
+          <w:lang w:val="sw_KE" w:bidi="sw_KE"/>
+        </w:rPr>
+      </w:r>
+      <w:r>
+        <w:rPr>
+          <w:lang w:val="sw_KE" w:bidi="sw_KE"/>
+        </w:rPr>
+        <w:t>Marko 3:17–19</w:t>
+      </w:r>
     </w:p>
     <w:p>
       <w:pPr>
@@ -6371,56 +5963,38 @@
         <w:rPr>
           <w:lang w:val="sw_KE" w:bidi="sw_KE"/>
         </w:rPr>
+      </w:r>
+      <w:r>
+        <w:rPr>
+          <w:lang w:val="sw_KE" w:bidi="sw_KE"/>
+        </w:rPr>
+        <w:t>Yeremia 32:12</w:t>
         <w:br/>
       </w:r>
-      <w:hyperlink r:id="rId81">
-        <w:r>
-          <w:rPr>
-            <w:lang w:val="sw_KE" w:bidi="sw_KE"/>
-          </w:rPr>
-          <w:rPr>
-            <w:color w:val="0000EE"/>
-            <w:u w:val="single"/>
-          </w:rPr>
-          <w:t>Yeremia 32:12</w:t>
-        </w:r>
-      </w:hyperlink>
-      <w:hyperlink r:id="rId82">
-        <w:r>
-          <w:rPr>
-            <w:lang w:val="sw_KE" w:bidi="sw_KE"/>
-          </w:rPr>
-          <w:rPr>
-            <w:color w:val="0000EE"/>
-            <w:u w:val="single"/>
-          </w:rPr>
-          <w:t>Yeremia 36:4</w:t>
-        </w:r>
-      </w:hyperlink>
-    </w:p>
-    <w:p>
-      <w:pPr>
-        <w:pStyle w:val="ListBullet"/>
-        <w:spacing w:line="240" w:lineRule="auto"/>
-        <w:ind w:left="720"/>
-      </w:pPr>
-      <w:r>
-        <w:rPr>
-          <w:lang w:val="sw_KE" w:bidi="sw_KE"/>
-        </w:rPr>
-      </w:r>
-      <w:hyperlink r:id="rId83">
-        <w:r>
-          <w:rPr>
-            <w:lang w:val="sw_KE" w:bidi="sw_KE"/>
-          </w:rPr>
-          <w:rPr>
-            <w:color w:val="0000EE"/>
-            <w:u w:val="single"/>
-          </w:rPr>
-          <w:t>Yeremia 43:1–3</w:t>
-        </w:r>
-      </w:hyperlink>
+      <w:r>
+        <w:rPr>
+          <w:lang w:val="sw_KE" w:bidi="sw_KE"/>
+        </w:rPr>
+        <w:t>Yeremia 36:4</w:t>
+      </w:r>
+    </w:p>
+    <w:p>
+      <w:pPr>
+        <w:pStyle w:val="ListBullet"/>
+        <w:spacing w:line="240" w:lineRule="auto"/>
+        <w:ind w:left="720"/>
+      </w:pPr>
+      <w:r>
+        <w:rPr>
+          <w:lang w:val="sw_KE" w:bidi="sw_KE"/>
+        </w:rPr>
+      </w:r>
+      <w:r>
+        <w:rPr>
+          <w:lang w:val="sw_KE" w:bidi="sw_KE"/>
+        </w:rPr>
+        <w:t>Yeremia 43:1–3</w:t>
+      </w:r>
     </w:p>
     <w:p>
       <w:pPr>
@@ -6697,80 +6271,56 @@
         <w:rPr>
           <w:lang w:val="sw_KE" w:bidi="sw_KE"/>
         </w:rPr>
+      </w:r>
+      <w:r>
+        <w:rPr>
+          <w:lang w:val="sw_KE" w:bidi="sw_KE"/>
+        </w:rPr>
+        <w:t>1 Wafalme 4:13</w:t>
         <w:br/>
       </w:r>
-      <w:hyperlink r:id="rId84">
-        <w:r>
-          <w:rPr>
-            <w:lang w:val="sw_KE" w:bidi="sw_KE"/>
-          </w:rPr>
-          <w:rPr>
-            <w:color w:val="0000EE"/>
-            <w:u w:val="single"/>
-          </w:rPr>
-          <w:t>1 Wafalme 4:13</w:t>
-        </w:r>
-      </w:hyperlink>
-      <w:hyperlink r:id="rId85">
-        <w:r>
-          <w:rPr>
-            <w:lang w:val="sw_KE" w:bidi="sw_KE"/>
-          </w:rPr>
-          <w:rPr>
-            <w:color w:val="0000EE"/>
-            <w:u w:val="single"/>
-          </w:rPr>
-          <w:t>Amosi 4:1</w:t>
-        </w:r>
-      </w:hyperlink>
-    </w:p>
-    <w:p>
-      <w:pPr>
-        <w:pStyle w:val="ListBullet"/>
-        <w:spacing w:line="240" w:lineRule="auto"/>
-        <w:ind w:left="720"/>
-      </w:pPr>
-      <w:r>
-        <w:rPr>
-          <w:lang w:val="sw_KE" w:bidi="sw_KE"/>
-        </w:rPr>
-      </w:r>
-      <w:hyperlink r:id="rId86">
-        <w:r>
-          <w:rPr>
-            <w:lang w:val="sw_KE" w:bidi="sw_KE"/>
-          </w:rPr>
-          <w:rPr>
-            <w:color w:val="0000EE"/>
-            <w:u w:val="single"/>
-          </w:rPr>
-          <w:t>Yeremia 22:20–21</w:t>
-        </w:r>
-      </w:hyperlink>
-    </w:p>
-    <w:p>
-      <w:pPr>
-        <w:pStyle w:val="ListBullet"/>
-        <w:spacing w:line="240" w:lineRule="auto"/>
-        <w:ind w:left="720"/>
-      </w:pPr>
-      <w:r>
-        <w:rPr>
-          <w:lang w:val="sw_KE" w:bidi="sw_KE"/>
-        </w:rPr>
-      </w:r>
-      <w:hyperlink r:id="rId87">
-        <w:r>
-          <w:rPr>
-            <w:lang w:val="sw_KE" w:bidi="sw_KE"/>
-          </w:rPr>
-          <w:rPr>
-            <w:color w:val="0000EE"/>
-            <w:u w:val="single"/>
-          </w:rPr>
-          <w:t>Yoshua 9:10</w:t>
-        </w:r>
-      </w:hyperlink>
+      <w:r>
+        <w:rPr>
+          <w:lang w:val="sw_KE" w:bidi="sw_KE"/>
+        </w:rPr>
+        <w:t>Amosi 4:1</w:t>
+      </w:r>
+    </w:p>
+    <w:p>
+      <w:pPr>
+        <w:pStyle w:val="ListBullet"/>
+        <w:spacing w:line="240" w:lineRule="auto"/>
+        <w:ind w:left="720"/>
+      </w:pPr>
+      <w:r>
+        <w:rPr>
+          <w:lang w:val="sw_KE" w:bidi="sw_KE"/>
+        </w:rPr>
+      </w:r>
+      <w:r>
+        <w:rPr>
+          <w:lang w:val="sw_KE" w:bidi="sw_KE"/>
+        </w:rPr>
+        <w:t>Yeremia 22:20–21</w:t>
+      </w:r>
+    </w:p>
+    <w:p>
+      <w:pPr>
+        <w:pStyle w:val="ListBullet"/>
+        <w:spacing w:line="240" w:lineRule="auto"/>
+        <w:ind w:left="720"/>
+      </w:pPr>
+      <w:r>
+        <w:rPr>
+          <w:lang w:val="sw_KE" w:bidi="sw_KE"/>
+        </w:rPr>
+      </w:r>
+      <w:r>
+        <w:rPr>
+          <w:lang w:val="sw_KE" w:bidi="sw_KE"/>
+        </w:rPr>
+        <w:t>Yoshua 9:10</w:t>
+      </w:r>
     </w:p>
     <w:p>
       <w:pPr>
@@ -7036,90 +6586,66 @@
           <w:lang w:val="sw_KE" w:bidi="sw_KE"/>
         </w:rPr>
       </w:r>
-      <w:hyperlink r:id="rId88">
-        <w:r>
-          <w:rPr>
-            <w:lang w:val="sw_KE" w:bidi="sw_KE"/>
-          </w:rPr>
-          <w:rPr>
-            <w:color w:val="0000EE"/>
-            <w:u w:val="single"/>
-          </w:rPr>
-          <w:t>1 Mambo ya Nyakati 3:4–5</w:t>
-        </w:r>
-      </w:hyperlink>
-    </w:p>
-    <w:p>
-      <w:pPr>
-        <w:pStyle w:val="ListBullet"/>
-        <w:spacing w:line="240" w:lineRule="auto"/>
-        <w:ind w:left="720"/>
-      </w:pPr>
-      <w:r>
-        <w:rPr>
-          <w:lang w:val="sw_KE" w:bidi="sw_KE"/>
-        </w:rPr>
-      </w:r>
-      <w:hyperlink r:id="rId89">
-        <w:r>
-          <w:rPr>
-            <w:lang w:val="sw_KE" w:bidi="sw_KE"/>
-          </w:rPr>
-          <w:rPr>
-            <w:color w:val="0000EE"/>
-            <w:u w:val="single"/>
-          </w:rPr>
-          <w:t>1 Wafalme 1:11</w:t>
-        </w:r>
-      </w:hyperlink>
-    </w:p>
-    <w:p>
-      <w:pPr>
-        <w:pStyle w:val="ListBullet"/>
-        <w:spacing w:line="240" w:lineRule="auto"/>
-        <w:ind w:left="720"/>
-      </w:pPr>
-      <w:r>
-        <w:rPr>
-          <w:lang w:val="sw_KE" w:bidi="sw_KE"/>
-        </w:rPr>
-      </w:r>
-      <w:hyperlink r:id="rId90">
-        <w:r>
-          <w:rPr>
-            <w:lang w:val="sw_KE" w:bidi="sw_KE"/>
-          </w:rPr>
-          <w:rPr>
-            <w:color w:val="0000EE"/>
-            <w:u w:val="single"/>
-          </w:rPr>
-          <w:t>2 Samweli 11:3</w:t>
-        </w:r>
-      </w:hyperlink>
-    </w:p>
-    <w:p>
-      <w:pPr>
-        <w:pStyle w:val="ListBullet"/>
-        <w:spacing w:line="240" w:lineRule="auto"/>
-        <w:ind w:left="720"/>
-      </w:pPr>
-      <w:r>
-        <w:rPr>
-          <w:lang w:val="sw_KE" w:bidi="sw_KE"/>
-        </w:rPr>
-      </w:r>
-      <w:hyperlink r:id="rId91">
-        <w:r>
-          <w:rPr>
-            <w:lang w:val="sw_KE" w:bidi="sw_KE"/>
-          </w:rPr>
-          <w:rPr>
-            <w:color w:val="0000EE"/>
-            <w:u w:val="single"/>
-          </w:rPr>
-          <w:t>Zaburi 51:1–2</w:t>
-        </w:r>
-      </w:hyperlink>
+      <w:r>
+        <w:rPr>
+          <w:lang w:val="sw_KE" w:bidi="sw_KE"/>
+        </w:rPr>
+        <w:t>1 Mambo ya Nyakati 3:4–5</w:t>
+      </w:r>
+    </w:p>
+    <w:p>
+      <w:pPr>
+        <w:pStyle w:val="ListBullet"/>
+        <w:spacing w:line="240" w:lineRule="auto"/>
+        <w:ind w:left="720"/>
+      </w:pPr>
+      <w:r>
+        <w:rPr>
+          <w:lang w:val="sw_KE" w:bidi="sw_KE"/>
+        </w:rPr>
+      </w:r>
+      <w:r>
+        <w:rPr>
+          <w:lang w:val="sw_KE" w:bidi="sw_KE"/>
+        </w:rPr>
+        <w:t>1 Wafalme 1:11</w:t>
+      </w:r>
+    </w:p>
+    <w:p>
+      <w:pPr>
+        <w:pStyle w:val="ListBullet"/>
+        <w:spacing w:line="240" w:lineRule="auto"/>
+        <w:ind w:left="720"/>
+      </w:pPr>
+      <w:r>
+        <w:rPr>
+          <w:lang w:val="sw_KE" w:bidi="sw_KE"/>
+        </w:rPr>
+      </w:r>
+      <w:r>
+        <w:rPr>
+          <w:lang w:val="sw_KE" w:bidi="sw_KE"/>
+        </w:rPr>
+        <w:t>2 Samweli 11:3</w:t>
+      </w:r>
+    </w:p>
+    <w:p>
+      <w:pPr>
+        <w:pStyle w:val="ListBullet"/>
+        <w:spacing w:line="240" w:lineRule="auto"/>
+        <w:ind w:left="720"/>
+      </w:pPr>
+      <w:r>
+        <w:rPr>
+          <w:lang w:val="sw_KE" w:bidi="sw_KE"/>
+        </w:rPr>
+      </w:r>
+      <w:r>
+        <w:rPr>
+          <w:lang w:val="sw_KE" w:bidi="sw_KE"/>
+        </w:rPr>
+        <w:t>Zaburi 51:1–2</w:t>
+      </w:r>
     </w:p>
     <w:p>
       <w:pPr>
@@ -7579,162 +7105,120 @@
           <w:lang w:val="sw_KE" w:bidi="sw_KE"/>
         </w:rPr>
       </w:r>
-      <w:hyperlink r:id="rId92">
-        <w:r>
-          <w:rPr>
-            <w:lang w:val="sw_KE" w:bidi="sw_KE"/>
-          </w:rPr>
-          <w:rPr>
-            <w:color w:val="0000EE"/>
-            <w:u w:val="single"/>
-          </w:rPr>
-          <w:t>Matendo 2:38</w:t>
-        </w:r>
-      </w:hyperlink>
-    </w:p>
-    <w:p>
-      <w:pPr>
-        <w:pStyle w:val="ListBullet"/>
-        <w:spacing w:line="240" w:lineRule="auto"/>
-        <w:ind w:left="720"/>
-      </w:pPr>
-      <w:r>
-        <w:rPr>
-          <w:lang w:val="sw_KE" w:bidi="sw_KE"/>
-        </w:rPr>
-      </w:r>
-      <w:hyperlink r:id="rId93">
-        <w:r>
-          <w:rPr>
-            <w:lang w:val="sw_KE" w:bidi="sw_KE"/>
-          </w:rPr>
-          <w:rPr>
-            <w:color w:val="0000EE"/>
-            <w:u w:val="single"/>
-          </w:rPr>
-          <w:t>Matendo 8:36</w:t>
-        </w:r>
-      </w:hyperlink>
-    </w:p>
-    <w:p>
-      <w:pPr>
-        <w:pStyle w:val="ListBullet"/>
-        <w:spacing w:line="240" w:lineRule="auto"/>
-        <w:ind w:left="720"/>
-      </w:pPr>
-      <w:r>
-        <w:rPr>
-          <w:lang w:val="sw_KE" w:bidi="sw_KE"/>
-        </w:rPr>
-      </w:r>
-      <w:hyperlink r:id="rId94">
-        <w:r>
-          <w:rPr>
-            <w:lang w:val="sw_KE" w:bidi="sw_KE"/>
-          </w:rPr>
-          <w:rPr>
-            <w:color w:val="0000EE"/>
-            <w:u w:val="single"/>
-          </w:rPr>
-          <w:t>Matendo 9:18</w:t>
-        </w:r>
-      </w:hyperlink>
-    </w:p>
-    <w:p>
-      <w:pPr>
-        <w:pStyle w:val="ListBullet"/>
-        <w:spacing w:line="240" w:lineRule="auto"/>
-        <w:ind w:left="720"/>
-      </w:pPr>
-      <w:r>
-        <w:rPr>
-          <w:lang w:val="sw_KE" w:bidi="sw_KE"/>
-        </w:rPr>
-      </w:r>
-      <w:hyperlink r:id="rId95">
-        <w:r>
-          <w:rPr>
-            <w:lang w:val="sw_KE" w:bidi="sw_KE"/>
-          </w:rPr>
-          <w:rPr>
-            <w:color w:val="0000EE"/>
-            <w:u w:val="single"/>
-          </w:rPr>
-          <w:t>Matendo 10:48</w:t>
-        </w:r>
-      </w:hyperlink>
-    </w:p>
-    <w:p>
-      <w:pPr>
-        <w:pStyle w:val="ListBullet"/>
-        <w:spacing w:line="240" w:lineRule="auto"/>
-        <w:ind w:left="720"/>
-      </w:pPr>
-      <w:r>
-        <w:rPr>
-          <w:lang w:val="sw_KE" w:bidi="sw_KE"/>
-        </w:rPr>
-      </w:r>
-      <w:hyperlink r:id="rId96">
-        <w:r>
-          <w:rPr>
-            <w:lang w:val="sw_KE" w:bidi="sw_KE"/>
-          </w:rPr>
-          <w:rPr>
-            <w:color w:val="0000EE"/>
-            <w:u w:val="single"/>
-          </w:rPr>
-          <w:t>Luka 3:16</w:t>
-        </w:r>
-      </w:hyperlink>
-    </w:p>
-    <w:p>
-      <w:pPr>
-        <w:pStyle w:val="ListBullet"/>
-        <w:spacing w:line="240" w:lineRule="auto"/>
-        <w:ind w:left="720"/>
-      </w:pPr>
-      <w:r>
-        <w:rPr>
-          <w:lang w:val="sw_KE" w:bidi="sw_KE"/>
-        </w:rPr>
-      </w:r>
-      <w:hyperlink r:id="rId97">
-        <w:r>
-          <w:rPr>
-            <w:lang w:val="sw_KE" w:bidi="sw_KE"/>
-          </w:rPr>
-          <w:rPr>
-            <w:color w:val="0000EE"/>
-            <w:u w:val="single"/>
-          </w:rPr>
-          <w:t>Mathayo 3:14</w:t>
-        </w:r>
-      </w:hyperlink>
-    </w:p>
-    <w:p>
-      <w:pPr>
-        <w:pStyle w:val="ListBullet"/>
-        <w:spacing w:line="240" w:lineRule="auto"/>
-        <w:ind w:left="720"/>
-      </w:pPr>
-      <w:r>
-        <w:rPr>
-          <w:lang w:val="sw_KE" w:bidi="sw_KE"/>
-        </w:rPr>
-      </w:r>
-      <w:hyperlink r:id="rId98">
-        <w:r>
-          <w:rPr>
-            <w:lang w:val="sw_KE" w:bidi="sw_KE"/>
-          </w:rPr>
-          <w:rPr>
-            <w:color w:val="0000EE"/>
-            <w:u w:val="single"/>
-          </w:rPr>
-          <w:t>Mathayo 28:18–19</w:t>
-        </w:r>
-      </w:hyperlink>
+      <w:r>
+        <w:rPr>
+          <w:lang w:val="sw_KE" w:bidi="sw_KE"/>
+        </w:rPr>
+        <w:t>Matendo 2:38</w:t>
+      </w:r>
+    </w:p>
+    <w:p>
+      <w:pPr>
+        <w:pStyle w:val="ListBullet"/>
+        <w:spacing w:line="240" w:lineRule="auto"/>
+        <w:ind w:left="720"/>
+      </w:pPr>
+      <w:r>
+        <w:rPr>
+          <w:lang w:val="sw_KE" w:bidi="sw_KE"/>
+        </w:rPr>
+      </w:r>
+      <w:r>
+        <w:rPr>
+          <w:lang w:val="sw_KE" w:bidi="sw_KE"/>
+        </w:rPr>
+        <w:t>Matendo 8:36</w:t>
+      </w:r>
+    </w:p>
+    <w:p>
+      <w:pPr>
+        <w:pStyle w:val="ListBullet"/>
+        <w:spacing w:line="240" w:lineRule="auto"/>
+        <w:ind w:left="720"/>
+      </w:pPr>
+      <w:r>
+        <w:rPr>
+          <w:lang w:val="sw_KE" w:bidi="sw_KE"/>
+        </w:rPr>
+      </w:r>
+      <w:r>
+        <w:rPr>
+          <w:lang w:val="sw_KE" w:bidi="sw_KE"/>
+        </w:rPr>
+        <w:t>Matendo 9:18</w:t>
+      </w:r>
+    </w:p>
+    <w:p>
+      <w:pPr>
+        <w:pStyle w:val="ListBullet"/>
+        <w:spacing w:line="240" w:lineRule="auto"/>
+        <w:ind w:left="720"/>
+      </w:pPr>
+      <w:r>
+        <w:rPr>
+          <w:lang w:val="sw_KE" w:bidi="sw_KE"/>
+        </w:rPr>
+      </w:r>
+      <w:r>
+        <w:rPr>
+          <w:lang w:val="sw_KE" w:bidi="sw_KE"/>
+        </w:rPr>
+        <w:t>Matendo 10:48</w:t>
+      </w:r>
+    </w:p>
+    <w:p>
+      <w:pPr>
+        <w:pStyle w:val="ListBullet"/>
+        <w:spacing w:line="240" w:lineRule="auto"/>
+        <w:ind w:left="720"/>
+      </w:pPr>
+      <w:r>
+        <w:rPr>
+          <w:lang w:val="sw_KE" w:bidi="sw_KE"/>
+        </w:rPr>
+      </w:r>
+      <w:r>
+        <w:rPr>
+          <w:lang w:val="sw_KE" w:bidi="sw_KE"/>
+        </w:rPr>
+        <w:t>Luka 3:16</w:t>
+      </w:r>
+    </w:p>
+    <w:p>
+      <w:pPr>
+        <w:pStyle w:val="ListBullet"/>
+        <w:spacing w:line="240" w:lineRule="auto"/>
+        <w:ind w:left="720"/>
+      </w:pPr>
+      <w:r>
+        <w:rPr>
+          <w:lang w:val="sw_KE" w:bidi="sw_KE"/>
+        </w:rPr>
+      </w:r>
+      <w:r>
+        <w:rPr>
+          <w:lang w:val="sw_KE" w:bidi="sw_KE"/>
+        </w:rPr>
+        <w:t>Mathayo 3:14</w:t>
+      </w:r>
+    </w:p>
+    <w:p>
+      <w:pPr>
+        <w:pStyle w:val="ListBullet"/>
+        <w:spacing w:line="240" w:lineRule="auto"/>
+        <w:ind w:left="720"/>
+      </w:pPr>
+      <w:r>
+        <w:rPr>
+          <w:lang w:val="sw_KE" w:bidi="sw_KE"/>
+        </w:rPr>
+      </w:r>
+      <w:r>
+        <w:rPr>
+          <w:lang w:val="sw_KE" w:bidi="sw_KE"/>
+        </w:rPr>
+        <w:t>Mathayo 28:18–19</w:t>
+      </w:r>
     </w:p>
     <w:p>
       <w:pPr>
@@ -8627,90 +8111,66 @@
           <w:lang w:val="sw_KE" w:bidi="sw_KE"/>
         </w:rPr>
       </w:r>
-      <w:hyperlink r:id="rId99">
-        <w:r>
-          <w:rPr>
-            <w:lang w:val="sw_KE" w:bidi="sw_KE"/>
-          </w:rPr>
-          <w:rPr>
-            <w:color w:val="0000EE"/>
-            <w:u w:val="single"/>
-          </w:rPr>
-          <w:t>Luka 11:15</w:t>
-        </w:r>
-      </w:hyperlink>
-    </w:p>
-    <w:p>
-      <w:pPr>
-        <w:pStyle w:val="ListBullet"/>
-        <w:spacing w:line="240" w:lineRule="auto"/>
-        <w:ind w:left="720"/>
-      </w:pPr>
-      <w:r>
-        <w:rPr>
-          <w:lang w:val="sw_KE" w:bidi="sw_KE"/>
-        </w:rPr>
-      </w:r>
-      <w:hyperlink r:id="rId100">
-        <w:r>
-          <w:rPr>
-            <w:lang w:val="sw_KE" w:bidi="sw_KE"/>
-          </w:rPr>
-          <w:rPr>
-            <w:color w:val="0000EE"/>
-            <w:u w:val="single"/>
-          </w:rPr>
-          <w:t>Marko 3:22</w:t>
-        </w:r>
-      </w:hyperlink>
-    </w:p>
-    <w:p>
-      <w:pPr>
-        <w:pStyle w:val="ListBullet"/>
-        <w:spacing w:line="240" w:lineRule="auto"/>
-        <w:ind w:left="720"/>
-      </w:pPr>
-      <w:r>
-        <w:rPr>
-          <w:lang w:val="sw_KE" w:bidi="sw_KE"/>
-        </w:rPr>
-      </w:r>
-      <w:hyperlink r:id="rId101">
-        <w:r>
-          <w:rPr>
-            <w:lang w:val="sw_KE" w:bidi="sw_KE"/>
-          </w:rPr>
-          <w:rPr>
-            <w:color w:val="0000EE"/>
-            <w:u w:val="single"/>
-          </w:rPr>
-          <w:t>Mathayo 10:25</w:t>
-        </w:r>
-      </w:hyperlink>
-    </w:p>
-    <w:p>
-      <w:pPr>
-        <w:pStyle w:val="ListBullet"/>
-        <w:spacing w:line="240" w:lineRule="auto"/>
-        <w:ind w:left="720"/>
-      </w:pPr>
-      <w:r>
-        <w:rPr>
-          <w:lang w:val="sw_KE" w:bidi="sw_KE"/>
-        </w:rPr>
-      </w:r>
-      <w:hyperlink r:id="rId102">
-        <w:r>
-          <w:rPr>
-            <w:lang w:val="sw_KE" w:bidi="sw_KE"/>
-          </w:rPr>
-          <w:rPr>
-            <w:color w:val="0000EE"/>
-            <w:u w:val="single"/>
-          </w:rPr>
-          <w:t>Mathayo 12:25</w:t>
-        </w:r>
-      </w:hyperlink>
+      <w:r>
+        <w:rPr>
+          <w:lang w:val="sw_KE" w:bidi="sw_KE"/>
+        </w:rPr>
+        <w:t>Luka 11:15</w:t>
+      </w:r>
+    </w:p>
+    <w:p>
+      <w:pPr>
+        <w:pStyle w:val="ListBullet"/>
+        <w:spacing w:line="240" w:lineRule="auto"/>
+        <w:ind w:left="720"/>
+      </w:pPr>
+      <w:r>
+        <w:rPr>
+          <w:lang w:val="sw_KE" w:bidi="sw_KE"/>
+        </w:rPr>
+      </w:r>
+      <w:r>
+        <w:rPr>
+          <w:lang w:val="sw_KE" w:bidi="sw_KE"/>
+        </w:rPr>
+        <w:t>Marko 3:22</w:t>
+      </w:r>
+    </w:p>
+    <w:p>
+      <w:pPr>
+        <w:pStyle w:val="ListBullet"/>
+        <w:spacing w:line="240" w:lineRule="auto"/>
+        <w:ind w:left="720"/>
+      </w:pPr>
+      <w:r>
+        <w:rPr>
+          <w:lang w:val="sw_KE" w:bidi="sw_KE"/>
+        </w:rPr>
+      </w:r>
+      <w:r>
+        <w:rPr>
+          <w:lang w:val="sw_KE" w:bidi="sw_KE"/>
+        </w:rPr>
+        <w:t>Mathayo 10:25</w:t>
+      </w:r>
+    </w:p>
+    <w:p>
+      <w:pPr>
+        <w:pStyle w:val="ListBullet"/>
+        <w:spacing w:line="240" w:lineRule="auto"/>
+        <w:ind w:left="720"/>
+      </w:pPr>
+      <w:r>
+        <w:rPr>
+          <w:lang w:val="sw_KE" w:bidi="sw_KE"/>
+        </w:rPr>
+      </w:r>
+      <w:r>
+        <w:rPr>
+          <w:lang w:val="sw_KE" w:bidi="sw_KE"/>
+        </w:rPr>
+        <w:t>Mathayo 12:25</w:t>
+      </w:r>
     </w:p>
     <w:p>
       <w:pPr>
@@ -8958,138 +8418,102 @@
           <w:lang w:val="sw_KE" w:bidi="sw_KE"/>
         </w:rPr>
       </w:r>
-      <w:hyperlink r:id="rId103">
-        <w:r>
-          <w:rPr>
-            <w:lang w:val="sw_KE" w:bidi="sw_KE"/>
-          </w:rPr>
-          <w:rPr>
-            <w:color w:val="0000EE"/>
-            <w:u w:val="single"/>
-          </w:rPr>
-          <w:t>1 Samweli 3:20</w:t>
-        </w:r>
-      </w:hyperlink>
-    </w:p>
-    <w:p>
-      <w:pPr>
-        <w:pStyle w:val="ListBullet"/>
-        <w:spacing w:line="240" w:lineRule="auto"/>
-        <w:ind w:left="720"/>
-      </w:pPr>
-      <w:r>
-        <w:rPr>
-          <w:lang w:val="sw_KE" w:bidi="sw_KE"/>
-        </w:rPr>
-      </w:r>
-      <w:hyperlink r:id="rId104">
-        <w:r>
-          <w:rPr>
-            <w:lang w:val="sw_KE" w:bidi="sw_KE"/>
-          </w:rPr>
-          <w:rPr>
-            <w:color w:val="0000EE"/>
-            <w:u w:val="single"/>
-          </w:rPr>
-          <w:t>2 Samweli 17:11</w:t>
-        </w:r>
-      </w:hyperlink>
-    </w:p>
-    <w:p>
-      <w:pPr>
-        <w:pStyle w:val="ListBullet"/>
-        <w:spacing w:line="240" w:lineRule="auto"/>
-        <w:ind w:left="720"/>
-      </w:pPr>
-      <w:r>
-        <w:rPr>
-          <w:lang w:val="sw_KE" w:bidi="sw_KE"/>
-        </w:rPr>
-      </w:r>
-      <w:hyperlink r:id="rId105">
-        <w:r>
-          <w:rPr>
-            <w:lang w:val="sw_KE" w:bidi="sw_KE"/>
-          </w:rPr>
-          <w:rPr>
-            <w:color w:val="0000EE"/>
-            <w:u w:val="single"/>
-          </w:rPr>
-          <w:t>Mwanzo 21:14</w:t>
-        </w:r>
-      </w:hyperlink>
-    </w:p>
-    <w:p>
-      <w:pPr>
-        <w:pStyle w:val="ListBullet"/>
-        <w:spacing w:line="240" w:lineRule="auto"/>
-        <w:ind w:left="720"/>
-      </w:pPr>
-      <w:r>
-        <w:rPr>
-          <w:lang w:val="sw_KE" w:bidi="sw_KE"/>
-        </w:rPr>
-      </w:r>
-      <w:hyperlink r:id="rId106">
-        <w:r>
-          <w:rPr>
-            <w:lang w:val="sw_KE" w:bidi="sw_KE"/>
-          </w:rPr>
-          <w:rPr>
-            <w:color w:val="0000EE"/>
-            <w:u w:val="single"/>
-          </w:rPr>
-          <w:t>Mwanzo 21:31</w:t>
-        </w:r>
-      </w:hyperlink>
-    </w:p>
-    <w:p>
-      <w:pPr>
-        <w:pStyle w:val="ListBullet"/>
-        <w:spacing w:line="240" w:lineRule="auto"/>
-        <w:ind w:left="720"/>
-      </w:pPr>
-      <w:r>
-        <w:rPr>
-          <w:lang w:val="sw_KE" w:bidi="sw_KE"/>
-        </w:rPr>
-      </w:r>
-      <w:hyperlink r:id="rId107">
-        <w:r>
-          <w:rPr>
-            <w:lang w:val="sw_KE" w:bidi="sw_KE"/>
-          </w:rPr>
-          <w:rPr>
-            <w:color w:val="0000EE"/>
-            <w:u w:val="single"/>
-          </w:rPr>
-          <w:t>Mwanzo 46:1</w:t>
-        </w:r>
-      </w:hyperlink>
-    </w:p>
-    <w:p>
-      <w:pPr>
-        <w:pStyle w:val="ListBullet"/>
-        <w:spacing w:line="240" w:lineRule="auto"/>
-        <w:ind w:left="720"/>
-      </w:pPr>
-      <w:r>
-        <w:rPr>
-          <w:lang w:val="sw_KE" w:bidi="sw_KE"/>
-        </w:rPr>
-      </w:r>
-      <w:hyperlink r:id="rId108">
-        <w:r>
-          <w:rPr>
-            <w:lang w:val="sw_KE" w:bidi="sw_KE"/>
-          </w:rPr>
-          <w:rPr>
-            <w:color w:val="0000EE"/>
-            <w:u w:val="single"/>
-          </w:rPr>
-          <w:t>Nehemia 11:30</w:t>
-        </w:r>
-      </w:hyperlink>
+      <w:r>
+        <w:rPr>
+          <w:lang w:val="sw_KE" w:bidi="sw_KE"/>
+        </w:rPr>
+        <w:t>1 Samweli 3:20</w:t>
+      </w:r>
+    </w:p>
+    <w:p>
+      <w:pPr>
+        <w:pStyle w:val="ListBullet"/>
+        <w:spacing w:line="240" w:lineRule="auto"/>
+        <w:ind w:left="720"/>
+      </w:pPr>
+      <w:r>
+        <w:rPr>
+          <w:lang w:val="sw_KE" w:bidi="sw_KE"/>
+        </w:rPr>
+      </w:r>
+      <w:r>
+        <w:rPr>
+          <w:lang w:val="sw_KE" w:bidi="sw_KE"/>
+        </w:rPr>
+        <w:t>2 Samweli 17:11</w:t>
+      </w:r>
+    </w:p>
+    <w:p>
+      <w:pPr>
+        <w:pStyle w:val="ListBullet"/>
+        <w:spacing w:line="240" w:lineRule="auto"/>
+        <w:ind w:left="720"/>
+      </w:pPr>
+      <w:r>
+        <w:rPr>
+          <w:lang w:val="sw_KE" w:bidi="sw_KE"/>
+        </w:rPr>
+      </w:r>
+      <w:r>
+        <w:rPr>
+          <w:lang w:val="sw_KE" w:bidi="sw_KE"/>
+        </w:rPr>
+        <w:t>Mwanzo 21:14</w:t>
+      </w:r>
+    </w:p>
+    <w:p>
+      <w:pPr>
+        <w:pStyle w:val="ListBullet"/>
+        <w:spacing w:line="240" w:lineRule="auto"/>
+        <w:ind w:left="720"/>
+      </w:pPr>
+      <w:r>
+        <w:rPr>
+          <w:lang w:val="sw_KE" w:bidi="sw_KE"/>
+        </w:rPr>
+      </w:r>
+      <w:r>
+        <w:rPr>
+          <w:lang w:val="sw_KE" w:bidi="sw_KE"/>
+        </w:rPr>
+        <w:t>Mwanzo 21:31</w:t>
+      </w:r>
+    </w:p>
+    <w:p>
+      <w:pPr>
+        <w:pStyle w:val="ListBullet"/>
+        <w:spacing w:line="240" w:lineRule="auto"/>
+        <w:ind w:left="720"/>
+      </w:pPr>
+      <w:r>
+        <w:rPr>
+          <w:lang w:val="sw_KE" w:bidi="sw_KE"/>
+        </w:rPr>
+      </w:r>
+      <w:r>
+        <w:rPr>
+          <w:lang w:val="sw_KE" w:bidi="sw_KE"/>
+        </w:rPr>
+        <w:t>Mwanzo 46:1</w:t>
+      </w:r>
+    </w:p>
+    <w:p>
+      <w:pPr>
+        <w:pStyle w:val="ListBullet"/>
+        <w:spacing w:line="240" w:lineRule="auto"/>
+        <w:ind w:left="720"/>
+      </w:pPr>
+      <w:r>
+        <w:rPr>
+          <w:lang w:val="sw_KE" w:bidi="sw_KE"/>
+        </w:rPr>
+      </w:r>
+      <w:r>
+        <w:rPr>
+          <w:lang w:val="sw_KE" w:bidi="sw_KE"/>
+        </w:rPr>
+        <w:t>Nehemia 11:30</w:t>
+      </w:r>
     </w:p>
     <w:p>
       <w:pPr>
@@ -9316,56 +8740,38 @@
         <w:rPr>
           <w:lang w:val="sw_KE" w:bidi="sw_KE"/>
         </w:rPr>
+      </w:r>
+      <w:r>
+        <w:rPr>
+          <w:lang w:val="sw_KE" w:bidi="sw_KE"/>
+        </w:rPr>
+        <w:t>1 Mambo ya Nyakati 4:36</w:t>
         <w:br/>
       </w:r>
-      <w:hyperlink r:id="rId109">
-        <w:r>
-          <w:rPr>
-            <w:lang w:val="sw_KE" w:bidi="sw_KE"/>
-          </w:rPr>
-          <w:rPr>
-            <w:color w:val="0000EE"/>
-            <w:u w:val="single"/>
-          </w:rPr>
-          <w:t>1 Mambo ya Nyakati 4:36</w:t>
-        </w:r>
-      </w:hyperlink>
-      <w:hyperlink r:id="rId110">
-        <w:r>
-          <w:rPr>
-            <w:lang w:val="sw_KE" w:bidi="sw_KE"/>
-          </w:rPr>
-          <w:rPr>
-            <w:color w:val="0000EE"/>
-            <w:u w:val="single"/>
-          </w:rPr>
-          <w:t>1 Wafalme 1:8</w:t>
-        </w:r>
-      </w:hyperlink>
-    </w:p>
-    <w:p>
-      <w:pPr>
-        <w:pStyle w:val="ListBullet"/>
-        <w:spacing w:line="240" w:lineRule="auto"/>
-        <w:ind w:left="720"/>
-      </w:pPr>
-      <w:r>
-        <w:rPr>
-          <w:lang w:val="sw_KE" w:bidi="sw_KE"/>
-        </w:rPr>
-      </w:r>
-      <w:hyperlink r:id="rId111">
-        <w:r>
-          <w:rPr>
-            <w:lang w:val="sw_KE" w:bidi="sw_KE"/>
-          </w:rPr>
-          <w:rPr>
-            <w:color w:val="0000EE"/>
-            <w:u w:val="single"/>
-          </w:rPr>
-          <w:t>2 Samweli 23:20–21</w:t>
-        </w:r>
-      </w:hyperlink>
+      <w:r>
+        <w:rPr>
+          <w:lang w:val="sw_KE" w:bidi="sw_KE"/>
+        </w:rPr>
+        <w:t>1 Wafalme 1:8</w:t>
+      </w:r>
+    </w:p>
+    <w:p>
+      <w:pPr>
+        <w:pStyle w:val="ListBullet"/>
+        <w:spacing w:line="240" w:lineRule="auto"/>
+        <w:ind w:left="720"/>
+      </w:pPr>
+      <w:r>
+        <w:rPr>
+          <w:lang w:val="sw_KE" w:bidi="sw_KE"/>
+        </w:rPr>
+      </w:r>
+      <w:r>
+        <w:rPr>
+          <w:lang w:val="sw_KE" w:bidi="sw_KE"/>
+        </w:rPr>
+        <w:t>2 Samweli 23:20–21</w:t>
+      </w:r>
     </w:p>
     <w:p>
       <w:pPr>
@@ -9631,162 +9037,120 @@
           <w:lang w:val="sw_KE" w:bidi="sw_KE"/>
         </w:rPr>
       </w:r>
-      <w:hyperlink r:id="rId112">
-        <w:r>
-          <w:rPr>
-            <w:lang w:val="sw_KE" w:bidi="sw_KE"/>
-          </w:rPr>
-          <w:rPr>
-            <w:color w:val="0000EE"/>
-            <w:u w:val="single"/>
-          </w:rPr>
-          <w:t>1 Mambo ya Nyakati 2:1–2</w:t>
-        </w:r>
-      </w:hyperlink>
-    </w:p>
-    <w:p>
-      <w:pPr>
-        <w:pStyle w:val="ListBullet"/>
-        <w:spacing w:line="240" w:lineRule="auto"/>
-        <w:ind w:left="720"/>
-      </w:pPr>
-      <w:r>
-        <w:rPr>
-          <w:lang w:val="sw_KE" w:bidi="sw_KE"/>
-        </w:rPr>
-      </w:r>
-      <w:hyperlink r:id="rId113">
-        <w:r>
-          <w:rPr>
-            <w:lang w:val="sw_KE" w:bidi="sw_KE"/>
-          </w:rPr>
-          <w:rPr>
-            <w:color w:val="0000EE"/>
-            <w:u w:val="single"/>
-          </w:rPr>
-          <w:t>1 Wafalme 2:8</w:t>
-        </w:r>
-      </w:hyperlink>
-    </w:p>
-    <w:p>
-      <w:pPr>
-        <w:pStyle w:val="ListBullet"/>
-        <w:spacing w:line="240" w:lineRule="auto"/>
-        <w:ind w:left="720"/>
-      </w:pPr>
-      <w:r>
-        <w:rPr>
-          <w:lang w:val="sw_KE" w:bidi="sw_KE"/>
-        </w:rPr>
-      </w:r>
-      <w:hyperlink r:id="rId114">
-        <w:r>
-          <w:rPr>
-            <w:lang w:val="sw_KE" w:bidi="sw_KE"/>
-          </w:rPr>
-          <w:rPr>
-            <w:color w:val="0000EE"/>
-            <w:u w:val="single"/>
-          </w:rPr>
-          <w:t>Matendo 13:21–22</w:t>
-        </w:r>
-      </w:hyperlink>
-    </w:p>
-    <w:p>
-      <w:pPr>
-        <w:pStyle w:val="ListBullet"/>
-        <w:spacing w:line="240" w:lineRule="auto"/>
-        <w:ind w:left="720"/>
-      </w:pPr>
-      <w:r>
-        <w:rPr>
-          <w:lang w:val="sw_KE" w:bidi="sw_KE"/>
-        </w:rPr>
-      </w:r>
-      <w:hyperlink r:id="rId115">
-        <w:r>
-          <w:rPr>
-            <w:lang w:val="sw_KE" w:bidi="sw_KE"/>
-          </w:rPr>
-          <w:rPr>
-            <w:color w:val="0000EE"/>
-            <w:u w:val="single"/>
-          </w:rPr>
-          <w:t>Mwanzo 35:18</w:t>
-        </w:r>
-      </w:hyperlink>
-    </w:p>
-    <w:p>
-      <w:pPr>
-        <w:pStyle w:val="ListBullet"/>
-        <w:spacing w:line="240" w:lineRule="auto"/>
-        <w:ind w:left="720"/>
-      </w:pPr>
-      <w:r>
-        <w:rPr>
-          <w:lang w:val="sw_KE" w:bidi="sw_KE"/>
-        </w:rPr>
-      </w:r>
-      <w:hyperlink r:id="rId116">
-        <w:r>
-          <w:rPr>
-            <w:lang w:val="sw_KE" w:bidi="sw_KE"/>
-          </w:rPr>
-          <w:rPr>
-            <w:color w:val="0000EE"/>
-            <w:u w:val="single"/>
-          </w:rPr>
-          <w:t>Mwanzo 42:4</w:t>
-        </w:r>
-      </w:hyperlink>
-    </w:p>
-    <w:p>
-      <w:pPr>
-        <w:pStyle w:val="ListBullet"/>
-        <w:spacing w:line="240" w:lineRule="auto"/>
-        <w:ind w:left="720"/>
-      </w:pPr>
-      <w:r>
-        <w:rPr>
-          <w:lang w:val="sw_KE" w:bidi="sw_KE"/>
-        </w:rPr>
-      </w:r>
-      <w:hyperlink r:id="rId117">
-        <w:r>
-          <w:rPr>
-            <w:lang w:val="sw_KE" w:bidi="sw_KE"/>
-          </w:rPr>
-          <w:rPr>
-            <w:color w:val="0000EE"/>
-            <w:u w:val="single"/>
-          </w:rPr>
-          <w:t>Mwanzo 42:35–36</w:t>
-        </w:r>
-      </w:hyperlink>
-    </w:p>
-    <w:p>
-      <w:pPr>
-        <w:pStyle w:val="ListBullet"/>
-        <w:spacing w:line="240" w:lineRule="auto"/>
-        <w:ind w:left="720"/>
-      </w:pPr>
-      <w:r>
-        <w:rPr>
-          <w:lang w:val="sw_KE" w:bidi="sw_KE"/>
-        </w:rPr>
-      </w:r>
-      <w:hyperlink r:id="rId118">
-        <w:r>
-          <w:rPr>
-            <w:lang w:val="sw_KE" w:bidi="sw_KE"/>
-          </w:rPr>
-          <w:rPr>
-            <w:color w:val="0000EE"/>
-            <w:u w:val="single"/>
-          </w:rPr>
-          <w:t>Wafilipi 3:4–5</w:t>
-        </w:r>
-      </w:hyperlink>
+      <w:r>
+        <w:rPr>
+          <w:lang w:val="sw_KE" w:bidi="sw_KE"/>
+        </w:rPr>
+        <w:t>1 Mambo ya Nyakati 2:1–2</w:t>
+      </w:r>
+    </w:p>
+    <w:p>
+      <w:pPr>
+        <w:pStyle w:val="ListBullet"/>
+        <w:spacing w:line="240" w:lineRule="auto"/>
+        <w:ind w:left="720"/>
+      </w:pPr>
+      <w:r>
+        <w:rPr>
+          <w:lang w:val="sw_KE" w:bidi="sw_KE"/>
+        </w:rPr>
+      </w:r>
+      <w:r>
+        <w:rPr>
+          <w:lang w:val="sw_KE" w:bidi="sw_KE"/>
+        </w:rPr>
+        <w:t>1 Wafalme 2:8</w:t>
+      </w:r>
+    </w:p>
+    <w:p>
+      <w:pPr>
+        <w:pStyle w:val="ListBullet"/>
+        <w:spacing w:line="240" w:lineRule="auto"/>
+        <w:ind w:left="720"/>
+      </w:pPr>
+      <w:r>
+        <w:rPr>
+          <w:lang w:val="sw_KE" w:bidi="sw_KE"/>
+        </w:rPr>
+      </w:r>
+      <w:r>
+        <w:rPr>
+          <w:lang w:val="sw_KE" w:bidi="sw_KE"/>
+        </w:rPr>
+        <w:t>Matendo 13:21–22</w:t>
+      </w:r>
+    </w:p>
+    <w:p>
+      <w:pPr>
+        <w:pStyle w:val="ListBullet"/>
+        <w:spacing w:line="240" w:lineRule="auto"/>
+        <w:ind w:left="720"/>
+      </w:pPr>
+      <w:r>
+        <w:rPr>
+          <w:lang w:val="sw_KE" w:bidi="sw_KE"/>
+        </w:rPr>
+      </w:r>
+      <w:r>
+        <w:rPr>
+          <w:lang w:val="sw_KE" w:bidi="sw_KE"/>
+        </w:rPr>
+        <w:t>Mwanzo 35:18</w:t>
+      </w:r>
+    </w:p>
+    <w:p>
+      <w:pPr>
+        <w:pStyle w:val="ListBullet"/>
+        <w:spacing w:line="240" w:lineRule="auto"/>
+        <w:ind w:left="720"/>
+      </w:pPr>
+      <w:r>
+        <w:rPr>
+          <w:lang w:val="sw_KE" w:bidi="sw_KE"/>
+        </w:rPr>
+      </w:r>
+      <w:r>
+        <w:rPr>
+          <w:lang w:val="sw_KE" w:bidi="sw_KE"/>
+        </w:rPr>
+        <w:t>Mwanzo 42:4</w:t>
+      </w:r>
+    </w:p>
+    <w:p>
+      <w:pPr>
+        <w:pStyle w:val="ListBullet"/>
+        <w:spacing w:line="240" w:lineRule="auto"/>
+        <w:ind w:left="720"/>
+      </w:pPr>
+      <w:r>
+        <w:rPr>
+          <w:lang w:val="sw_KE" w:bidi="sw_KE"/>
+        </w:rPr>
+      </w:r>
+      <w:r>
+        <w:rPr>
+          <w:lang w:val="sw_KE" w:bidi="sw_KE"/>
+        </w:rPr>
+        <w:t>Mwanzo 42:35–36</w:t>
+      </w:r>
+    </w:p>
+    <w:p>
+      <w:pPr>
+        <w:pStyle w:val="ListBullet"/>
+        <w:spacing w:line="240" w:lineRule="auto"/>
+        <w:ind w:left="720"/>
+      </w:pPr>
+      <w:r>
+        <w:rPr>
+          <w:lang w:val="sw_KE" w:bidi="sw_KE"/>
+        </w:rPr>
+      </w:r>
+      <w:r>
+        <w:rPr>
+          <w:lang w:val="sw_KE" w:bidi="sw_KE"/>
+        </w:rPr>
+        <w:t>Wafilipi 3:4–5</w:t>
+      </w:r>
     </w:p>
     <w:p>
       <w:pPr>
@@ -10010,55 +9374,37 @@
           <w:lang w:val="sw_KE" w:bidi="sw_KE"/>
         </w:rPr>
       </w:r>
-      <w:hyperlink r:id="rId119">
-        <w:r>
-          <w:rPr>
-            <w:lang w:val="sw_KE" w:bidi="sw_KE"/>
-          </w:rPr>
-          <w:rPr>
-            <w:color w:val="0000EE"/>
-            <w:u w:val="single"/>
-          </w:rPr>
-          <w:t>Matendo 17:11</w:t>
-        </w:r>
-      </w:hyperlink>
-    </w:p>
-    <w:p>
-      <w:pPr>
-        <w:pStyle w:val="ListBullet"/>
-        <w:spacing w:line="240" w:lineRule="auto"/>
-        <w:ind w:left="720"/>
-      </w:pPr>
-      <w:r>
-        <w:rPr>
-          <w:lang w:val="sw_KE" w:bidi="sw_KE"/>
-        </w:rPr>
+      <w:r>
+        <w:rPr>
+          <w:lang w:val="sw_KE" w:bidi="sw_KE"/>
+        </w:rPr>
+        <w:t>Matendo 17:11</w:t>
+      </w:r>
+    </w:p>
+    <w:p>
+      <w:pPr>
+        <w:pStyle w:val="ListBullet"/>
+        <w:spacing w:line="240" w:lineRule="auto"/>
+        <w:ind w:left="720"/>
+      </w:pPr>
+      <w:r>
+        <w:rPr>
+          <w:lang w:val="sw_KE" w:bidi="sw_KE"/>
+        </w:rPr>
+      </w:r>
+      <w:r>
+        <w:rPr>
+          <w:lang w:val="sw_KE" w:bidi="sw_KE"/>
+        </w:rPr>
+        <w:t>Matendo 17:13–15</w:t>
         <w:br/>
       </w:r>
-      <w:hyperlink r:id="rId120">
-        <w:r>
-          <w:rPr>
-            <w:lang w:val="sw_KE" w:bidi="sw_KE"/>
-          </w:rPr>
-          <w:rPr>
-            <w:color w:val="0000EE"/>
-            <w:u w:val="single"/>
-          </w:rPr>
-          <w:t>Matendo 17:13–15</w:t>
-        </w:r>
-      </w:hyperlink>
-      <w:hyperlink r:id="rId121">
-        <w:r>
-          <w:rPr>
-            <w:lang w:val="sw_KE" w:bidi="sw_KE"/>
-          </w:rPr>
-          <w:rPr>
-            <w:color w:val="0000EE"/>
-            <w:u w:val="single"/>
-          </w:rPr>
-          <w:t>Matendo 20:4</w:t>
-        </w:r>
-      </w:hyperlink>
+      <w:r>
+        <w:rPr>
+          <w:lang w:val="sw_KE" w:bidi="sw_KE"/>
+        </w:rPr>
+        <w:t>Matendo 20:4</w:t>
+      </w:r>
     </w:p>
     <w:p>
       <w:pPr>
@@ -10324,90 +9670,66 @@
           <w:lang w:val="sw_KE" w:bidi="sw_KE"/>
         </w:rPr>
       </w:r>
-      <w:hyperlink r:id="rId122">
-        <w:r>
-          <w:rPr>
-            <w:lang w:val="sw_KE" w:bidi="sw_KE"/>
-          </w:rPr>
-          <w:rPr>
-            <w:color w:val="0000EE"/>
-            <w:u w:val="single"/>
-          </w:rPr>
-          <w:t>1 Wafalme 4:9</w:t>
-        </w:r>
-      </w:hyperlink>
-    </w:p>
-    <w:p>
-      <w:pPr>
-        <w:pStyle w:val="ListBullet"/>
-        <w:spacing w:line="240" w:lineRule="auto"/>
-        <w:ind w:left="720"/>
-      </w:pPr>
-      <w:r>
-        <w:rPr>
-          <w:lang w:val="sw_KE" w:bidi="sw_KE"/>
-        </w:rPr>
-      </w:r>
-      <w:hyperlink r:id="rId123">
-        <w:r>
-          <w:rPr>
-            <w:lang w:val="sw_KE" w:bidi="sw_KE"/>
-          </w:rPr>
-          <w:rPr>
-            <w:color w:val="0000EE"/>
-            <w:u w:val="single"/>
-          </w:rPr>
-          <w:t>1 Samweli 6:9</w:t>
-        </w:r>
-      </w:hyperlink>
-    </w:p>
-    <w:p>
-      <w:pPr>
-        <w:pStyle w:val="ListBullet"/>
-        <w:spacing w:line="240" w:lineRule="auto"/>
-        <w:ind w:left="720"/>
-      </w:pPr>
-      <w:r>
-        <w:rPr>
-          <w:lang w:val="sw_KE" w:bidi="sw_KE"/>
-        </w:rPr>
-      </w:r>
-      <w:hyperlink r:id="rId124">
-        <w:r>
-          <w:rPr>
-            <w:lang w:val="sw_KE" w:bidi="sw_KE"/>
-          </w:rPr>
-          <w:rPr>
-            <w:color w:val="0000EE"/>
-            <w:u w:val="single"/>
-          </w:rPr>
-          <w:t>Yoshua 19:20–22</w:t>
-        </w:r>
-      </w:hyperlink>
-    </w:p>
-    <w:p>
-      <w:pPr>
-        <w:pStyle w:val="ListBullet"/>
-        <w:spacing w:line="240" w:lineRule="auto"/>
-        <w:ind w:left="720"/>
-      </w:pPr>
-      <w:r>
-        <w:rPr>
-          <w:lang w:val="sw_KE" w:bidi="sw_KE"/>
-        </w:rPr>
-      </w:r>
-      <w:hyperlink r:id="rId125">
-        <w:r>
-          <w:rPr>
-            <w:lang w:val="sw_KE" w:bidi="sw_KE"/>
-          </w:rPr>
-          <w:rPr>
-            <w:color w:val="0000EE"/>
-            <w:u w:val="single"/>
-          </w:rPr>
-          <w:t>Waamuzi 1:33</w:t>
-        </w:r>
-      </w:hyperlink>
+      <w:r>
+        <w:rPr>
+          <w:lang w:val="sw_KE" w:bidi="sw_KE"/>
+        </w:rPr>
+        <w:t>1 Wafalme 4:9</w:t>
+      </w:r>
+    </w:p>
+    <w:p>
+      <w:pPr>
+        <w:pStyle w:val="ListBullet"/>
+        <w:spacing w:line="240" w:lineRule="auto"/>
+        <w:ind w:left="720"/>
+      </w:pPr>
+      <w:r>
+        <w:rPr>
+          <w:lang w:val="sw_KE" w:bidi="sw_KE"/>
+        </w:rPr>
+      </w:r>
+      <w:r>
+        <w:rPr>
+          <w:lang w:val="sw_KE" w:bidi="sw_KE"/>
+        </w:rPr>
+        <w:t>1 Samweli 6:9</w:t>
+      </w:r>
+    </w:p>
+    <w:p>
+      <w:pPr>
+        <w:pStyle w:val="ListBullet"/>
+        <w:spacing w:line="240" w:lineRule="auto"/>
+        <w:ind w:left="720"/>
+      </w:pPr>
+      <w:r>
+        <w:rPr>
+          <w:lang w:val="sw_KE" w:bidi="sw_KE"/>
+        </w:rPr>
+      </w:r>
+      <w:r>
+        <w:rPr>
+          <w:lang w:val="sw_KE" w:bidi="sw_KE"/>
+        </w:rPr>
+        <w:t>Yoshua 19:20–22</w:t>
+      </w:r>
+    </w:p>
+    <w:p>
+      <w:pPr>
+        <w:pStyle w:val="ListBullet"/>
+        <w:spacing w:line="240" w:lineRule="auto"/>
+        <w:ind w:left="720"/>
+      </w:pPr>
+      <w:r>
+        <w:rPr>
+          <w:lang w:val="sw_KE" w:bidi="sw_KE"/>
+        </w:rPr>
+      </w:r>
+      <w:r>
+        <w:rPr>
+          <w:lang w:val="sw_KE" w:bidi="sw_KE"/>
+        </w:rPr>
+        <w:t>Waamuzi 1:33</w:t>
+      </w:r>
     </w:p>
     <w:p>
       <w:pPr>
@@ -10673,90 +9995,66 @@
           <w:lang w:val="sw_KE" w:bidi="sw_KE"/>
         </w:rPr>
       </w:r>
-      <w:hyperlink r:id="rId126">
-        <w:r>
-          <w:rPr>
-            <w:lang w:val="sw_KE" w:bidi="sw_KE"/>
-          </w:rPr>
-          <w:rPr>
-            <w:color w:val="0000EE"/>
-            <w:u w:val="single"/>
-          </w:rPr>
-          <w:t>Yohana 1:26–28</w:t>
-        </w:r>
-      </w:hyperlink>
-    </w:p>
-    <w:p>
-      <w:pPr>
-        <w:pStyle w:val="ListBullet"/>
-        <w:spacing w:line="240" w:lineRule="auto"/>
-        <w:ind w:left="720"/>
-      </w:pPr>
-      <w:r>
-        <w:rPr>
-          <w:lang w:val="sw_KE" w:bidi="sw_KE"/>
-        </w:rPr>
-      </w:r>
-      <w:hyperlink r:id="rId127">
-        <w:r>
-          <w:rPr>
-            <w:lang w:val="sw_KE" w:bidi="sw_KE"/>
-          </w:rPr>
-          <w:rPr>
-            <w:color w:val="0000EE"/>
-            <w:u w:val="single"/>
-          </w:rPr>
-          <w:t>Luka 24:50–51</w:t>
-        </w:r>
-      </w:hyperlink>
-    </w:p>
-    <w:p>
-      <w:pPr>
-        <w:pStyle w:val="ListBullet"/>
-        <w:spacing w:line="240" w:lineRule="auto"/>
-        <w:ind w:left="720"/>
-      </w:pPr>
-      <w:r>
-        <w:rPr>
-          <w:lang w:val="sw_KE" w:bidi="sw_KE"/>
-        </w:rPr>
-      </w:r>
-      <w:hyperlink r:id="rId128">
-        <w:r>
-          <w:rPr>
-            <w:lang w:val="sw_KE" w:bidi="sw_KE"/>
-          </w:rPr>
-          <w:rPr>
-            <w:color w:val="0000EE"/>
-            <w:u w:val="single"/>
-          </w:rPr>
-          <w:t>Marko 11:1</w:t>
-        </w:r>
-      </w:hyperlink>
-    </w:p>
-    <w:p>
-      <w:pPr>
-        <w:pStyle w:val="ListBullet"/>
-        <w:spacing w:line="240" w:lineRule="auto"/>
-        <w:ind w:left="720"/>
-      </w:pPr>
-      <w:r>
-        <w:rPr>
-          <w:lang w:val="sw_KE" w:bidi="sw_KE"/>
-        </w:rPr>
-      </w:r>
-      <w:hyperlink r:id="rId129">
-        <w:r>
-          <w:rPr>
-            <w:lang w:val="sw_KE" w:bidi="sw_KE"/>
-          </w:rPr>
-          <w:rPr>
-            <w:color w:val="0000EE"/>
-            <w:u w:val="single"/>
-          </w:rPr>
-          <w:t>Mathayo 21:15–17</w:t>
-        </w:r>
-      </w:hyperlink>
+      <w:r>
+        <w:rPr>
+          <w:lang w:val="sw_KE" w:bidi="sw_KE"/>
+        </w:rPr>
+        <w:t>Yohana 1:26–28</w:t>
+      </w:r>
+    </w:p>
+    <w:p>
+      <w:pPr>
+        <w:pStyle w:val="ListBullet"/>
+        <w:spacing w:line="240" w:lineRule="auto"/>
+        <w:ind w:left="720"/>
+      </w:pPr>
+      <w:r>
+        <w:rPr>
+          <w:lang w:val="sw_KE" w:bidi="sw_KE"/>
+        </w:rPr>
+      </w:r>
+      <w:r>
+        <w:rPr>
+          <w:lang w:val="sw_KE" w:bidi="sw_KE"/>
+        </w:rPr>
+        <w:t>Luka 24:50–51</w:t>
+      </w:r>
+    </w:p>
+    <w:p>
+      <w:pPr>
+        <w:pStyle w:val="ListBullet"/>
+        <w:spacing w:line="240" w:lineRule="auto"/>
+        <w:ind w:left="720"/>
+      </w:pPr>
+      <w:r>
+        <w:rPr>
+          <w:lang w:val="sw_KE" w:bidi="sw_KE"/>
+        </w:rPr>
+      </w:r>
+      <w:r>
+        <w:rPr>
+          <w:lang w:val="sw_KE" w:bidi="sw_KE"/>
+        </w:rPr>
+        <w:t>Marko 11:1</w:t>
+      </w:r>
+    </w:p>
+    <w:p>
+      <w:pPr>
+        <w:pStyle w:val="ListBullet"/>
+        <w:spacing w:line="240" w:lineRule="auto"/>
+        <w:ind w:left="720"/>
+      </w:pPr>
+      <w:r>
+        <w:rPr>
+          <w:lang w:val="sw_KE" w:bidi="sw_KE"/>
+        </w:rPr>
+      </w:r>
+      <w:r>
+        <w:rPr>
+          <w:lang w:val="sw_KE" w:bidi="sw_KE"/>
+        </w:rPr>
+        <w:t>Mathayo 21:15–17</w:t>
+      </w:r>
     </w:p>
     <w:p>
       <w:pPr>
@@ -11016,90 +10314,66 @@
           <w:lang w:val="sw_KE" w:bidi="sw_KE"/>
         </w:rPr>
       </w:r>
-      <w:hyperlink r:id="rId130">
-        <w:r>
-          <w:rPr>
-            <w:lang w:val="sw_KE" w:bidi="sw_KE"/>
-          </w:rPr>
-          <w:rPr>
-            <w:color w:val="0000EE"/>
-            <w:u w:val="single"/>
-          </w:rPr>
-          <w:t>Mwanzo 12:8–9</w:t>
-        </w:r>
-      </w:hyperlink>
-    </w:p>
-    <w:p>
-      <w:pPr>
-        <w:pStyle w:val="ListBullet"/>
-        <w:spacing w:line="240" w:lineRule="auto"/>
-        <w:ind w:left="720"/>
-      </w:pPr>
-      <w:r>
-        <w:rPr>
-          <w:lang w:val="sw_KE" w:bidi="sw_KE"/>
-        </w:rPr>
-      </w:r>
-      <w:hyperlink r:id="rId131">
-        <w:r>
-          <w:rPr>
-            <w:lang w:val="sw_KE" w:bidi="sw_KE"/>
-          </w:rPr>
-          <w:rPr>
-            <w:color w:val="0000EE"/>
-            <w:u w:val="single"/>
-          </w:rPr>
-          <w:t>Mwanzo 35:1</w:t>
-        </w:r>
-      </w:hyperlink>
-    </w:p>
-    <w:p>
-      <w:pPr>
-        <w:pStyle w:val="ListBullet"/>
-        <w:spacing w:line="240" w:lineRule="auto"/>
-        <w:ind w:left="720"/>
-      </w:pPr>
-      <w:r>
-        <w:rPr>
-          <w:lang w:val="sw_KE" w:bidi="sw_KE"/>
-        </w:rPr>
-      </w:r>
-      <w:hyperlink r:id="rId132">
-        <w:r>
-          <w:rPr>
-            <w:lang w:val="sw_KE" w:bidi="sw_KE"/>
-          </w:rPr>
-          <w:rPr>
-            <w:color w:val="0000EE"/>
-            <w:u w:val="single"/>
-          </w:rPr>
-          <w:t>Hosea 10:15</w:t>
-        </w:r>
-      </w:hyperlink>
-    </w:p>
-    <w:p>
-      <w:pPr>
-        <w:pStyle w:val="ListBullet"/>
-        <w:spacing w:line="240" w:lineRule="auto"/>
-        <w:ind w:left="720"/>
-      </w:pPr>
-      <w:r>
-        <w:rPr>
-          <w:lang w:val="sw_KE" w:bidi="sw_KE"/>
-        </w:rPr>
-      </w:r>
-      <w:hyperlink r:id="rId133">
-        <w:r>
-          <w:rPr>
-            <w:lang w:val="sw_KE" w:bidi="sw_KE"/>
-          </w:rPr>
-          <w:rPr>
-            <w:color w:val="0000EE"/>
-            <w:u w:val="single"/>
-          </w:rPr>
-          <w:t>Waamuzi 1:23</w:t>
-        </w:r>
-      </w:hyperlink>
+      <w:r>
+        <w:rPr>
+          <w:lang w:val="sw_KE" w:bidi="sw_KE"/>
+        </w:rPr>
+        <w:t>Mwanzo 12:8–9</w:t>
+      </w:r>
+    </w:p>
+    <w:p>
+      <w:pPr>
+        <w:pStyle w:val="ListBullet"/>
+        <w:spacing w:line="240" w:lineRule="auto"/>
+        <w:ind w:left="720"/>
+      </w:pPr>
+      <w:r>
+        <w:rPr>
+          <w:lang w:val="sw_KE" w:bidi="sw_KE"/>
+        </w:rPr>
+      </w:r>
+      <w:r>
+        <w:rPr>
+          <w:lang w:val="sw_KE" w:bidi="sw_KE"/>
+        </w:rPr>
+        <w:t>Mwanzo 35:1</w:t>
+      </w:r>
+    </w:p>
+    <w:p>
+      <w:pPr>
+        <w:pStyle w:val="ListBullet"/>
+        <w:spacing w:line="240" w:lineRule="auto"/>
+        <w:ind w:left="720"/>
+      </w:pPr>
+      <w:r>
+        <w:rPr>
+          <w:lang w:val="sw_KE" w:bidi="sw_KE"/>
+        </w:rPr>
+      </w:r>
+      <w:r>
+        <w:rPr>
+          <w:lang w:val="sw_KE" w:bidi="sw_KE"/>
+        </w:rPr>
+        <w:t>Hosea 10:15</w:t>
+      </w:r>
+    </w:p>
+    <w:p>
+      <w:pPr>
+        <w:pStyle w:val="ListBullet"/>
+        <w:spacing w:line="240" w:lineRule="auto"/>
+        <w:ind w:left="720"/>
+      </w:pPr>
+      <w:r>
+        <w:rPr>
+          <w:lang w:val="sw_KE" w:bidi="sw_KE"/>
+        </w:rPr>
+      </w:r>
+      <w:r>
+        <w:rPr>
+          <w:lang w:val="sw_KE" w:bidi="sw_KE"/>
+        </w:rPr>
+        <w:t>Waamuzi 1:23</w:t>
+      </w:r>
     </w:p>
     <w:p>
       <w:pPr>
@@ -11333,138 +10607,102 @@
           <w:lang w:val="sw_KE" w:bidi="sw_KE"/>
         </w:rPr>
       </w:r>
-      <w:hyperlink r:id="rId134">
-        <w:r>
-          <w:rPr>
-            <w:lang w:val="sw_KE" w:bidi="sw_KE"/>
-          </w:rPr>
-          <w:rPr>
-            <w:color w:val="0000EE"/>
-            <w:u w:val="single"/>
-          </w:rPr>
-          <w:t>Mwanzo 35:16</w:t>
-        </w:r>
-      </w:hyperlink>
-    </w:p>
-    <w:p>
-      <w:pPr>
-        <w:pStyle w:val="ListBullet"/>
-        <w:spacing w:line="240" w:lineRule="auto"/>
-        <w:ind w:left="720"/>
-      </w:pPr>
-      <w:r>
-        <w:rPr>
-          <w:lang w:val="sw_KE" w:bidi="sw_KE"/>
-        </w:rPr>
-      </w:r>
-      <w:hyperlink r:id="rId135">
-        <w:r>
-          <w:rPr>
-            <w:lang w:val="sw_KE" w:bidi="sw_KE"/>
-          </w:rPr>
-          <w:rPr>
-            <w:color w:val="0000EE"/>
-            <w:u w:val="single"/>
-          </w:rPr>
-          <w:t>Yohana 7:42</w:t>
-        </w:r>
-      </w:hyperlink>
-    </w:p>
-    <w:p>
-      <w:pPr>
-        <w:pStyle w:val="ListBullet"/>
-        <w:spacing w:line="240" w:lineRule="auto"/>
-        <w:ind w:left="720"/>
-      </w:pPr>
-      <w:r>
-        <w:rPr>
-          <w:lang w:val="sw_KE" w:bidi="sw_KE"/>
-        </w:rPr>
-      </w:r>
-      <w:hyperlink r:id="rId136">
-        <w:r>
-          <w:rPr>
-            <w:lang w:val="sw_KE" w:bidi="sw_KE"/>
-          </w:rPr>
-          <w:rPr>
-            <w:color w:val="0000EE"/>
-            <w:u w:val="single"/>
-          </w:rPr>
-          <w:t>Mathayo 2:6</w:t>
-        </w:r>
-      </w:hyperlink>
-    </w:p>
-    <w:p>
-      <w:pPr>
-        <w:pStyle w:val="ListBullet"/>
-        <w:spacing w:line="240" w:lineRule="auto"/>
-        <w:ind w:left="720"/>
-      </w:pPr>
-      <w:r>
-        <w:rPr>
-          <w:lang w:val="sw_KE" w:bidi="sw_KE"/>
-        </w:rPr>
-      </w:r>
-      <w:hyperlink r:id="rId137">
-        <w:r>
-          <w:rPr>
-            <w:lang w:val="sw_KE" w:bidi="sw_KE"/>
-          </w:rPr>
-          <w:rPr>
-            <w:color w:val="0000EE"/>
-            <w:u w:val="single"/>
-          </w:rPr>
-          <w:t>Mathayo 2:16</w:t>
-        </w:r>
-      </w:hyperlink>
-    </w:p>
-    <w:p>
-      <w:pPr>
-        <w:pStyle w:val="ListBullet"/>
-        <w:spacing w:line="240" w:lineRule="auto"/>
-        <w:ind w:left="720"/>
-      </w:pPr>
-      <w:r>
-        <w:rPr>
-          <w:lang w:val="sw_KE" w:bidi="sw_KE"/>
-        </w:rPr>
-      </w:r>
-      <w:hyperlink r:id="rId138">
-        <w:r>
-          <w:rPr>
-            <w:lang w:val="sw_KE" w:bidi="sw_KE"/>
-          </w:rPr>
-          <w:rPr>
-            <w:color w:val="0000EE"/>
-            <w:u w:val="single"/>
-          </w:rPr>
-          <w:t>Ruthu 1:2</w:t>
-        </w:r>
-      </w:hyperlink>
-    </w:p>
-    <w:p>
-      <w:pPr>
-        <w:pStyle w:val="ListBullet"/>
-        <w:spacing w:line="240" w:lineRule="auto"/>
-        <w:ind w:left="720"/>
-      </w:pPr>
-      <w:r>
-        <w:rPr>
-          <w:lang w:val="sw_KE" w:bidi="sw_KE"/>
-        </w:rPr>
-      </w:r>
-      <w:hyperlink r:id="rId139">
-        <w:r>
-          <w:rPr>
-            <w:lang w:val="sw_KE" w:bidi="sw_KE"/>
-          </w:rPr>
-          <w:rPr>
-            <w:color w:val="0000EE"/>
-            <w:u w:val="single"/>
-          </w:rPr>
-          <w:t>Ruthu 1:21</w:t>
-        </w:r>
-      </w:hyperlink>
+      <w:r>
+        <w:rPr>
+          <w:lang w:val="sw_KE" w:bidi="sw_KE"/>
+        </w:rPr>
+        <w:t>Mwanzo 35:16</w:t>
+      </w:r>
+    </w:p>
+    <w:p>
+      <w:pPr>
+        <w:pStyle w:val="ListBullet"/>
+        <w:spacing w:line="240" w:lineRule="auto"/>
+        <w:ind w:left="720"/>
+      </w:pPr>
+      <w:r>
+        <w:rPr>
+          <w:lang w:val="sw_KE" w:bidi="sw_KE"/>
+        </w:rPr>
+      </w:r>
+      <w:r>
+        <w:rPr>
+          <w:lang w:val="sw_KE" w:bidi="sw_KE"/>
+        </w:rPr>
+        <w:t>Yohana 7:42</w:t>
+      </w:r>
+    </w:p>
+    <w:p>
+      <w:pPr>
+        <w:pStyle w:val="ListBullet"/>
+        <w:spacing w:line="240" w:lineRule="auto"/>
+        <w:ind w:left="720"/>
+      </w:pPr>
+      <w:r>
+        <w:rPr>
+          <w:lang w:val="sw_KE" w:bidi="sw_KE"/>
+        </w:rPr>
+      </w:r>
+      <w:r>
+        <w:rPr>
+          <w:lang w:val="sw_KE" w:bidi="sw_KE"/>
+        </w:rPr>
+        <w:t>Mathayo 2:6</w:t>
+      </w:r>
+    </w:p>
+    <w:p>
+      <w:pPr>
+        <w:pStyle w:val="ListBullet"/>
+        <w:spacing w:line="240" w:lineRule="auto"/>
+        <w:ind w:left="720"/>
+      </w:pPr>
+      <w:r>
+        <w:rPr>
+          <w:lang w:val="sw_KE" w:bidi="sw_KE"/>
+        </w:rPr>
+      </w:r>
+      <w:r>
+        <w:rPr>
+          <w:lang w:val="sw_KE" w:bidi="sw_KE"/>
+        </w:rPr>
+        <w:t>Mathayo 2:16</w:t>
+      </w:r>
+    </w:p>
+    <w:p>
+      <w:pPr>
+        <w:pStyle w:val="ListBullet"/>
+        <w:spacing w:line="240" w:lineRule="auto"/>
+        <w:ind w:left="720"/>
+      </w:pPr>
+      <w:r>
+        <w:rPr>
+          <w:lang w:val="sw_KE" w:bidi="sw_KE"/>
+        </w:rPr>
+      </w:r>
+      <w:r>
+        <w:rPr>
+          <w:lang w:val="sw_KE" w:bidi="sw_KE"/>
+        </w:rPr>
+        <w:t>Ruthu 1:2</w:t>
+      </w:r>
+    </w:p>
+    <w:p>
+      <w:pPr>
+        <w:pStyle w:val="ListBullet"/>
+        <w:spacing w:line="240" w:lineRule="auto"/>
+        <w:ind w:left="720"/>
+      </w:pPr>
+      <w:r>
+        <w:rPr>
+          <w:lang w:val="sw_KE" w:bidi="sw_KE"/>
+        </w:rPr>
+      </w:r>
+      <w:r>
+        <w:rPr>
+          <w:lang w:val="sw_KE" w:bidi="sw_KE"/>
+        </w:rPr>
+        <w:t>Ruthu 1:21</w:t>
+      </w:r>
     </w:p>
     <w:p>
       <w:pPr>
@@ -11864,42 +11102,30 @@
           <w:lang w:val="sw_KE" w:bidi="sw_KE"/>
         </w:rPr>
       </w:r>
-      <w:hyperlink r:id="rId140">
-        <w:r>
-          <w:rPr>
-            <w:lang w:val="sw_KE" w:bidi="sw_KE"/>
-          </w:rPr>
-          <w:rPr>
-            <w:color w:val="0000EE"/>
-            <w:u w:val="single"/>
-          </w:rPr>
-          <w:t>1 Mambo ya Nyakati 4:30</w:t>
-        </w:r>
-      </w:hyperlink>
-    </w:p>
-    <w:p>
-      <w:pPr>
-        <w:pStyle w:val="ListBullet"/>
-        <w:spacing w:line="240" w:lineRule="auto"/>
-        <w:ind w:left="720"/>
-      </w:pPr>
-      <w:r>
-        <w:rPr>
-          <w:lang w:val="sw_KE" w:bidi="sw_KE"/>
-        </w:rPr>
-      </w:r>
-      <w:hyperlink r:id="rId141">
-        <w:r>
-          <w:rPr>
-            <w:lang w:val="sw_KE" w:bidi="sw_KE"/>
-          </w:rPr>
-          <w:rPr>
-            <w:color w:val="0000EE"/>
-            <w:u w:val="single"/>
-          </w:rPr>
-          <w:t>Mwanzo 28:2</w:t>
-        </w:r>
-      </w:hyperlink>
+      <w:r>
+        <w:rPr>
+          <w:lang w:val="sw_KE" w:bidi="sw_KE"/>
+        </w:rPr>
+        <w:t>1 Mambo ya Nyakati 4:30</w:t>
+      </w:r>
+    </w:p>
+    <w:p>
+      <w:pPr>
+        <w:pStyle w:val="ListBullet"/>
+        <w:spacing w:line="240" w:lineRule="auto"/>
+        <w:ind w:left="720"/>
+      </w:pPr>
+      <w:r>
+        <w:rPr>
+          <w:lang w:val="sw_KE" w:bidi="sw_KE"/>
+        </w:rPr>
+      </w:r>
+      <w:r>
+        <w:rPr>
+          <w:lang w:val="sw_KE" w:bidi="sw_KE"/>
+        </w:rPr>
+        <w:t>Mwanzo 28:2</w:t>
+      </w:r>
     </w:p>
     <w:p>
       <w:pPr>
@@ -12087,42 +11313,30 @@
           <w:lang w:val="sw_KE" w:bidi="sw_KE"/>
         </w:rPr>
       </w:r>
-      <w:hyperlink r:id="rId142">
-        <w:r>
-          <w:rPr>
-            <w:lang w:val="sw_KE" w:bidi="sw_KE"/>
-          </w:rPr>
-          <w:rPr>
-            <w:color w:val="0000EE"/>
-            <w:u w:val="single"/>
-          </w:rPr>
-          <w:t>Kutoka 22:16</w:t>
-        </w:r>
-      </w:hyperlink>
-    </w:p>
-    <w:p>
-      <w:pPr>
-        <w:pStyle w:val="ListBullet"/>
-        <w:spacing w:line="240" w:lineRule="auto"/>
-        <w:ind w:left="720"/>
-      </w:pPr>
-      <w:r>
-        <w:rPr>
-          <w:lang w:val="sw_KE" w:bidi="sw_KE"/>
-        </w:rPr>
-      </w:r>
-      <w:hyperlink r:id="rId143">
-        <w:r>
-          <w:rPr>
-            <w:lang w:val="sw_KE" w:bidi="sw_KE"/>
-          </w:rPr>
-          <w:rPr>
-            <w:color w:val="0000EE"/>
-            <w:u w:val="single"/>
-          </w:rPr>
-          <w:t>Isaya 62:5</w:t>
-        </w:r>
-      </w:hyperlink>
+      <w:r>
+        <w:rPr>
+          <w:lang w:val="sw_KE" w:bidi="sw_KE"/>
+        </w:rPr>
+        <w:t>Kutoka 22:16</w:t>
+      </w:r>
+    </w:p>
+    <w:p>
+      <w:pPr>
+        <w:pStyle w:val="ListBullet"/>
+        <w:spacing w:line="240" w:lineRule="auto"/>
+        <w:ind w:left="720"/>
+      </w:pPr>
+      <w:r>
+        <w:rPr>
+          <w:lang w:val="sw_KE" w:bidi="sw_KE"/>
+        </w:rPr>
+      </w:r>
+      <w:r>
+        <w:rPr>
+          <w:lang w:val="sw_KE" w:bidi="sw_KE"/>
+        </w:rPr>
+        <w:t>Isaya 62:5</w:t>
+      </w:r>
     </w:p>
     <w:p>
       <w:pPr>
@@ -12142,18 +11356,12 @@
         <w:t>Kama vile kijana anavyomwoa bikira, ndivyo wana wako watakavyokuoa wewe; na kama vile bwana arusi anavyofurahia bibi arusi, ndivyo Mungu wako atakavyokufurahia wewe.</w:t>
         <w:br/>
       </w:r>
-      <w:hyperlink r:id="rId144">
-        <w:r>
-          <w:rPr>
-            <w:lang w:val="sw_KE" w:bidi="sw_KE"/>
-          </w:rPr>
-          <w:rPr>
-            <w:color w:val="0000EE"/>
-            <w:u w:val="single"/>
-          </w:rPr>
-          <w:t>Yoeli 2:16</w:t>
-        </w:r>
-      </w:hyperlink>
+      <w:r>
+        <w:rPr>
+          <w:lang w:val="sw_KE" w:bidi="sw_KE"/>
+        </w:rPr>
+        <w:t>Yoeli 2:16</w:t>
+      </w:r>
     </w:p>
     <w:p>
       <w:pPr>
@@ -12381,114 +11589,84 @@
           <w:lang w:val="sw_KE" w:bidi="sw_KE"/>
         </w:rPr>
       </w:r>
-      <w:hyperlink r:id="rId145">
-        <w:r>
-          <w:rPr>
-            <w:lang w:val="sw_KE" w:bidi="sw_KE"/>
-          </w:rPr>
-          <w:rPr>
-            <w:color w:val="0000EE"/>
-            <w:u w:val="single"/>
-          </w:rPr>
-          <w:t>Mwanzo 24:15–16</w:t>
-        </w:r>
-      </w:hyperlink>
-    </w:p>
-    <w:p>
-      <w:pPr>
-        <w:pStyle w:val="ListBullet"/>
-        <w:spacing w:line="240" w:lineRule="auto"/>
-        <w:ind w:left="720"/>
-      </w:pPr>
-      <w:r>
-        <w:rPr>
-          <w:lang w:val="sw_KE" w:bidi="sw_KE"/>
-        </w:rPr>
-      </w:r>
-      <w:hyperlink r:id="rId146">
-        <w:r>
-          <w:rPr>
-            <w:lang w:val="sw_KE" w:bidi="sw_KE"/>
-          </w:rPr>
-          <w:rPr>
-            <w:color w:val="0000EE"/>
-            <w:u w:val="single"/>
-          </w:rPr>
-          <w:t>Luka 1:27</w:t>
-        </w:r>
-      </w:hyperlink>
-    </w:p>
-    <w:p>
-      <w:pPr>
-        <w:pStyle w:val="ListBullet"/>
-        <w:spacing w:line="240" w:lineRule="auto"/>
-        <w:ind w:left="720"/>
-      </w:pPr>
-      <w:r>
-        <w:rPr>
-          <w:lang w:val="sw_KE" w:bidi="sw_KE"/>
-        </w:rPr>
-      </w:r>
-      <w:hyperlink r:id="rId147">
-        <w:r>
-          <w:rPr>
-            <w:lang w:val="sw_KE" w:bidi="sw_KE"/>
-          </w:rPr>
-          <w:rPr>
-            <w:color w:val="0000EE"/>
-            <w:u w:val="single"/>
-          </w:rPr>
-          <w:t>Luka 1:35</w:t>
-        </w:r>
-      </w:hyperlink>
-    </w:p>
-    <w:p>
-      <w:pPr>
-        <w:pStyle w:val="ListBullet"/>
-        <w:spacing w:line="240" w:lineRule="auto"/>
-        <w:ind w:left="720"/>
-      </w:pPr>
-      <w:r>
-        <w:rPr>
-          <w:lang w:val="sw_KE" w:bidi="sw_KE"/>
-        </w:rPr>
-      </w:r>
-      <w:hyperlink r:id="rId148">
-        <w:r>
-          <w:rPr>
-            <w:lang w:val="sw_KE" w:bidi="sw_KE"/>
-          </w:rPr>
-          <w:rPr>
-            <w:color w:val="0000EE"/>
-            <w:u w:val="single"/>
-          </w:rPr>
-          <w:t>Mathayo 1:23</w:t>
-        </w:r>
-      </w:hyperlink>
-    </w:p>
-    <w:p>
-      <w:pPr>
-        <w:pStyle w:val="ListBullet"/>
-        <w:spacing w:line="240" w:lineRule="auto"/>
-        <w:ind w:left="720"/>
-      </w:pPr>
-      <w:r>
-        <w:rPr>
-          <w:lang w:val="sw_KE" w:bidi="sw_KE"/>
-        </w:rPr>
-      </w:r>
-      <w:hyperlink r:id="rId149">
-        <w:r>
-          <w:rPr>
-            <w:lang w:val="sw_KE" w:bidi="sw_KE"/>
-          </w:rPr>
-          <w:rPr>
-            <w:color w:val="0000EE"/>
-            <w:u w:val="single"/>
-          </w:rPr>
-          <w:t>Mathayo 25:2</w:t>
-        </w:r>
-      </w:hyperlink>
+      <w:r>
+        <w:rPr>
+          <w:lang w:val="sw_KE" w:bidi="sw_KE"/>
+        </w:rPr>
+        <w:t>Mwanzo 24:15–16</w:t>
+      </w:r>
+    </w:p>
+    <w:p>
+      <w:pPr>
+        <w:pStyle w:val="ListBullet"/>
+        <w:spacing w:line="240" w:lineRule="auto"/>
+        <w:ind w:left="720"/>
+      </w:pPr>
+      <w:r>
+        <w:rPr>
+          <w:lang w:val="sw_KE" w:bidi="sw_KE"/>
+        </w:rPr>
+      </w:r>
+      <w:r>
+        <w:rPr>
+          <w:lang w:val="sw_KE" w:bidi="sw_KE"/>
+        </w:rPr>
+        <w:t>Luka 1:27</w:t>
+      </w:r>
+    </w:p>
+    <w:p>
+      <w:pPr>
+        <w:pStyle w:val="ListBullet"/>
+        <w:spacing w:line="240" w:lineRule="auto"/>
+        <w:ind w:left="720"/>
+      </w:pPr>
+      <w:r>
+        <w:rPr>
+          <w:lang w:val="sw_KE" w:bidi="sw_KE"/>
+        </w:rPr>
+      </w:r>
+      <w:r>
+        <w:rPr>
+          <w:lang w:val="sw_KE" w:bidi="sw_KE"/>
+        </w:rPr>
+        <w:t>Luka 1:35</w:t>
+      </w:r>
+    </w:p>
+    <w:p>
+      <w:pPr>
+        <w:pStyle w:val="ListBullet"/>
+        <w:spacing w:line="240" w:lineRule="auto"/>
+        <w:ind w:left="720"/>
+      </w:pPr>
+      <w:r>
+        <w:rPr>
+          <w:lang w:val="sw_KE" w:bidi="sw_KE"/>
+        </w:rPr>
+      </w:r>
+      <w:r>
+        <w:rPr>
+          <w:lang w:val="sw_KE" w:bidi="sw_KE"/>
+        </w:rPr>
+        <w:t>Mathayo 1:23</w:t>
+      </w:r>
+    </w:p>
+    <w:p>
+      <w:pPr>
+        <w:pStyle w:val="ListBullet"/>
+        <w:spacing w:line="240" w:lineRule="auto"/>
+        <w:ind w:left="720"/>
+      </w:pPr>
+      <w:r>
+        <w:rPr>
+          <w:lang w:val="sw_KE" w:bidi="sw_KE"/>
+        </w:rPr>
+      </w:r>
+      <w:r>
+        <w:rPr>
+          <w:lang w:val="sw_KE" w:bidi="sw_KE"/>
+        </w:rPr>
+        <w:t>Mathayo 25:2</w:t>
+      </w:r>
     </w:p>
     <w:p>
       <w:pPr>
@@ -12859,162 +12037,120 @@
           <w:lang w:val="sw_KE" w:bidi="sw_KE"/>
         </w:rPr>
       </w:r>
-      <w:hyperlink r:id="rId150">
-        <w:r>
-          <w:rPr>
-            <w:lang w:val="sw_KE" w:bidi="sw_KE"/>
-          </w:rPr>
-          <w:rPr>
-            <w:color w:val="0000EE"/>
-            <w:u w:val="single"/>
-          </w:rPr>
-          <w:t>1 Wathesalonike 2:10</w:t>
-        </w:r>
-      </w:hyperlink>
-    </w:p>
-    <w:p>
-      <w:pPr>
-        <w:pStyle w:val="ListBullet"/>
-        <w:spacing w:line="240" w:lineRule="auto"/>
-        <w:ind w:left="720"/>
-      </w:pPr>
-      <w:r>
-        <w:rPr>
-          <w:lang w:val="sw_KE" w:bidi="sw_KE"/>
-        </w:rPr>
-      </w:r>
-      <w:hyperlink r:id="rId151">
-        <w:r>
-          <w:rPr>
-            <w:lang w:val="sw_KE" w:bidi="sw_KE"/>
-          </w:rPr>
-          <w:rPr>
-            <w:color w:val="0000EE"/>
-            <w:u w:val="single"/>
-          </w:rPr>
-          <w:t>1 Wathesalonike 3:11–13</w:t>
-        </w:r>
-      </w:hyperlink>
-    </w:p>
-    <w:p>
-      <w:pPr>
-        <w:pStyle w:val="ListBullet"/>
-        <w:spacing w:line="240" w:lineRule="auto"/>
-        <w:ind w:left="720"/>
-      </w:pPr>
-      <w:r>
-        <w:rPr>
-          <w:lang w:val="sw_KE" w:bidi="sw_KE"/>
-        </w:rPr>
-      </w:r>
-      <w:hyperlink r:id="rId152">
-        <w:r>
-          <w:rPr>
-            <w:lang w:val="sw_KE" w:bidi="sw_KE"/>
-          </w:rPr>
-          <w:rPr>
-            <w:color w:val="0000EE"/>
-            <w:u w:val="single"/>
-          </w:rPr>
-          <w:t>2 Petro 3:14</w:t>
-        </w:r>
-      </w:hyperlink>
-    </w:p>
-    <w:p>
-      <w:pPr>
-        <w:pStyle w:val="ListBullet"/>
-        <w:spacing w:line="240" w:lineRule="auto"/>
-        <w:ind w:left="720"/>
-      </w:pPr>
-      <w:r>
-        <w:rPr>
-          <w:lang w:val="sw_KE" w:bidi="sw_KE"/>
-        </w:rPr>
-      </w:r>
-      <w:hyperlink r:id="rId153">
-        <w:r>
-          <w:rPr>
-            <w:lang w:val="sw_KE" w:bidi="sw_KE"/>
-          </w:rPr>
-          <w:rPr>
-            <w:color w:val="0000EE"/>
-            <w:u w:val="single"/>
-          </w:rPr>
-          <w:t>Wakolosai 1:22</w:t>
-        </w:r>
-      </w:hyperlink>
-    </w:p>
-    <w:p>
-      <w:pPr>
-        <w:pStyle w:val="ListBullet"/>
-        <w:spacing w:line="240" w:lineRule="auto"/>
-        <w:ind w:left="720"/>
-      </w:pPr>
-      <w:r>
-        <w:rPr>
-          <w:lang w:val="sw_KE" w:bidi="sw_KE"/>
-        </w:rPr>
-      </w:r>
-      <w:hyperlink r:id="rId154">
-        <w:r>
-          <w:rPr>
-            <w:lang w:val="sw_KE" w:bidi="sw_KE"/>
-          </w:rPr>
-          <w:rPr>
-            <w:color w:val="0000EE"/>
-            <w:u w:val="single"/>
-          </w:rPr>
-          <w:t>Mwanzo 17:1–2</w:t>
-        </w:r>
-      </w:hyperlink>
-    </w:p>
-    <w:p>
-      <w:pPr>
-        <w:pStyle w:val="ListBullet"/>
-        <w:spacing w:line="240" w:lineRule="auto"/>
-        <w:ind w:left="720"/>
-      </w:pPr>
-      <w:r>
-        <w:rPr>
-          <w:lang w:val="sw_KE" w:bidi="sw_KE"/>
-        </w:rPr>
-      </w:r>
-      <w:hyperlink r:id="rId155">
-        <w:r>
-          <w:rPr>
-            <w:lang w:val="sw_KE" w:bidi="sw_KE"/>
-          </w:rPr>
-          <w:rPr>
-            <w:color w:val="0000EE"/>
-            <w:u w:val="single"/>
-          </w:rPr>
-          <w:t>Wafilipi 2:15</w:t>
-        </w:r>
-      </w:hyperlink>
-    </w:p>
-    <w:p>
-      <w:pPr>
-        <w:pStyle w:val="ListBullet"/>
-        <w:spacing w:line="240" w:lineRule="auto"/>
-        <w:ind w:left="720"/>
-      </w:pPr>
-      <w:r>
-        <w:rPr>
-          <w:lang w:val="sw_KE" w:bidi="sw_KE"/>
-        </w:rPr>
-      </w:r>
-      <w:hyperlink r:id="rId156">
-        <w:r>
-          <w:rPr>
-            <w:lang w:val="sw_KE" w:bidi="sw_KE"/>
-          </w:rPr>
-          <w:rPr>
-            <w:color w:val="0000EE"/>
-            <w:u w:val="single"/>
-          </w:rPr>
-          <w:t>Wafilipi 3:6</w:t>
-        </w:r>
-      </w:hyperlink>
+      <w:r>
+        <w:rPr>
+          <w:lang w:val="sw_KE" w:bidi="sw_KE"/>
+        </w:rPr>
+        <w:t>1 Wathesalonike 2:10</w:t>
+      </w:r>
+    </w:p>
+    <w:p>
+      <w:pPr>
+        <w:pStyle w:val="ListBullet"/>
+        <w:spacing w:line="240" w:lineRule="auto"/>
+        <w:ind w:left="720"/>
+      </w:pPr>
+      <w:r>
+        <w:rPr>
+          <w:lang w:val="sw_KE" w:bidi="sw_KE"/>
+        </w:rPr>
+      </w:r>
+      <w:r>
+        <w:rPr>
+          <w:lang w:val="sw_KE" w:bidi="sw_KE"/>
+        </w:rPr>
+        <w:t>1 Wathesalonike 3:11–13</w:t>
+      </w:r>
+    </w:p>
+    <w:p>
+      <w:pPr>
+        <w:pStyle w:val="ListBullet"/>
+        <w:spacing w:line="240" w:lineRule="auto"/>
+        <w:ind w:left="720"/>
+      </w:pPr>
+      <w:r>
+        <w:rPr>
+          <w:lang w:val="sw_KE" w:bidi="sw_KE"/>
+        </w:rPr>
+      </w:r>
+      <w:r>
+        <w:rPr>
+          <w:lang w:val="sw_KE" w:bidi="sw_KE"/>
+        </w:rPr>
+        <w:t>2 Petro 3:14</w:t>
+      </w:r>
+    </w:p>
+    <w:p>
+      <w:pPr>
+        <w:pStyle w:val="ListBullet"/>
+        <w:spacing w:line="240" w:lineRule="auto"/>
+        <w:ind w:left="720"/>
+      </w:pPr>
+      <w:r>
+        <w:rPr>
+          <w:lang w:val="sw_KE" w:bidi="sw_KE"/>
+        </w:rPr>
+      </w:r>
+      <w:r>
+        <w:rPr>
+          <w:lang w:val="sw_KE" w:bidi="sw_KE"/>
+        </w:rPr>
+        <w:t>Wakolosai 1:22</w:t>
+      </w:r>
+    </w:p>
+    <w:p>
+      <w:pPr>
+        <w:pStyle w:val="ListBullet"/>
+        <w:spacing w:line="240" w:lineRule="auto"/>
+        <w:ind w:left="720"/>
+      </w:pPr>
+      <w:r>
+        <w:rPr>
+          <w:lang w:val="sw_KE" w:bidi="sw_KE"/>
+        </w:rPr>
+      </w:r>
+      <w:r>
+        <w:rPr>
+          <w:lang w:val="sw_KE" w:bidi="sw_KE"/>
+        </w:rPr>
+        <w:t>Mwanzo 17:1–2</w:t>
+      </w:r>
+    </w:p>
+    <w:p>
+      <w:pPr>
+        <w:pStyle w:val="ListBullet"/>
+        <w:spacing w:line="240" w:lineRule="auto"/>
+        <w:ind w:left="720"/>
+      </w:pPr>
+      <w:r>
+        <w:rPr>
+          <w:lang w:val="sw_KE" w:bidi="sw_KE"/>
+        </w:rPr>
+      </w:r>
+      <w:r>
+        <w:rPr>
+          <w:lang w:val="sw_KE" w:bidi="sw_KE"/>
+        </w:rPr>
+        <w:t>Wafilipi 2:15</w:t>
+      </w:r>
+    </w:p>
+    <w:p>
+      <w:pPr>
+        <w:pStyle w:val="ListBullet"/>
+        <w:spacing w:line="240" w:lineRule="auto"/>
+        <w:ind w:left="720"/>
+      </w:pPr>
+      <w:r>
+        <w:rPr>
+          <w:lang w:val="sw_KE" w:bidi="sw_KE"/>
+        </w:rPr>
+      </w:r>
+      <w:r>
+        <w:rPr>
+          <w:lang w:val="sw_KE" w:bidi="sw_KE"/>
+        </w:rPr>
+        <w:t>Wafilipi 3:6</w:t>
+      </w:r>
     </w:p>
     <w:p>
       <w:pPr>
@@ -13238,42 +12374,30 @@
           <w:lang w:val="sw_KE" w:bidi="sw_KE"/>
         </w:rPr>
       </w:r>
-      <w:hyperlink r:id="rId157">
-        <w:r>
-          <w:rPr>
-            <w:lang w:val="sw_KE" w:bidi="sw_KE"/>
-          </w:rPr>
-          <w:rPr>
-            <w:color w:val="0000EE"/>
-            <w:u w:val="single"/>
-          </w:rPr>
-          <w:t>Mwanzo 29:29</w:t>
-        </w:r>
-      </w:hyperlink>
-    </w:p>
-    <w:p>
-      <w:pPr>
-        <w:pStyle w:val="ListBullet"/>
-        <w:spacing w:line="240" w:lineRule="auto"/>
-        <w:ind w:left="720"/>
-      </w:pPr>
-      <w:r>
-        <w:rPr>
-          <w:lang w:val="sw_KE" w:bidi="sw_KE"/>
-        </w:rPr>
-      </w:r>
-      <w:hyperlink r:id="rId158">
-        <w:r>
-          <w:rPr>
-            <w:lang w:val="sw_KE" w:bidi="sw_KE"/>
-          </w:rPr>
-          <w:rPr>
-            <w:color w:val="0000EE"/>
-            <w:u w:val="single"/>
-          </w:rPr>
-          <w:t>Mwanzo 30:4</w:t>
-        </w:r>
-      </w:hyperlink>
+      <w:r>
+        <w:rPr>
+          <w:lang w:val="sw_KE" w:bidi="sw_KE"/>
+        </w:rPr>
+        <w:t>Mwanzo 29:29</w:t>
+      </w:r>
+    </w:p>
+    <w:p>
+      <w:pPr>
+        <w:pStyle w:val="ListBullet"/>
+        <w:spacing w:line="240" w:lineRule="auto"/>
+        <w:ind w:left="720"/>
+      </w:pPr>
+      <w:r>
+        <w:rPr>
+          <w:lang w:val="sw_KE" w:bidi="sw_KE"/>
+        </w:rPr>
+      </w:r>
+      <w:r>
+        <w:rPr>
+          <w:lang w:val="sw_KE" w:bidi="sw_KE"/>
+        </w:rPr>
+        <w:t>Mwanzo 30:4</w:t>
+      </w:r>
     </w:p>
     <w:p>
       <w:pPr>
@@ -13554,66 +12678,48 @@
           <w:lang w:val="sw_KE" w:bidi="sw_KE"/>
         </w:rPr>
       </w:r>
-      <w:hyperlink r:id="rId159">
-        <w:r>
-          <w:rPr>
-            <w:lang w:val="sw_KE" w:bidi="sw_KE"/>
-          </w:rPr>
-          <w:rPr>
-            <w:color w:val="0000EE"/>
-            <w:u w:val="single"/>
-          </w:rPr>
-          <w:t>Yeremia 6:2</w:t>
-        </w:r>
-      </w:hyperlink>
-    </w:p>
-    <w:p>
-      <w:pPr>
-        <w:pStyle w:val="ListBullet"/>
-        <w:spacing w:line="240" w:lineRule="auto"/>
-        <w:ind w:left="720"/>
-      </w:pPr>
-      <w:r>
-        <w:rPr>
-          <w:lang w:val="sw_KE" w:bidi="sw_KE"/>
-        </w:rPr>
-      </w:r>
-      <w:hyperlink r:id="rId160">
-        <w:r>
-          <w:rPr>
-            <w:lang w:val="sw_KE" w:bidi="sw_KE"/>
-          </w:rPr>
-          <w:rPr>
-            <w:color w:val="0000EE"/>
-            <w:u w:val="single"/>
-          </w:rPr>
-          <w:t>Yohana 12:15</w:t>
-        </w:r>
-      </w:hyperlink>
-    </w:p>
-    <w:p>
-      <w:pPr>
-        <w:pStyle w:val="ListBullet"/>
-        <w:spacing w:line="240" w:lineRule="auto"/>
-        <w:ind w:left="720"/>
-      </w:pPr>
-      <w:r>
-        <w:rPr>
-          <w:lang w:val="sw_KE" w:bidi="sw_KE"/>
-        </w:rPr>
-      </w:r>
-      <w:hyperlink r:id="rId161">
-        <w:r>
-          <w:rPr>
-            <w:lang w:val="sw_KE" w:bidi="sw_KE"/>
-          </w:rPr>
-          <w:rPr>
-            <w:color w:val="0000EE"/>
-            <w:u w:val="single"/>
-          </w:rPr>
-          <w:t>Matayo 21:5</w:t>
-        </w:r>
-      </w:hyperlink>
+      <w:r>
+        <w:rPr>
+          <w:lang w:val="sw_KE" w:bidi="sw_KE"/>
+        </w:rPr>
+        <w:t>Yeremia 6:2</w:t>
+      </w:r>
+    </w:p>
+    <w:p>
+      <w:pPr>
+        <w:pStyle w:val="ListBullet"/>
+        <w:spacing w:line="240" w:lineRule="auto"/>
+        <w:ind w:left="720"/>
+      </w:pPr>
+      <w:r>
+        <w:rPr>
+          <w:lang w:val="sw_KE" w:bidi="sw_KE"/>
+        </w:rPr>
+      </w:r>
+      <w:r>
+        <w:rPr>
+          <w:lang w:val="sw_KE" w:bidi="sw_KE"/>
+        </w:rPr>
+        <w:t>Yohana 12:15</w:t>
+      </w:r>
+    </w:p>
+    <w:p>
+      <w:pPr>
+        <w:pStyle w:val="ListBullet"/>
+        <w:spacing w:line="240" w:lineRule="auto"/>
+        <w:ind w:left="720"/>
+      </w:pPr>
+      <w:r>
+        <w:rPr>
+          <w:lang w:val="sw_KE" w:bidi="sw_KE"/>
+        </w:rPr>
+      </w:r>
+      <w:r>
+        <w:rPr>
+          <w:lang w:val="sw_KE" w:bidi="sw_KE"/>
+        </w:rPr>
+        <w:t>Matayo 21:5</w:t>
+      </w:r>
     </w:p>
     <w:p>
       <w:pPr>
@@ -13825,114 +12931,84 @@
           <w:lang w:val="sw_KE" w:bidi="sw_KE"/>
         </w:rPr>
       </w:r>
-      <w:hyperlink r:id="rId162">
-        <w:r>
-          <w:rPr>
-            <w:lang w:val="sw_KE" w:bidi="sw_KE"/>
-          </w:rPr>
-          <w:rPr>
-            <w:color w:val="0000EE"/>
-            <w:u w:val="single"/>
-          </w:rPr>
-          <w:t>1 Mambo ya Nyakati 2:12</w:t>
-        </w:r>
-      </w:hyperlink>
-    </w:p>
-    <w:p>
-      <w:pPr>
-        <w:pStyle w:val="ListBullet"/>
-        <w:spacing w:line="240" w:lineRule="auto"/>
-        <w:ind w:left="720"/>
-      </w:pPr>
-      <w:r>
-        <w:rPr>
-          <w:lang w:val="sw_KE" w:bidi="sw_KE"/>
-        </w:rPr>
-      </w:r>
-      <w:hyperlink r:id="rId163">
-        <w:r>
-          <w:rPr>
-            <w:lang w:val="sw_KE" w:bidi="sw_KE"/>
-          </w:rPr>
-          <w:rPr>
-            <w:color w:val="0000EE"/>
-            <w:u w:val="single"/>
-          </w:rPr>
-          <w:t>2 Mambo ya Nyakati 3:17</w:t>
-        </w:r>
-      </w:hyperlink>
-    </w:p>
-    <w:p>
-      <w:pPr>
-        <w:pStyle w:val="ListBullet"/>
-        <w:spacing w:line="240" w:lineRule="auto"/>
-        <w:ind w:left="720"/>
-      </w:pPr>
-      <w:r>
-        <w:rPr>
-          <w:lang w:val="sw_KE" w:bidi="sw_KE"/>
-        </w:rPr>
-      </w:r>
-      <w:hyperlink r:id="rId164">
-        <w:r>
-          <w:rPr>
-            <w:lang w:val="sw_KE" w:bidi="sw_KE"/>
-          </w:rPr>
-          <w:rPr>
-            <w:color w:val="0000EE"/>
-            <w:u w:val="single"/>
-          </w:rPr>
-          <w:t>Luka 3:30–32</w:t>
-        </w:r>
-      </w:hyperlink>
-    </w:p>
-    <w:p>
-      <w:pPr>
-        <w:pStyle w:val="ListBullet"/>
-        <w:spacing w:line="240" w:lineRule="auto"/>
-        <w:ind w:left="720"/>
-      </w:pPr>
-      <w:r>
-        <w:rPr>
-          <w:lang w:val="sw_KE" w:bidi="sw_KE"/>
-        </w:rPr>
-      </w:r>
-      <w:hyperlink r:id="rId165">
-        <w:r>
-          <w:rPr>
-            <w:lang w:val="sw_KE" w:bidi="sw_KE"/>
-          </w:rPr>
-          <w:rPr>
-            <w:color w:val="0000EE"/>
-            <w:u w:val="single"/>
-          </w:rPr>
-          <w:t>Matthew 1:5</w:t>
-        </w:r>
-      </w:hyperlink>
-    </w:p>
-    <w:p>
-      <w:pPr>
-        <w:pStyle w:val="ListBullet"/>
-        <w:spacing w:line="240" w:lineRule="auto"/>
-        <w:ind w:left="720"/>
-      </w:pPr>
-      <w:r>
-        <w:rPr>
-          <w:lang w:val="sw_KE" w:bidi="sw_KE"/>
-        </w:rPr>
-      </w:r>
-      <w:hyperlink r:id="rId166">
-        <w:r>
-          <w:rPr>
-            <w:lang w:val="sw_KE" w:bidi="sw_KE"/>
-          </w:rPr>
-          <w:rPr>
-            <w:color w:val="0000EE"/>
-            <w:u w:val="single"/>
-          </w:rPr>
-          <w:t>Ruthu 2:4</w:t>
-        </w:r>
-      </w:hyperlink>
+      <w:r>
+        <w:rPr>
+          <w:lang w:val="sw_KE" w:bidi="sw_KE"/>
+        </w:rPr>
+        <w:t>1 Mambo ya Nyakati 2:12</w:t>
+      </w:r>
+    </w:p>
+    <w:p>
+      <w:pPr>
+        <w:pStyle w:val="ListBullet"/>
+        <w:spacing w:line="240" w:lineRule="auto"/>
+        <w:ind w:left="720"/>
+      </w:pPr>
+      <w:r>
+        <w:rPr>
+          <w:lang w:val="sw_KE" w:bidi="sw_KE"/>
+        </w:rPr>
+      </w:r>
+      <w:r>
+        <w:rPr>
+          <w:lang w:val="sw_KE" w:bidi="sw_KE"/>
+        </w:rPr>
+        <w:t>2 Mambo ya Nyakati 3:17</w:t>
+      </w:r>
+    </w:p>
+    <w:p>
+      <w:pPr>
+        <w:pStyle w:val="ListBullet"/>
+        <w:spacing w:line="240" w:lineRule="auto"/>
+        <w:ind w:left="720"/>
+      </w:pPr>
+      <w:r>
+        <w:rPr>
+          <w:lang w:val="sw_KE" w:bidi="sw_KE"/>
+        </w:rPr>
+      </w:r>
+      <w:r>
+        <w:rPr>
+          <w:lang w:val="sw_KE" w:bidi="sw_KE"/>
+        </w:rPr>
+        <w:t>Luka 3:30–32</w:t>
+      </w:r>
+    </w:p>
+    <w:p>
+      <w:pPr>
+        <w:pStyle w:val="ListBullet"/>
+        <w:spacing w:line="240" w:lineRule="auto"/>
+        <w:ind w:left="720"/>
+      </w:pPr>
+      <w:r>
+        <w:rPr>
+          <w:lang w:val="sw_KE" w:bidi="sw_KE"/>
+        </w:rPr>
+      </w:r>
+      <w:r>
+        <w:rPr>
+          <w:lang w:val="sw_KE" w:bidi="sw_KE"/>
+        </w:rPr>
+        <w:t>Matthew 1:5</w:t>
+      </w:r>
+    </w:p>
+    <w:p>
+      <w:pPr>
+        <w:pStyle w:val="ListBullet"/>
+        <w:spacing w:line="240" w:lineRule="auto"/>
+        <w:ind w:left="720"/>
+      </w:pPr>
+      <w:r>
+        <w:rPr>
+          <w:lang w:val="sw_KE" w:bidi="sw_KE"/>
+        </w:rPr>
+      </w:r>
+      <w:r>
+        <w:rPr>
+          <w:lang w:val="sw_KE" w:bidi="sw_KE"/>
+        </w:rPr>
+        <w:t>Ruthu 2:4</w:t>
+      </w:r>
     </w:p>
     <w:p>
       <w:pPr>
@@ -14446,18 +13522,12 @@
           <w:lang w:val="sw_KE" w:bidi="sw_KE"/>
         </w:rPr>
       </w:r>
-      <w:hyperlink r:id="rId167">
-        <w:r>
-          <w:rPr>
-            <w:lang w:val="sw_KE" w:bidi="sw_KE"/>
-          </w:rPr>
-          <w:rPr>
-            <w:color w:val="0000EE"/>
-            <w:u w:val="single"/>
-          </w:rPr>
-          <w:t>Yohana 18:1</w:t>
-        </w:r>
-      </w:hyperlink>
+      <w:r>
+        <w:rPr>
+          <w:lang w:val="sw_KE" w:bidi="sw_KE"/>
+        </w:rPr>
+        <w:t>Yohana 18:1</w:t>
+      </w:r>
     </w:p>
     <w:p>
       <w:pPr>
@@ -14756,114 +13826,84 @@
           <w:lang w:val="sw_KE" w:bidi="sw_KE"/>
         </w:rPr>
       </w:r>
-      <w:hyperlink r:id="rId168">
-        <w:r>
-          <w:rPr>
-            <w:lang w:val="sw_KE" w:bidi="sw_KE"/>
-          </w:rPr>
-          <w:rPr>
-            <w:color w:val="0000EE"/>
-            <w:u w:val="single"/>
-          </w:rPr>
-          <w:t>Lakini Yerusalemu wa juu ni huru, naye ndiye mama yetu.</w:t>
-        </w:r>
-      </w:hyperlink>
-    </w:p>
-    <w:p>
-      <w:pPr>
-        <w:pStyle w:val="ListBullet"/>
-        <w:spacing w:line="240" w:lineRule="auto"/>
-        <w:ind w:left="720"/>
-      </w:pPr>
-      <w:r>
-        <w:rPr>
-          <w:lang w:val="sw_KE" w:bidi="sw_KE"/>
-        </w:rPr>
-      </w:r>
-      <w:hyperlink r:id="rId169">
-        <w:r>
-          <w:rPr>
-            <w:lang w:val="sw_KE" w:bidi="sw_KE"/>
-          </w:rPr>
-          <w:rPr>
-            <w:color w:val="0000EE"/>
-            <w:u w:val="single"/>
-          </w:rPr>
-          <w:t>Wagalatia 5:1</w:t>
-        </w:r>
-      </w:hyperlink>
-    </w:p>
-    <w:p>
-      <w:pPr>
-        <w:pStyle w:val="ListBullet"/>
-        <w:spacing w:line="240" w:lineRule="auto"/>
-        <w:ind w:left="720"/>
-      </w:pPr>
-      <w:r>
-        <w:rPr>
-          <w:lang w:val="sw_KE" w:bidi="sw_KE"/>
-        </w:rPr>
-      </w:r>
-      <w:hyperlink r:id="rId170">
-        <w:r>
-          <w:rPr>
-            <w:lang w:val="sw_KE" w:bidi="sw_KE"/>
-          </w:rPr>
-          <w:rPr>
-            <w:color w:val="0000EE"/>
-            <w:u w:val="single"/>
-          </w:rPr>
-          <w:t>Isaya 61:1</w:t>
-        </w:r>
-      </w:hyperlink>
-    </w:p>
-    <w:p>
-      <w:pPr>
-        <w:pStyle w:val="ListBullet"/>
-        <w:spacing w:line="240" w:lineRule="auto"/>
-        <w:ind w:left="720"/>
-      </w:pPr>
-      <w:r>
-        <w:rPr>
-          <w:lang w:val="sw_KE" w:bidi="sw_KE"/>
-        </w:rPr>
-      </w:r>
-      <w:hyperlink r:id="rId171">
-        <w:r>
-          <w:rPr>
-            <w:lang w:val="sw_KE" w:bidi="sw_KE"/>
-          </w:rPr>
-          <w:rPr>
-            <w:color w:val="0000EE"/>
-            <w:u w:val="single"/>
-          </w:rPr>
-          <w:t>Mambo ya Walawi 25:10</w:t>
-        </w:r>
-      </w:hyperlink>
-    </w:p>
-    <w:p>
-      <w:pPr>
-        <w:pStyle w:val="ListBullet"/>
-        <w:spacing w:line="240" w:lineRule="auto"/>
-        <w:ind w:left="720"/>
-      </w:pPr>
-      <w:r>
-        <w:rPr>
-          <w:lang w:val="sw_KE" w:bidi="sw_KE"/>
-        </w:rPr>
-      </w:r>
-      <w:hyperlink r:id="rId172">
-        <w:r>
-          <w:rPr>
-            <w:lang w:val="sw_KE" w:bidi="sw_KE"/>
-          </w:rPr>
-          <w:rPr>
-            <w:color w:val="0000EE"/>
-            <w:u w:val="single"/>
-          </w:rPr>
-          <w:t>Warumi 6:18</w:t>
-        </w:r>
-      </w:hyperlink>
+      <w:r>
+        <w:rPr>
+          <w:lang w:val="sw_KE" w:bidi="sw_KE"/>
+        </w:rPr>
+        <w:t>Lakini Yerusalemu wa juu ni huru, naye ndiye mama yetu.</w:t>
+      </w:r>
+    </w:p>
+    <w:p>
+      <w:pPr>
+        <w:pStyle w:val="ListBullet"/>
+        <w:spacing w:line="240" w:lineRule="auto"/>
+        <w:ind w:left="720"/>
+      </w:pPr>
+      <w:r>
+        <w:rPr>
+          <w:lang w:val="sw_KE" w:bidi="sw_KE"/>
+        </w:rPr>
+      </w:r>
+      <w:r>
+        <w:rPr>
+          <w:lang w:val="sw_KE" w:bidi="sw_KE"/>
+        </w:rPr>
+        <w:t>Wagalatia 5:1</w:t>
+      </w:r>
+    </w:p>
+    <w:p>
+      <w:pPr>
+        <w:pStyle w:val="ListBullet"/>
+        <w:spacing w:line="240" w:lineRule="auto"/>
+        <w:ind w:left="720"/>
+      </w:pPr>
+      <w:r>
+        <w:rPr>
+          <w:lang w:val="sw_KE" w:bidi="sw_KE"/>
+        </w:rPr>
+      </w:r>
+      <w:r>
+        <w:rPr>
+          <w:lang w:val="sw_KE" w:bidi="sw_KE"/>
+        </w:rPr>
+        <w:t>Isaya 61:1</w:t>
+      </w:r>
+    </w:p>
+    <w:p>
+      <w:pPr>
+        <w:pStyle w:val="ListBullet"/>
+        <w:spacing w:line="240" w:lineRule="auto"/>
+        <w:ind w:left="720"/>
+      </w:pPr>
+      <w:r>
+        <w:rPr>
+          <w:lang w:val="sw_KE" w:bidi="sw_KE"/>
+        </w:rPr>
+      </w:r>
+      <w:r>
+        <w:rPr>
+          <w:lang w:val="sw_KE" w:bidi="sw_KE"/>
+        </w:rPr>
+        <w:t>Mambo ya Walawi 25:10</w:t>
+      </w:r>
+    </w:p>
+    <w:p>
+      <w:pPr>
+        <w:pStyle w:val="ListBullet"/>
+        <w:spacing w:line="240" w:lineRule="auto"/>
+        <w:ind w:left="720"/>
+      </w:pPr>
+      <w:r>
+        <w:rPr>
+          <w:lang w:val="sw_KE" w:bidi="sw_KE"/>
+        </w:rPr>
+      </w:r>
+      <w:r>
+        <w:rPr>
+          <w:lang w:val="sw_KE" w:bidi="sw_KE"/>
+        </w:rPr>
+        <w:t>Warumi 6:18</w:t>
+      </w:r>
     </w:p>
     <w:p>
       <w:pPr>
@@ -15067,138 +14107,102 @@
           <w:lang w:val="sw_KE" w:bidi="sw_KE"/>
         </w:rPr>
       </w:r>
-      <w:hyperlink r:id="rId173">
-        <w:r>
-          <w:rPr>
-            <w:lang w:val="sw_KE" w:bidi="sw_KE"/>
-          </w:rPr>
-          <w:rPr>
-            <w:color w:val="0000EE"/>
-            <w:u w:val="single"/>
-          </w:rPr>
-          <w:t>1 Wakorintho 15:1–2</w:t>
-        </w:r>
-      </w:hyperlink>
-    </w:p>
-    <w:p>
-      <w:pPr>
-        <w:pStyle w:val="ListBullet"/>
-        <w:spacing w:line="240" w:lineRule="auto"/>
-        <w:ind w:left="720"/>
-      </w:pPr>
-      <w:r>
-        <w:rPr>
-          <w:lang w:val="sw_KE" w:bidi="sw_KE"/>
-        </w:rPr>
-      </w:r>
-      <w:hyperlink r:id="rId174">
-        <w:r>
-          <w:rPr>
-            <w:lang w:val="sw_KE" w:bidi="sw_KE"/>
-          </w:rPr>
-          <w:rPr>
-            <w:color w:val="0000EE"/>
-            <w:u w:val="single"/>
-          </w:rPr>
-          <w:t>1 Samweli 25:21–22</w:t>
-        </w:r>
-      </w:hyperlink>
-    </w:p>
-    <w:p>
-      <w:pPr>
-        <w:pStyle w:val="ListBullet"/>
-        <w:spacing w:line="240" w:lineRule="auto"/>
-        <w:ind w:left="720"/>
-      </w:pPr>
-      <w:r>
-        <w:rPr>
-          <w:lang w:val="sw_KE" w:bidi="sw_KE"/>
-        </w:rPr>
-      </w:r>
-      <w:hyperlink r:id="rId175">
-        <w:r>
-          <w:rPr>
-            <w:lang w:val="sw_KE" w:bidi="sw_KE"/>
-          </w:rPr>
-          <w:rPr>
-            <w:color w:val="0000EE"/>
-            <w:u w:val="single"/>
-          </w:rPr>
-          <w:t>2 Petro 2:18</w:t>
-        </w:r>
-      </w:hyperlink>
-    </w:p>
-    <w:p>
-      <w:pPr>
-        <w:pStyle w:val="ListBullet"/>
-        <w:spacing w:line="240" w:lineRule="auto"/>
-        <w:ind w:left="720"/>
-      </w:pPr>
-      <w:r>
-        <w:rPr>
-          <w:lang w:val="sw_KE" w:bidi="sw_KE"/>
-        </w:rPr>
-      </w:r>
-      <w:hyperlink r:id="rId176">
-        <w:r>
-          <w:rPr>
-            <w:lang w:val="sw_KE" w:bidi="sw_KE"/>
-          </w:rPr>
-          <w:rPr>
-            <w:color w:val="0000EE"/>
-            <w:u w:val="single"/>
-          </w:rPr>
-          <w:t>Isaya 45:19</w:t>
-        </w:r>
-      </w:hyperlink>
-    </w:p>
-    <w:p>
-      <w:pPr>
-        <w:pStyle w:val="ListBullet"/>
-        <w:spacing w:line="240" w:lineRule="auto"/>
-        <w:ind w:left="720"/>
-      </w:pPr>
-      <w:r>
-        <w:rPr>
-          <w:lang w:val="sw_KE" w:bidi="sw_KE"/>
-        </w:rPr>
-      </w:r>
-      <w:hyperlink r:id="rId177">
-        <w:r>
-          <w:rPr>
-            <w:lang w:val="sw_KE" w:bidi="sw_KE"/>
-          </w:rPr>
-          <w:rPr>
-            <w:color w:val="0000EE"/>
-            <w:u w:val="single"/>
-          </w:rPr>
-          <w:t>Yeremia 2:29–31</w:t>
-        </w:r>
-      </w:hyperlink>
-    </w:p>
-    <w:p>
-      <w:pPr>
-        <w:pStyle w:val="ListBullet"/>
-        <w:spacing w:line="240" w:lineRule="auto"/>
-        <w:ind w:left="720"/>
-      </w:pPr>
-      <w:r>
-        <w:rPr>
-          <w:lang w:val="sw_KE" w:bidi="sw_KE"/>
-        </w:rPr>
-      </w:r>
-      <w:hyperlink r:id="rId178">
-        <w:r>
-          <w:rPr>
-            <w:lang w:val="sw_KE" w:bidi="sw_KE"/>
-          </w:rPr>
-          <w:rPr>
-            <w:color w:val="0000EE"/>
-            <w:u w:val="single"/>
-          </w:rPr>
-          <w:t>Mathayo 15:9</w:t>
-        </w:r>
-      </w:hyperlink>
+      <w:r>
+        <w:rPr>
+          <w:lang w:val="sw_KE" w:bidi="sw_KE"/>
+        </w:rPr>
+        <w:t>1 Wakorintho 15:1–2</w:t>
+      </w:r>
+    </w:p>
+    <w:p>
+      <w:pPr>
+        <w:pStyle w:val="ListBullet"/>
+        <w:spacing w:line="240" w:lineRule="auto"/>
+        <w:ind w:left="720"/>
+      </w:pPr>
+      <w:r>
+        <w:rPr>
+          <w:lang w:val="sw_KE" w:bidi="sw_KE"/>
+        </w:rPr>
+      </w:r>
+      <w:r>
+        <w:rPr>
+          <w:lang w:val="sw_KE" w:bidi="sw_KE"/>
+        </w:rPr>
+        <w:t>1 Samweli 25:21–22</w:t>
+      </w:r>
+    </w:p>
+    <w:p>
+      <w:pPr>
+        <w:pStyle w:val="ListBullet"/>
+        <w:spacing w:line="240" w:lineRule="auto"/>
+        <w:ind w:left="720"/>
+      </w:pPr>
+      <w:r>
+        <w:rPr>
+          <w:lang w:val="sw_KE" w:bidi="sw_KE"/>
+        </w:rPr>
+      </w:r>
+      <w:r>
+        <w:rPr>
+          <w:lang w:val="sw_KE" w:bidi="sw_KE"/>
+        </w:rPr>
+        <w:t>2 Petro 2:18</w:t>
+      </w:r>
+    </w:p>
+    <w:p>
+      <w:pPr>
+        <w:pStyle w:val="ListBullet"/>
+        <w:spacing w:line="240" w:lineRule="auto"/>
+        <w:ind w:left="720"/>
+      </w:pPr>
+      <w:r>
+        <w:rPr>
+          <w:lang w:val="sw_KE" w:bidi="sw_KE"/>
+        </w:rPr>
+      </w:r>
+      <w:r>
+        <w:rPr>
+          <w:lang w:val="sw_KE" w:bidi="sw_KE"/>
+        </w:rPr>
+        <w:t>Isaya 45:19</w:t>
+      </w:r>
+    </w:p>
+    <w:p>
+      <w:pPr>
+        <w:pStyle w:val="ListBullet"/>
+        <w:spacing w:line="240" w:lineRule="auto"/>
+        <w:ind w:left="720"/>
+      </w:pPr>
+      <w:r>
+        <w:rPr>
+          <w:lang w:val="sw_KE" w:bidi="sw_KE"/>
+        </w:rPr>
+      </w:r>
+      <w:r>
+        <w:rPr>
+          <w:lang w:val="sw_KE" w:bidi="sw_KE"/>
+        </w:rPr>
+        <w:t>Yeremia 2:29–31</w:t>
+      </w:r>
+    </w:p>
+    <w:p>
+      <w:pPr>
+        <w:pStyle w:val="ListBullet"/>
+        <w:spacing w:line="240" w:lineRule="auto"/>
+        <w:ind w:left="720"/>
+      </w:pPr>
+      <w:r>
+        <w:rPr>
+          <w:lang w:val="sw_KE" w:bidi="sw_KE"/>
+        </w:rPr>
+      </w:r>
+      <w:r>
+        <w:rPr>
+          <w:lang w:val="sw_KE" w:bidi="sw_KE"/>
+        </w:rPr>
+        <w:t>Mathayo 15:9</w:t>
+      </w:r>
     </w:p>
     <w:p>
       <w:pPr>
@@ -15382,210 +14386,156 @@
           <w:lang w:val="sw_KE" w:bidi="sw_KE"/>
         </w:rPr>
       </w:r>
-      <w:hyperlink r:id="rId179">
-        <w:r>
-          <w:rPr>
-            <w:lang w:val="sw_KE" w:bidi="sw_KE"/>
-          </w:rPr>
-          <w:rPr>
-            <w:color w:val="0000EE"/>
-            <w:u w:val="single"/>
-          </w:rPr>
-          <w:t>1 Wathesalonike 5:25–28</w:t>
-        </w:r>
-      </w:hyperlink>
-    </w:p>
-    <w:p>
-      <w:pPr>
-        <w:pStyle w:val="ListBullet"/>
-        <w:spacing w:line="240" w:lineRule="auto"/>
-        <w:ind w:left="720"/>
-      </w:pPr>
-      <w:r>
-        <w:rPr>
-          <w:lang w:val="sw_KE" w:bidi="sw_KE"/>
-        </w:rPr>
-      </w:r>
-      <w:hyperlink r:id="rId180">
-        <w:r>
-          <w:rPr>
-            <w:lang w:val="sw_KE" w:bidi="sw_KE"/>
-          </w:rPr>
-          <w:rPr>
-            <w:color w:val="0000EE"/>
-            <w:u w:val="single"/>
-          </w:rPr>
-          <w:t>Mwanzo 27:26–27</w:t>
-        </w:r>
-      </w:hyperlink>
-    </w:p>
-    <w:p>
-      <w:pPr>
-        <w:pStyle w:val="ListBullet"/>
-        <w:spacing w:line="240" w:lineRule="auto"/>
-        <w:ind w:left="720"/>
-      </w:pPr>
-      <w:r>
-        <w:rPr>
-          <w:lang w:val="sw_KE" w:bidi="sw_KE"/>
-        </w:rPr>
-      </w:r>
-      <w:hyperlink r:id="rId181">
-        <w:r>
-          <w:rPr>
-            <w:lang w:val="sw_KE" w:bidi="sw_KE"/>
-          </w:rPr>
-          <w:rPr>
-            <w:color w:val="0000EE"/>
-            <w:u w:val="single"/>
-          </w:rPr>
-          <w:t>Mwanzo 29:11</w:t>
-        </w:r>
-      </w:hyperlink>
-    </w:p>
-    <w:p>
-      <w:pPr>
-        <w:pStyle w:val="ListBullet"/>
-        <w:spacing w:line="240" w:lineRule="auto"/>
-        <w:ind w:left="720"/>
-      </w:pPr>
-      <w:r>
-        <w:rPr>
-          <w:lang w:val="sw_KE" w:bidi="sw_KE"/>
-        </w:rPr>
-      </w:r>
-      <w:hyperlink r:id="rId182">
-        <w:r>
-          <w:rPr>
-            <w:lang w:val="sw_KE" w:bidi="sw_KE"/>
-          </w:rPr>
-          <w:rPr>
-            <w:color w:val="0000EE"/>
-            <w:u w:val="single"/>
-          </w:rPr>
-          <w:t>Mwanzo 31:28</w:t>
-        </w:r>
-      </w:hyperlink>
-    </w:p>
-    <w:p>
-      <w:pPr>
-        <w:pStyle w:val="ListBullet"/>
-        <w:spacing w:line="240" w:lineRule="auto"/>
-        <w:ind w:left="720"/>
-      </w:pPr>
-      <w:r>
-        <w:rPr>
-          <w:lang w:val="sw_KE" w:bidi="sw_KE"/>
-        </w:rPr>
-      </w:r>
-      <w:hyperlink r:id="rId183">
-        <w:r>
-          <w:rPr>
-            <w:lang w:val="sw_KE" w:bidi="sw_KE"/>
-          </w:rPr>
-          <w:rPr>
-            <w:color w:val="0000EE"/>
-            <w:u w:val="single"/>
-          </w:rPr>
-          <w:t>Mwanzo 45:15</w:t>
-        </w:r>
-      </w:hyperlink>
-    </w:p>
-    <w:p>
-      <w:pPr>
-        <w:pStyle w:val="ListBullet"/>
-        <w:spacing w:line="240" w:lineRule="auto"/>
-        <w:ind w:left="720"/>
-      </w:pPr>
-      <w:r>
-        <w:rPr>
-          <w:lang w:val="sw_KE" w:bidi="sw_KE"/>
-        </w:rPr>
-      </w:r>
-      <w:hyperlink r:id="rId184">
-        <w:r>
-          <w:rPr>
-            <w:lang w:val="sw_KE" w:bidi="sw_KE"/>
-          </w:rPr>
-          <w:rPr>
-            <w:color w:val="0000EE"/>
-            <w:u w:val="single"/>
-          </w:rPr>
-          <w:t>Mwanzo 48:10</w:t>
-        </w:r>
-      </w:hyperlink>
-    </w:p>
-    <w:p>
-      <w:pPr>
-        <w:pStyle w:val="ListBullet"/>
-        <w:spacing w:line="240" w:lineRule="auto"/>
-        <w:ind w:left="720"/>
-      </w:pPr>
-      <w:r>
-        <w:rPr>
-          <w:lang w:val="sw_KE" w:bidi="sw_KE"/>
-        </w:rPr>
-      </w:r>
-      <w:hyperlink r:id="rId185">
-        <w:r>
-          <w:rPr>
-            <w:lang w:val="sw_KE" w:bidi="sw_KE"/>
-          </w:rPr>
-          <w:rPr>
-            <w:color w:val="0000EE"/>
-            <w:u w:val="single"/>
-          </w:rPr>
-          <w:t>Luka 22:48</w:t>
-        </w:r>
-      </w:hyperlink>
-    </w:p>
-    <w:p>
-      <w:pPr>
-        <w:pStyle w:val="ListBullet"/>
-        <w:spacing w:line="240" w:lineRule="auto"/>
-        <w:ind w:left="720"/>
-      </w:pPr>
-      <w:r>
-        <w:rPr>
-          <w:lang w:val="sw_KE" w:bidi="sw_KE"/>
-        </w:rPr>
-      </w:r>
-      <w:hyperlink r:id="rId186">
-        <w:r>
-          <w:rPr>
-            <w:lang w:val="sw_KE" w:bidi="sw_KE"/>
-          </w:rPr>
-          <w:rPr>
-            <w:color w:val="0000EE"/>
-            <w:u w:val="single"/>
-          </w:rPr>
-          <w:t>Marko 14:45</w:t>
-        </w:r>
-      </w:hyperlink>
-    </w:p>
-    <w:p>
-      <w:pPr>
-        <w:pStyle w:val="ListBullet"/>
-        <w:spacing w:line="240" w:lineRule="auto"/>
-        <w:ind w:left="720"/>
-      </w:pPr>
-      <w:r>
-        <w:rPr>
-          <w:lang w:val="sw_KE" w:bidi="sw_KE"/>
-        </w:rPr>
-      </w:r>
-      <w:hyperlink r:id="rId187">
-        <w:r>
-          <w:rPr>
-            <w:lang w:val="sw_KE" w:bidi="sw_KE"/>
-          </w:rPr>
-          <w:rPr>
-            <w:color w:val="0000EE"/>
-            <w:u w:val="single"/>
-          </w:rPr>
-          <w:t>Matayo 26:48</w:t>
-        </w:r>
-      </w:hyperlink>
+      <w:r>
+        <w:rPr>
+          <w:lang w:val="sw_KE" w:bidi="sw_KE"/>
+        </w:rPr>
+        <w:t>1 Wathesalonike 5:25–28</w:t>
+      </w:r>
+    </w:p>
+    <w:p>
+      <w:pPr>
+        <w:pStyle w:val="ListBullet"/>
+        <w:spacing w:line="240" w:lineRule="auto"/>
+        <w:ind w:left="720"/>
+      </w:pPr>
+      <w:r>
+        <w:rPr>
+          <w:lang w:val="sw_KE" w:bidi="sw_KE"/>
+        </w:rPr>
+      </w:r>
+      <w:r>
+        <w:rPr>
+          <w:lang w:val="sw_KE" w:bidi="sw_KE"/>
+        </w:rPr>
+        <w:t>Mwanzo 27:26–27</w:t>
+      </w:r>
+    </w:p>
+    <w:p>
+      <w:pPr>
+        <w:pStyle w:val="ListBullet"/>
+        <w:spacing w:line="240" w:lineRule="auto"/>
+        <w:ind w:left="720"/>
+      </w:pPr>
+      <w:r>
+        <w:rPr>
+          <w:lang w:val="sw_KE" w:bidi="sw_KE"/>
+        </w:rPr>
+      </w:r>
+      <w:r>
+        <w:rPr>
+          <w:lang w:val="sw_KE" w:bidi="sw_KE"/>
+        </w:rPr>
+        <w:t>Mwanzo 29:11</w:t>
+      </w:r>
+    </w:p>
+    <w:p>
+      <w:pPr>
+        <w:pStyle w:val="ListBullet"/>
+        <w:spacing w:line="240" w:lineRule="auto"/>
+        <w:ind w:left="720"/>
+      </w:pPr>
+      <w:r>
+        <w:rPr>
+          <w:lang w:val="sw_KE" w:bidi="sw_KE"/>
+        </w:rPr>
+      </w:r>
+      <w:r>
+        <w:rPr>
+          <w:lang w:val="sw_KE" w:bidi="sw_KE"/>
+        </w:rPr>
+        <w:t>Mwanzo 31:28</w:t>
+      </w:r>
+    </w:p>
+    <w:p>
+      <w:pPr>
+        <w:pStyle w:val="ListBullet"/>
+        <w:spacing w:line="240" w:lineRule="auto"/>
+        <w:ind w:left="720"/>
+      </w:pPr>
+      <w:r>
+        <w:rPr>
+          <w:lang w:val="sw_KE" w:bidi="sw_KE"/>
+        </w:rPr>
+      </w:r>
+      <w:r>
+        <w:rPr>
+          <w:lang w:val="sw_KE" w:bidi="sw_KE"/>
+        </w:rPr>
+        <w:t>Mwanzo 45:15</w:t>
+      </w:r>
+    </w:p>
+    <w:p>
+      <w:pPr>
+        <w:pStyle w:val="ListBullet"/>
+        <w:spacing w:line="240" w:lineRule="auto"/>
+        <w:ind w:left="720"/>
+      </w:pPr>
+      <w:r>
+        <w:rPr>
+          <w:lang w:val="sw_KE" w:bidi="sw_KE"/>
+        </w:rPr>
+      </w:r>
+      <w:r>
+        <w:rPr>
+          <w:lang w:val="sw_KE" w:bidi="sw_KE"/>
+        </w:rPr>
+        <w:t>Mwanzo 48:10</w:t>
+      </w:r>
+    </w:p>
+    <w:p>
+      <w:pPr>
+        <w:pStyle w:val="ListBullet"/>
+        <w:spacing w:line="240" w:lineRule="auto"/>
+        <w:ind w:left="720"/>
+      </w:pPr>
+      <w:r>
+        <w:rPr>
+          <w:lang w:val="sw_KE" w:bidi="sw_KE"/>
+        </w:rPr>
+      </w:r>
+      <w:r>
+        <w:rPr>
+          <w:lang w:val="sw_KE" w:bidi="sw_KE"/>
+        </w:rPr>
+        <w:t>Luka 22:48</w:t>
+      </w:r>
+    </w:p>
+    <w:p>
+      <w:pPr>
+        <w:pStyle w:val="ListBullet"/>
+        <w:spacing w:line="240" w:lineRule="auto"/>
+        <w:ind w:left="720"/>
+      </w:pPr>
+      <w:r>
+        <w:rPr>
+          <w:lang w:val="sw_KE" w:bidi="sw_KE"/>
+        </w:rPr>
+      </w:r>
+      <w:r>
+        <w:rPr>
+          <w:lang w:val="sw_KE" w:bidi="sw_KE"/>
+        </w:rPr>
+        <w:t>Marko 14:45</w:t>
+      </w:r>
+    </w:p>
+    <w:p>
+      <w:pPr>
+        <w:pStyle w:val="ListBullet"/>
+        <w:spacing w:line="240" w:lineRule="auto"/>
+        <w:ind w:left="720"/>
+      </w:pPr>
+      <w:r>
+        <w:rPr>
+          <w:lang w:val="sw_KE" w:bidi="sw_KE"/>
+        </w:rPr>
+      </w:r>
+      <w:r>
+        <w:rPr>
+          <w:lang w:val="sw_KE" w:bidi="sw_KE"/>
+        </w:rPr>
+        <w:t>Matayo 26:48</w:t>
+      </w:r>
     </w:p>
     <w:p>
       <w:pPr>
@@ -16018,498 +14968,372 @@
           <w:lang w:val="sw_KE" w:bidi="sw_KE"/>
         </w:rPr>
       </w:r>
-      <w:hyperlink r:id="rId188">
-        <w:r>
-          <w:rPr>
-            <w:lang w:val="sw_KE" w:bidi="sw_KE"/>
-          </w:rPr>
-          <w:rPr>
-            <w:color w:val="0000EE"/>
-            <w:u w:val="single"/>
-          </w:rPr>
-          <w:t>Mwanzo 39:2</w:t>
-        </w:r>
-      </w:hyperlink>
-    </w:p>
-    <w:p>
-      <w:pPr>
-        <w:pStyle w:val="ListBullet"/>
-        <w:spacing w:line="240" w:lineRule="auto"/>
-        <w:ind w:left="720"/>
-      </w:pPr>
-      <w:r>
-        <w:rPr>
-          <w:lang w:val="sw_KE" w:bidi="sw_KE"/>
-        </w:rPr>
-      </w:r>
-      <w:hyperlink r:id="rId189">
-        <w:r>
-          <w:rPr>
-            <w:lang w:val="sw_KE" w:bidi="sw_KE"/>
-          </w:rPr>
-          <w:rPr>
-            <w:color w:val="0000EE"/>
-            <w:u w:val="single"/>
-          </w:rPr>
-          <w:t>Yoshua 3:9–11</w:t>
-        </w:r>
-      </w:hyperlink>
-    </w:p>
-    <w:p>
-      <w:pPr>
-        <w:pStyle w:val="ListBullet"/>
-        <w:spacing w:line="240" w:lineRule="auto"/>
-        <w:ind w:left="720"/>
-      </w:pPr>
-      <w:r>
-        <w:rPr>
-          <w:lang w:val="sw_KE" w:bidi="sw_KE"/>
-        </w:rPr>
-      </w:r>
-      <w:hyperlink r:id="rId190">
-        <w:r>
-          <w:rPr>
-            <w:lang w:val="sw_KE" w:bidi="sw_KE"/>
-          </w:rPr>
-          <w:rPr>
-            <w:color w:val="0000EE"/>
-            <w:u w:val="single"/>
-          </w:rPr>
-          <w:t>Zaburi 86:15–17</w:t>
-        </w:r>
-      </w:hyperlink>
-    </w:p>
-    <w:p>
-      <w:pPr>
-        <w:pStyle w:val="ListBullet"/>
-        <w:spacing w:line="240" w:lineRule="auto"/>
-        <w:ind w:left="720"/>
-      </w:pPr>
-      <w:r>
-        <w:rPr>
-          <w:lang w:val="sw_KE" w:bidi="sw_KE"/>
-        </w:rPr>
-      </w:r>
-      <w:hyperlink r:id="rId191">
-        <w:r>
-          <w:rPr>
-            <w:lang w:val="sw_KE" w:bidi="sw_KE"/>
-          </w:rPr>
-          <w:rPr>
-            <w:color w:val="0000EE"/>
-            <w:u w:val="single"/>
-          </w:rPr>
-          <w:t>Yeremia 27:4</w:t>
-        </w:r>
-      </w:hyperlink>
-    </w:p>
-    <w:p>
-      <w:pPr>
-        <w:pStyle w:val="ListBullet"/>
-        <w:spacing w:line="240" w:lineRule="auto"/>
-        <w:ind w:left="720"/>
-      </w:pPr>
-      <w:r>
-        <w:rPr>
-          <w:lang w:val="sw_KE" w:bidi="sw_KE"/>
-        </w:rPr>
-      </w:r>
-      <w:hyperlink r:id="rId192">
-        <w:r>
-          <w:rPr>
-            <w:lang w:val="sw_KE" w:bidi="sw_KE"/>
-          </w:rPr>
-          <w:rPr>
-            <w:color w:val="0000EE"/>
-            <w:u w:val="single"/>
-          </w:rPr>
-          <w:t>Maombolezo 2:2</w:t>
-        </w:r>
-      </w:hyperlink>
-    </w:p>
-    <w:p>
-      <w:pPr>
-        <w:pStyle w:val="ListBullet"/>
-        <w:spacing w:line="240" w:lineRule="auto"/>
-        <w:ind w:left="720"/>
-      </w:pPr>
-      <w:r>
-        <w:rPr>
-          <w:lang w:val="sw_KE" w:bidi="sw_KE"/>
-        </w:rPr>
-      </w:r>
-      <w:hyperlink r:id="rId193">
-        <w:r>
-          <w:rPr>
-            <w:lang w:val="sw_KE" w:bidi="sw_KE"/>
-          </w:rPr>
-          <w:rPr>
-            <w:color w:val="0000EE"/>
-            <w:u w:val="single"/>
-          </w:rPr>
-          <w:t>Ezekieli 18:29</w:t>
-        </w:r>
-      </w:hyperlink>
-    </w:p>
-    <w:p>
-      <w:pPr>
-        <w:pStyle w:val="ListBullet"/>
-        <w:spacing w:line="240" w:lineRule="auto"/>
-        <w:ind w:left="720"/>
-      </w:pPr>
-      <w:r>
-        <w:rPr>
-          <w:lang w:val="sw_KE" w:bidi="sw_KE"/>
-        </w:rPr>
-      </w:r>
-      <w:hyperlink r:id="rId194">
-        <w:r>
-          <w:rPr>
-            <w:lang w:val="sw_KE" w:bidi="sw_KE"/>
-          </w:rPr>
-          <w:rPr>
-            <w:color w:val="0000EE"/>
-            <w:u w:val="single"/>
-          </w:rPr>
-          <w:t>Danieli 9:9</w:t>
-        </w:r>
-      </w:hyperlink>
-    </w:p>
-    <w:p>
-      <w:pPr>
-        <w:pStyle w:val="ListBullet"/>
-        <w:spacing w:line="240" w:lineRule="auto"/>
-        <w:ind w:left="720"/>
-      </w:pPr>
-      <w:r>
-        <w:rPr>
-          <w:lang w:val="sw_KE" w:bidi="sw_KE"/>
-        </w:rPr>
-      </w:r>
-      <w:hyperlink r:id="rId195">
-        <w:r>
-          <w:rPr>
-            <w:lang w:val="sw_KE" w:bidi="sw_KE"/>
-          </w:rPr>
-          <w:rPr>
-            <w:color w:val="0000EE"/>
-            <w:u w:val="single"/>
-          </w:rPr>
-          <w:t>Danieli 9:17–19</w:t>
-        </w:r>
-      </w:hyperlink>
-    </w:p>
-    <w:p>
-      <w:pPr>
-        <w:pStyle w:val="ListBullet"/>
-        <w:spacing w:line="240" w:lineRule="auto"/>
-        <w:ind w:left="720"/>
-      </w:pPr>
-      <w:r>
-        <w:rPr>
-          <w:lang w:val="sw_KE" w:bidi="sw_KE"/>
-        </w:rPr>
-      </w:r>
-      <w:hyperlink r:id="rId196">
-        <w:r>
-          <w:rPr>
-            <w:lang w:val="sw_KE" w:bidi="sw_KE"/>
-          </w:rPr>
-          <w:rPr>
-            <w:color w:val="0000EE"/>
-            <w:u w:val="single"/>
-          </w:rPr>
-          <w:t>Malaki 3:1</w:t>
-        </w:r>
-      </w:hyperlink>
-    </w:p>
-    <w:p>
-      <w:pPr>
-        <w:pStyle w:val="ListBullet"/>
-        <w:spacing w:line="240" w:lineRule="auto"/>
-        <w:ind w:left="720"/>
-      </w:pPr>
-      <w:r>
-        <w:rPr>
-          <w:lang w:val="sw_KE" w:bidi="sw_KE"/>
-        </w:rPr>
-      </w:r>
-      <w:hyperlink r:id="rId197">
-        <w:r>
-          <w:rPr>
-            <w:lang w:val="sw_KE" w:bidi="sw_KE"/>
-          </w:rPr>
-          <w:rPr>
-            <w:color w:val="0000EE"/>
-            <w:u w:val="single"/>
-          </w:rPr>
-          <w:t>Mathayo 7:21–23</w:t>
-        </w:r>
-      </w:hyperlink>
-    </w:p>
-    <w:p>
-      <w:pPr>
-        <w:pStyle w:val="ListBullet"/>
-        <w:spacing w:line="240" w:lineRule="auto"/>
-        <w:ind w:left="720"/>
-      </w:pPr>
-      <w:r>
-        <w:rPr>
-          <w:lang w:val="sw_KE" w:bidi="sw_KE"/>
-        </w:rPr>
-      </w:r>
-      <w:hyperlink r:id="rId198">
-        <w:r>
-          <w:rPr>
-            <w:lang w:val="sw_KE" w:bidi="sw_KE"/>
-          </w:rPr>
-          <w:rPr>
-            <w:color w:val="0000EE"/>
-            <w:u w:val="single"/>
-          </w:rPr>
-          <w:t>Luka 1:30–33</w:t>
-        </w:r>
-      </w:hyperlink>
-    </w:p>
-    <w:p>
-      <w:pPr>
-        <w:pStyle w:val="ListBullet"/>
-        <w:spacing w:line="240" w:lineRule="auto"/>
-        <w:ind w:left="720"/>
-      </w:pPr>
-      <w:r>
-        <w:rPr>
-          <w:lang w:val="sw_KE" w:bidi="sw_KE"/>
-        </w:rPr>
-      </w:r>
-      <w:hyperlink r:id="rId199">
-        <w:r>
-          <w:rPr>
-            <w:lang w:val="sw_KE" w:bidi="sw_KE"/>
-          </w:rPr>
-          <w:rPr>
-            <w:color w:val="0000EE"/>
-            <w:u w:val="single"/>
-          </w:rPr>
-          <w:t>Luka 16:13</w:t>
-        </w:r>
-      </w:hyperlink>
-    </w:p>
-    <w:p>
-      <w:pPr>
-        <w:pStyle w:val="ListBullet"/>
-        <w:spacing w:line="240" w:lineRule="auto"/>
-        <w:ind w:left="720"/>
-      </w:pPr>
-      <w:r>
-        <w:rPr>
-          <w:lang w:val="sw_KE" w:bidi="sw_KE"/>
-        </w:rPr>
-      </w:r>
-      <w:hyperlink r:id="rId200">
-        <w:r>
-          <w:rPr>
-            <w:lang w:val="sw_KE" w:bidi="sw_KE"/>
-          </w:rPr>
-          <w:rPr>
-            <w:color w:val="0000EE"/>
-            <w:u w:val="single"/>
-          </w:rPr>
-          <w:t>Warumi 6:23</w:t>
-        </w:r>
-      </w:hyperlink>
-    </w:p>
-    <w:p>
-      <w:pPr>
-        <w:pStyle w:val="ListBullet"/>
-        <w:spacing w:line="240" w:lineRule="auto"/>
-        <w:ind w:left="720"/>
-      </w:pPr>
-      <w:r>
-        <w:rPr>
-          <w:lang w:val="sw_KE" w:bidi="sw_KE"/>
-        </w:rPr>
-      </w:r>
-      <w:hyperlink r:id="rId201">
-        <w:r>
-          <w:rPr>
-            <w:lang w:val="sw_KE" w:bidi="sw_KE"/>
-          </w:rPr>
-          <w:rPr>
-            <w:color w:val="0000EE"/>
-            <w:u w:val="single"/>
-          </w:rPr>
-          <w:t>Waefeso 6:9</w:t>
-        </w:r>
-      </w:hyperlink>
-    </w:p>
-    <w:p>
-      <w:pPr>
-        <w:pStyle w:val="ListBullet"/>
-        <w:spacing w:line="240" w:lineRule="auto"/>
-        <w:ind w:left="720"/>
-      </w:pPr>
-      <w:r>
-        <w:rPr>
-          <w:lang w:val="sw_KE" w:bidi="sw_KE"/>
-        </w:rPr>
-      </w:r>
-      <w:hyperlink r:id="rId202">
-        <w:r>
-          <w:rPr>
-            <w:lang w:val="sw_KE" w:bidi="sw_KE"/>
-          </w:rPr>
-          <w:rPr>
-            <w:color w:val="0000EE"/>
-            <w:u w:val="single"/>
-          </w:rPr>
-          <w:t>Wafilipi 2:9–11</w:t>
-        </w:r>
-      </w:hyperlink>
-    </w:p>
-    <w:p>
-      <w:pPr>
-        <w:pStyle w:val="ListBullet"/>
-        <w:spacing w:line="240" w:lineRule="auto"/>
-        <w:ind w:left="720"/>
-      </w:pPr>
-      <w:r>
-        <w:rPr>
-          <w:lang w:val="sw_KE" w:bidi="sw_KE"/>
-        </w:rPr>
-      </w:r>
-      <w:hyperlink r:id="rId203">
-        <w:r>
-          <w:rPr>
-            <w:lang w:val="sw_KE" w:bidi="sw_KE"/>
-          </w:rPr>
-          <w:rPr>
-            <w:color w:val="0000EE"/>
-            <w:u w:val="single"/>
-          </w:rPr>
-          <w:t>Wakolosai 3:23</w:t>
-        </w:r>
-      </w:hyperlink>
-    </w:p>
-    <w:p>
-      <w:pPr>
-        <w:pStyle w:val="ListBullet"/>
-        <w:spacing w:line="240" w:lineRule="auto"/>
-        <w:ind w:left="720"/>
-      </w:pPr>
-      <w:r>
-        <w:rPr>
-          <w:lang w:val="sw_KE" w:bidi="sw_KE"/>
-        </w:rPr>
-      </w:r>
-      <w:hyperlink r:id="rId204">
-        <w:r>
-          <w:rPr>
-            <w:lang w:val="sw_KE" w:bidi="sw_KE"/>
-          </w:rPr>
-          <w:rPr>
-            <w:color w:val="0000EE"/>
-            <w:u w:val="single"/>
-          </w:rPr>
-          <w:t>Waebrania 12:14</w:t>
-        </w:r>
-      </w:hyperlink>
-    </w:p>
-    <w:p>
-      <w:pPr>
-        <w:pStyle w:val="ListBullet"/>
-        <w:spacing w:line="240" w:lineRule="auto"/>
-        <w:ind w:left="720"/>
-      </w:pPr>
-      <w:r>
-        <w:rPr>
-          <w:lang w:val="sw_KE" w:bidi="sw_KE"/>
-        </w:rPr>
-      </w:r>
-      <w:hyperlink r:id="rId205">
-        <w:r>
-          <w:rPr>
-            <w:lang w:val="sw_KE" w:bidi="sw_KE"/>
-          </w:rPr>
-          <w:rPr>
-            <w:color w:val="0000EE"/>
-            <w:u w:val="single"/>
-          </w:rPr>
-          <w:t>Yakobo 2:1</w:t>
-        </w:r>
-      </w:hyperlink>
-    </w:p>
-    <w:p>
-      <w:pPr>
-        <w:pStyle w:val="ListBullet"/>
-        <w:spacing w:line="240" w:lineRule="auto"/>
-        <w:ind w:left="720"/>
-      </w:pPr>
-      <w:r>
-        <w:rPr>
-          <w:lang w:val="sw_KE" w:bidi="sw_KE"/>
-        </w:rPr>
-      </w:r>
-      <w:hyperlink r:id="rId206">
-        <w:r>
-          <w:rPr>
-            <w:lang w:val="sw_KE" w:bidi="sw_KE"/>
-          </w:rPr>
-          <w:rPr>
-            <w:color w:val="0000EE"/>
-            <w:u w:val="single"/>
-          </w:rPr>
-          <w:t>1 Petro 1:3</w:t>
-        </w:r>
-      </w:hyperlink>
-    </w:p>
-    <w:p>
-      <w:pPr>
-        <w:pStyle w:val="ListBullet"/>
-        <w:spacing w:line="240" w:lineRule="auto"/>
-        <w:ind w:left="720"/>
-      </w:pPr>
-      <w:r>
-        <w:rPr>
-          <w:lang w:val="sw_KE" w:bidi="sw_KE"/>
-        </w:rPr>
-      </w:r>
-      <w:hyperlink r:id="rId207">
-        <w:r>
-          <w:rPr>
-            <w:lang w:val="sw_KE" w:bidi="sw_KE"/>
-          </w:rPr>
-          <w:rPr>
-            <w:color w:val="0000EE"/>
-            <w:u w:val="single"/>
-          </w:rPr>
-          <w:t>Yuda 1:5</w:t>
-        </w:r>
-      </w:hyperlink>
-    </w:p>
-    <w:p>
-      <w:pPr>
-        <w:pStyle w:val="ListBullet"/>
-        <w:spacing w:line="240" w:lineRule="auto"/>
-        <w:ind w:left="720"/>
-      </w:pPr>
-      <w:r>
-        <w:rPr>
-          <w:lang w:val="sw_KE" w:bidi="sw_KE"/>
-        </w:rPr>
-      </w:r>
-      <w:hyperlink r:id="rId208">
-        <w:r>
-          <w:rPr>
-            <w:lang w:val="sw_KE" w:bidi="sw_KE"/>
-          </w:rPr>
-          <w:rPr>
-            <w:color w:val="0000EE"/>
-            <w:u w:val="single"/>
-          </w:rPr>
-          <w:t>Ufunuo 15:4</w:t>
-        </w:r>
-      </w:hyperlink>
+      <w:r>
+        <w:rPr>
+          <w:lang w:val="sw_KE" w:bidi="sw_KE"/>
+        </w:rPr>
+        <w:t>Mwanzo 39:2</w:t>
+      </w:r>
+    </w:p>
+    <w:p>
+      <w:pPr>
+        <w:pStyle w:val="ListBullet"/>
+        <w:spacing w:line="240" w:lineRule="auto"/>
+        <w:ind w:left="720"/>
+      </w:pPr>
+      <w:r>
+        <w:rPr>
+          <w:lang w:val="sw_KE" w:bidi="sw_KE"/>
+        </w:rPr>
+      </w:r>
+      <w:r>
+        <w:rPr>
+          <w:lang w:val="sw_KE" w:bidi="sw_KE"/>
+        </w:rPr>
+        <w:t>Yoshua 3:9–11</w:t>
+      </w:r>
+    </w:p>
+    <w:p>
+      <w:pPr>
+        <w:pStyle w:val="ListBullet"/>
+        <w:spacing w:line="240" w:lineRule="auto"/>
+        <w:ind w:left="720"/>
+      </w:pPr>
+      <w:r>
+        <w:rPr>
+          <w:lang w:val="sw_KE" w:bidi="sw_KE"/>
+        </w:rPr>
+      </w:r>
+      <w:r>
+        <w:rPr>
+          <w:lang w:val="sw_KE" w:bidi="sw_KE"/>
+        </w:rPr>
+        <w:t>Zaburi 86:15–17</w:t>
+      </w:r>
+    </w:p>
+    <w:p>
+      <w:pPr>
+        <w:pStyle w:val="ListBullet"/>
+        <w:spacing w:line="240" w:lineRule="auto"/>
+        <w:ind w:left="720"/>
+      </w:pPr>
+      <w:r>
+        <w:rPr>
+          <w:lang w:val="sw_KE" w:bidi="sw_KE"/>
+        </w:rPr>
+      </w:r>
+      <w:r>
+        <w:rPr>
+          <w:lang w:val="sw_KE" w:bidi="sw_KE"/>
+        </w:rPr>
+        <w:t>Yeremia 27:4</w:t>
+      </w:r>
+    </w:p>
+    <w:p>
+      <w:pPr>
+        <w:pStyle w:val="ListBullet"/>
+        <w:spacing w:line="240" w:lineRule="auto"/>
+        <w:ind w:left="720"/>
+      </w:pPr>
+      <w:r>
+        <w:rPr>
+          <w:lang w:val="sw_KE" w:bidi="sw_KE"/>
+        </w:rPr>
+      </w:r>
+      <w:r>
+        <w:rPr>
+          <w:lang w:val="sw_KE" w:bidi="sw_KE"/>
+        </w:rPr>
+        <w:t>Maombolezo 2:2</w:t>
+      </w:r>
+    </w:p>
+    <w:p>
+      <w:pPr>
+        <w:pStyle w:val="ListBullet"/>
+        <w:spacing w:line="240" w:lineRule="auto"/>
+        <w:ind w:left="720"/>
+      </w:pPr>
+      <w:r>
+        <w:rPr>
+          <w:lang w:val="sw_KE" w:bidi="sw_KE"/>
+        </w:rPr>
+      </w:r>
+      <w:r>
+        <w:rPr>
+          <w:lang w:val="sw_KE" w:bidi="sw_KE"/>
+        </w:rPr>
+        <w:t>Ezekieli 18:29</w:t>
+      </w:r>
+    </w:p>
+    <w:p>
+      <w:pPr>
+        <w:pStyle w:val="ListBullet"/>
+        <w:spacing w:line="240" w:lineRule="auto"/>
+        <w:ind w:left="720"/>
+      </w:pPr>
+      <w:r>
+        <w:rPr>
+          <w:lang w:val="sw_KE" w:bidi="sw_KE"/>
+        </w:rPr>
+      </w:r>
+      <w:r>
+        <w:rPr>
+          <w:lang w:val="sw_KE" w:bidi="sw_KE"/>
+        </w:rPr>
+        <w:t>Danieli 9:9</w:t>
+      </w:r>
+    </w:p>
+    <w:p>
+      <w:pPr>
+        <w:pStyle w:val="ListBullet"/>
+        <w:spacing w:line="240" w:lineRule="auto"/>
+        <w:ind w:left="720"/>
+      </w:pPr>
+      <w:r>
+        <w:rPr>
+          <w:lang w:val="sw_KE" w:bidi="sw_KE"/>
+        </w:rPr>
+      </w:r>
+      <w:r>
+        <w:rPr>
+          <w:lang w:val="sw_KE" w:bidi="sw_KE"/>
+        </w:rPr>
+        <w:t>Danieli 9:17–19</w:t>
+      </w:r>
+    </w:p>
+    <w:p>
+      <w:pPr>
+        <w:pStyle w:val="ListBullet"/>
+        <w:spacing w:line="240" w:lineRule="auto"/>
+        <w:ind w:left="720"/>
+      </w:pPr>
+      <w:r>
+        <w:rPr>
+          <w:lang w:val="sw_KE" w:bidi="sw_KE"/>
+        </w:rPr>
+      </w:r>
+      <w:r>
+        <w:rPr>
+          <w:lang w:val="sw_KE" w:bidi="sw_KE"/>
+        </w:rPr>
+        <w:t>Malaki 3:1</w:t>
+      </w:r>
+    </w:p>
+    <w:p>
+      <w:pPr>
+        <w:pStyle w:val="ListBullet"/>
+        <w:spacing w:line="240" w:lineRule="auto"/>
+        <w:ind w:left="720"/>
+      </w:pPr>
+      <w:r>
+        <w:rPr>
+          <w:lang w:val="sw_KE" w:bidi="sw_KE"/>
+        </w:rPr>
+      </w:r>
+      <w:r>
+        <w:rPr>
+          <w:lang w:val="sw_KE" w:bidi="sw_KE"/>
+        </w:rPr>
+        <w:t>Mathayo 7:21–23</w:t>
+      </w:r>
+    </w:p>
+    <w:p>
+      <w:pPr>
+        <w:pStyle w:val="ListBullet"/>
+        <w:spacing w:line="240" w:lineRule="auto"/>
+        <w:ind w:left="720"/>
+      </w:pPr>
+      <w:r>
+        <w:rPr>
+          <w:lang w:val="sw_KE" w:bidi="sw_KE"/>
+        </w:rPr>
+      </w:r>
+      <w:r>
+        <w:rPr>
+          <w:lang w:val="sw_KE" w:bidi="sw_KE"/>
+        </w:rPr>
+        <w:t>Luka 1:30–33</w:t>
+      </w:r>
+    </w:p>
+    <w:p>
+      <w:pPr>
+        <w:pStyle w:val="ListBullet"/>
+        <w:spacing w:line="240" w:lineRule="auto"/>
+        <w:ind w:left="720"/>
+      </w:pPr>
+      <w:r>
+        <w:rPr>
+          <w:lang w:val="sw_KE" w:bidi="sw_KE"/>
+        </w:rPr>
+      </w:r>
+      <w:r>
+        <w:rPr>
+          <w:lang w:val="sw_KE" w:bidi="sw_KE"/>
+        </w:rPr>
+        <w:t>Luka 16:13</w:t>
+      </w:r>
+    </w:p>
+    <w:p>
+      <w:pPr>
+        <w:pStyle w:val="ListBullet"/>
+        <w:spacing w:line="240" w:lineRule="auto"/>
+        <w:ind w:left="720"/>
+      </w:pPr>
+      <w:r>
+        <w:rPr>
+          <w:lang w:val="sw_KE" w:bidi="sw_KE"/>
+        </w:rPr>
+      </w:r>
+      <w:r>
+        <w:rPr>
+          <w:lang w:val="sw_KE" w:bidi="sw_KE"/>
+        </w:rPr>
+        <w:t>Warumi 6:23</w:t>
+      </w:r>
+    </w:p>
+    <w:p>
+      <w:pPr>
+        <w:pStyle w:val="ListBullet"/>
+        <w:spacing w:line="240" w:lineRule="auto"/>
+        <w:ind w:left="720"/>
+      </w:pPr>
+      <w:r>
+        <w:rPr>
+          <w:lang w:val="sw_KE" w:bidi="sw_KE"/>
+        </w:rPr>
+      </w:r>
+      <w:r>
+        <w:rPr>
+          <w:lang w:val="sw_KE" w:bidi="sw_KE"/>
+        </w:rPr>
+        <w:t>Waefeso 6:9</w:t>
+      </w:r>
+    </w:p>
+    <w:p>
+      <w:pPr>
+        <w:pStyle w:val="ListBullet"/>
+        <w:spacing w:line="240" w:lineRule="auto"/>
+        <w:ind w:left="720"/>
+      </w:pPr>
+      <w:r>
+        <w:rPr>
+          <w:lang w:val="sw_KE" w:bidi="sw_KE"/>
+        </w:rPr>
+      </w:r>
+      <w:r>
+        <w:rPr>
+          <w:lang w:val="sw_KE" w:bidi="sw_KE"/>
+        </w:rPr>
+        <w:t>Wafilipi 2:9–11</w:t>
+      </w:r>
+    </w:p>
+    <w:p>
+      <w:pPr>
+        <w:pStyle w:val="ListBullet"/>
+        <w:spacing w:line="240" w:lineRule="auto"/>
+        <w:ind w:left="720"/>
+      </w:pPr>
+      <w:r>
+        <w:rPr>
+          <w:lang w:val="sw_KE" w:bidi="sw_KE"/>
+        </w:rPr>
+      </w:r>
+      <w:r>
+        <w:rPr>
+          <w:lang w:val="sw_KE" w:bidi="sw_KE"/>
+        </w:rPr>
+        <w:t>Wakolosai 3:23</w:t>
+      </w:r>
+    </w:p>
+    <w:p>
+      <w:pPr>
+        <w:pStyle w:val="ListBullet"/>
+        <w:spacing w:line="240" w:lineRule="auto"/>
+        <w:ind w:left="720"/>
+      </w:pPr>
+      <w:r>
+        <w:rPr>
+          <w:lang w:val="sw_KE" w:bidi="sw_KE"/>
+        </w:rPr>
+      </w:r>
+      <w:r>
+        <w:rPr>
+          <w:lang w:val="sw_KE" w:bidi="sw_KE"/>
+        </w:rPr>
+        <w:t>Waebrania 12:14</w:t>
+      </w:r>
+    </w:p>
+    <w:p>
+      <w:pPr>
+        <w:pStyle w:val="ListBullet"/>
+        <w:spacing w:line="240" w:lineRule="auto"/>
+        <w:ind w:left="720"/>
+      </w:pPr>
+      <w:r>
+        <w:rPr>
+          <w:lang w:val="sw_KE" w:bidi="sw_KE"/>
+        </w:rPr>
+      </w:r>
+      <w:r>
+        <w:rPr>
+          <w:lang w:val="sw_KE" w:bidi="sw_KE"/>
+        </w:rPr>
+        <w:t>Yakobo 2:1</w:t>
+      </w:r>
+    </w:p>
+    <w:p>
+      <w:pPr>
+        <w:pStyle w:val="ListBullet"/>
+        <w:spacing w:line="240" w:lineRule="auto"/>
+        <w:ind w:left="720"/>
+      </w:pPr>
+      <w:r>
+        <w:rPr>
+          <w:lang w:val="sw_KE" w:bidi="sw_KE"/>
+        </w:rPr>
+      </w:r>
+      <w:r>
+        <w:rPr>
+          <w:lang w:val="sw_KE" w:bidi="sw_KE"/>
+        </w:rPr>
+        <w:t>1 Petro 1:3</w:t>
+      </w:r>
+    </w:p>
+    <w:p>
+      <w:pPr>
+        <w:pStyle w:val="ListBullet"/>
+        <w:spacing w:line="240" w:lineRule="auto"/>
+        <w:ind w:left="720"/>
+      </w:pPr>
+      <w:r>
+        <w:rPr>
+          <w:lang w:val="sw_KE" w:bidi="sw_KE"/>
+        </w:rPr>
+      </w:r>
+      <w:r>
+        <w:rPr>
+          <w:lang w:val="sw_KE" w:bidi="sw_KE"/>
+        </w:rPr>
+        <w:t>Yuda 1:5</w:t>
+      </w:r>
+    </w:p>
+    <w:p>
+      <w:pPr>
+        <w:pStyle w:val="ListBullet"/>
+        <w:spacing w:line="240" w:lineRule="auto"/>
+        <w:ind w:left="720"/>
+      </w:pPr>
+      <w:r>
+        <w:rPr>
+          <w:lang w:val="sw_KE" w:bidi="sw_KE"/>
+        </w:rPr>
+      </w:r>
+      <w:r>
+        <w:rPr>
+          <w:lang w:val="sw_KE" w:bidi="sw_KE"/>
+        </w:rPr>
+        <w:t>Ufunuo 15:4</w:t>
+      </w:r>
     </w:p>
     <w:p>
       <w:pPr>
@@ -17153,18 +15977,12 @@
           <w:lang w:val="sw_KE" w:bidi="sw_KE"/>
         </w:rPr>
       </w:r>
-      <w:hyperlink r:id="rId209">
-        <w:r>
-          <w:rPr>
-            <w:lang w:val="sw_KE" w:bidi="sw_KE"/>
-          </w:rPr>
-          <w:rPr>
-            <w:color w:val="0000EE"/>
-            <w:u w:val="single"/>
-          </w:rPr>
-          <w:t>Zekaria 13:2</w:t>
-        </w:r>
-      </w:hyperlink>
+      <w:r>
+        <w:rPr>
+          <w:lang w:val="sw_KE" w:bidi="sw_KE"/>
+        </w:rPr>
+        <w:t>Zekaria 13:2</w:t>
+      </w:r>
     </w:p>
     <w:p>
       <w:pPr>
@@ -17365,162 +16183,120 @@
           <w:lang w:val="sw_KE" w:bidi="sw_KE"/>
         </w:rPr>
       </w:r>
-      <w:hyperlink r:id="rId143">
-        <w:r>
-          <w:rPr>
-            <w:lang w:val="sw_KE" w:bidi="sw_KE"/>
-          </w:rPr>
-          <w:rPr>
-            <w:color w:val="0000EE"/>
-            <w:u w:val="single"/>
-          </w:rPr>
-          <w:t>Isaya 62:5</w:t>
-        </w:r>
-      </w:hyperlink>
-    </w:p>
-    <w:p>
-      <w:pPr>
-        <w:pStyle w:val="ListBullet"/>
-        <w:spacing w:line="240" w:lineRule="auto"/>
-        <w:ind w:left="720"/>
-      </w:pPr>
-      <w:r>
-        <w:rPr>
-          <w:lang w:val="sw_KE" w:bidi="sw_KE"/>
-        </w:rPr>
-      </w:r>
-      <w:hyperlink r:id="rId210">
-        <w:r>
-          <w:rPr>
-            <w:lang w:val="sw_KE" w:bidi="sw_KE"/>
-          </w:rPr>
-          <w:rPr>
-            <w:color w:val="0000EE"/>
-            <w:u w:val="single"/>
-          </w:rPr>
-          <w:t>Yoeli 2:15–16</w:t>
-        </w:r>
-      </w:hyperlink>
-    </w:p>
-    <w:p>
-      <w:pPr>
-        <w:pStyle w:val="ListBullet"/>
-        <w:spacing w:line="240" w:lineRule="auto"/>
-        <w:ind w:left="720"/>
-      </w:pPr>
-      <w:r>
-        <w:rPr>
-          <w:lang w:val="sw_KE" w:bidi="sw_KE"/>
-        </w:rPr>
-      </w:r>
-      <w:hyperlink r:id="rId211">
-        <w:r>
-          <w:rPr>
-            <w:lang w:val="sw_KE" w:bidi="sw_KE"/>
-          </w:rPr>
-          <w:rPr>
-            <w:color w:val="0000EE"/>
-            <w:u w:val="single"/>
-          </w:rPr>
-          <w:t>Yohana 3:30</w:t>
-        </w:r>
-      </w:hyperlink>
-    </w:p>
-    <w:p>
-      <w:pPr>
-        <w:pStyle w:val="ListBullet"/>
-        <w:spacing w:line="240" w:lineRule="auto"/>
-        <w:ind w:left="720"/>
-      </w:pPr>
-      <w:r>
-        <w:rPr>
-          <w:lang w:val="sw_KE" w:bidi="sw_KE"/>
-        </w:rPr>
-      </w:r>
-      <w:hyperlink r:id="rId212">
-        <w:r>
-          <w:rPr>
-            <w:lang w:val="sw_KE" w:bidi="sw_KE"/>
-          </w:rPr>
-          <w:rPr>
-            <w:color w:val="0000EE"/>
-            <w:u w:val="single"/>
-          </w:rPr>
-          <w:t>Luka 5:35</w:t>
-        </w:r>
-      </w:hyperlink>
-    </w:p>
-    <w:p>
-      <w:pPr>
-        <w:pStyle w:val="ListBullet"/>
-        <w:spacing w:line="240" w:lineRule="auto"/>
-        <w:ind w:left="720"/>
-      </w:pPr>
-      <w:r>
-        <w:rPr>
-          <w:lang w:val="sw_KE" w:bidi="sw_KE"/>
-        </w:rPr>
-      </w:r>
-      <w:hyperlink r:id="rId213">
-        <w:r>
-          <w:rPr>
-            <w:lang w:val="sw_KE" w:bidi="sw_KE"/>
-          </w:rPr>
-          <w:rPr>
-            <w:color w:val="0000EE"/>
-            <w:u w:val="single"/>
-          </w:rPr>
-          <w:t>Marko 2:19</w:t>
-        </w:r>
-      </w:hyperlink>
-    </w:p>
-    <w:p>
-      <w:pPr>
-        <w:pStyle w:val="ListBullet"/>
-        <w:spacing w:line="240" w:lineRule="auto"/>
-        <w:ind w:left="720"/>
-      </w:pPr>
-      <w:r>
-        <w:rPr>
-          <w:lang w:val="sw_KE" w:bidi="sw_KE"/>
-        </w:rPr>
-      </w:r>
-      <w:hyperlink r:id="rId214">
-        <w:r>
-          <w:rPr>
-            <w:lang w:val="sw_KE" w:bidi="sw_KE"/>
-          </w:rPr>
-          <w:rPr>
-            <w:color w:val="0000EE"/>
-            <w:u w:val="single"/>
-          </w:rPr>
-          <w:t>Marko 2:20</w:t>
-        </w:r>
-      </w:hyperlink>
-    </w:p>
-    <w:p>
-      <w:pPr>
-        <w:pStyle w:val="ListBullet"/>
-        <w:spacing w:line="240" w:lineRule="auto"/>
-        <w:ind w:left="720"/>
-      </w:pPr>
-      <w:r>
-        <w:rPr>
-          <w:lang w:val="sw_KE" w:bidi="sw_KE"/>
-        </w:rPr>
-      </w:r>
-      <w:hyperlink r:id="rId215">
-        <w:r>
-          <w:rPr>
-            <w:lang w:val="sw_KE" w:bidi="sw_KE"/>
-          </w:rPr>
-          <w:rPr>
-            <w:color w:val="0000EE"/>
-            <w:u w:val="single"/>
-          </w:rPr>
-          <w:t>Mathayo 9:15</w:t>
-        </w:r>
-      </w:hyperlink>
+      <w:r>
+        <w:rPr>
+          <w:lang w:val="sw_KE" w:bidi="sw_KE"/>
+        </w:rPr>
+        <w:t>Isaya 62:5</w:t>
+      </w:r>
+    </w:p>
+    <w:p>
+      <w:pPr>
+        <w:pStyle w:val="ListBullet"/>
+        <w:spacing w:line="240" w:lineRule="auto"/>
+        <w:ind w:left="720"/>
+      </w:pPr>
+      <w:r>
+        <w:rPr>
+          <w:lang w:val="sw_KE" w:bidi="sw_KE"/>
+        </w:rPr>
+      </w:r>
+      <w:r>
+        <w:rPr>
+          <w:lang w:val="sw_KE" w:bidi="sw_KE"/>
+        </w:rPr>
+        <w:t>Yoeli 2:15–16</w:t>
+      </w:r>
+    </w:p>
+    <w:p>
+      <w:pPr>
+        <w:pStyle w:val="ListBullet"/>
+        <w:spacing w:line="240" w:lineRule="auto"/>
+        <w:ind w:left="720"/>
+      </w:pPr>
+      <w:r>
+        <w:rPr>
+          <w:lang w:val="sw_KE" w:bidi="sw_KE"/>
+        </w:rPr>
+      </w:r>
+      <w:r>
+        <w:rPr>
+          <w:lang w:val="sw_KE" w:bidi="sw_KE"/>
+        </w:rPr>
+        <w:t>Yohana 3:30</w:t>
+      </w:r>
+    </w:p>
+    <w:p>
+      <w:pPr>
+        <w:pStyle w:val="ListBullet"/>
+        <w:spacing w:line="240" w:lineRule="auto"/>
+        <w:ind w:left="720"/>
+      </w:pPr>
+      <w:r>
+        <w:rPr>
+          <w:lang w:val="sw_KE" w:bidi="sw_KE"/>
+        </w:rPr>
+      </w:r>
+      <w:r>
+        <w:rPr>
+          <w:lang w:val="sw_KE" w:bidi="sw_KE"/>
+        </w:rPr>
+        <w:t>Luka 5:35</w:t>
+      </w:r>
+    </w:p>
+    <w:p>
+      <w:pPr>
+        <w:pStyle w:val="ListBullet"/>
+        <w:spacing w:line="240" w:lineRule="auto"/>
+        <w:ind w:left="720"/>
+      </w:pPr>
+      <w:r>
+        <w:rPr>
+          <w:lang w:val="sw_KE" w:bidi="sw_KE"/>
+        </w:rPr>
+      </w:r>
+      <w:r>
+        <w:rPr>
+          <w:lang w:val="sw_KE" w:bidi="sw_KE"/>
+        </w:rPr>
+        <w:t>Marko 2:19</w:t>
+      </w:r>
+    </w:p>
+    <w:p>
+      <w:pPr>
+        <w:pStyle w:val="ListBullet"/>
+        <w:spacing w:line="240" w:lineRule="auto"/>
+        <w:ind w:left="720"/>
+      </w:pPr>
+      <w:r>
+        <w:rPr>
+          <w:lang w:val="sw_KE" w:bidi="sw_KE"/>
+        </w:rPr>
+      </w:r>
+      <w:r>
+        <w:rPr>
+          <w:lang w:val="sw_KE" w:bidi="sw_KE"/>
+        </w:rPr>
+        <w:t>Marko 2:20</w:t>
+      </w:r>
+    </w:p>
+    <w:p>
+      <w:pPr>
+        <w:pStyle w:val="ListBullet"/>
+        <w:spacing w:line="240" w:lineRule="auto"/>
+        <w:ind w:left="720"/>
+      </w:pPr>
+      <w:r>
+        <w:rPr>
+          <w:lang w:val="sw_KE" w:bidi="sw_KE"/>
+        </w:rPr>
+      </w:r>
+      <w:r>
+        <w:rPr>
+          <w:lang w:val="sw_KE" w:bidi="sw_KE"/>
+        </w:rPr>
+        <w:t>Mathayo 9:15</w:t>
+      </w:r>
     </w:p>
     <w:p>
       <w:pPr>
@@ -17858,186 +16634,138 @@
           <w:lang w:val="sw_KE" w:bidi="sw_KE"/>
         </w:rPr>
       </w:r>
-      <w:hyperlink r:id="rId216">
-        <w:r>
-          <w:rPr>
-            <w:lang w:val="sw_KE" w:bidi="sw_KE"/>
-          </w:rPr>
-          <w:rPr>
-            <w:color w:val="0000EE"/>
-            <w:u w:val="single"/>
-          </w:rPr>
-          <w:t>1 Wakorintho 4:3–4</w:t>
-        </w:r>
-      </w:hyperlink>
-    </w:p>
-    <w:p>
-      <w:pPr>
-        <w:pStyle w:val="ListBullet"/>
-        <w:spacing w:line="240" w:lineRule="auto"/>
-        <w:ind w:left="720"/>
-      </w:pPr>
-      <w:r>
-        <w:rPr>
-          <w:lang w:val="sw_KE" w:bidi="sw_KE"/>
-        </w:rPr>
-      </w:r>
-      <w:hyperlink r:id="rId217">
-        <w:r>
-          <w:rPr>
-            <w:lang w:val="sw_KE" w:bidi="sw_KE"/>
-          </w:rPr>
-          <w:rPr>
-            <w:color w:val="0000EE"/>
-            <w:u w:val="single"/>
-          </w:rPr>
-          <w:t>2 Samweli 7:21–23</w:t>
-        </w:r>
-      </w:hyperlink>
-    </w:p>
-    <w:p>
-      <w:pPr>
-        <w:pStyle w:val="ListBullet"/>
-        <w:spacing w:line="240" w:lineRule="auto"/>
-        <w:ind w:left="720"/>
-      </w:pPr>
-      <w:r>
-        <w:rPr>
-          <w:lang w:val="sw_KE" w:bidi="sw_KE"/>
-        </w:rPr>
-      </w:r>
-      <w:hyperlink r:id="rId218">
-        <w:r>
-          <w:rPr>
-            <w:lang w:val="sw_KE" w:bidi="sw_KE"/>
-          </w:rPr>
-          <w:rPr>
-            <w:color w:val="0000EE"/>
-            <w:u w:val="single"/>
-          </w:rPr>
-          <w:t>Kumbukumbu la Torati 3:23–25</w:t>
-        </w:r>
-      </w:hyperlink>
-    </w:p>
-    <w:p>
-      <w:pPr>
-        <w:pStyle w:val="ListBullet"/>
-        <w:spacing w:line="240" w:lineRule="auto"/>
-        <w:ind w:left="720"/>
-      </w:pPr>
-      <w:r>
-        <w:rPr>
-          <w:lang w:val="sw_KE" w:bidi="sw_KE"/>
-        </w:rPr>
-      </w:r>
-      <w:hyperlink r:id="rId219">
-        <w:r>
-          <w:rPr>
-            <w:lang w:val="sw_KE" w:bidi="sw_KE"/>
-          </w:rPr>
-          <w:rPr>
-            <w:color w:val="0000EE"/>
-            <w:u w:val="single"/>
-          </w:rPr>
-          <w:t>Ezekieli 39:25–27</w:t>
-        </w:r>
-      </w:hyperlink>
-    </w:p>
-    <w:p>
-      <w:pPr>
-        <w:pStyle w:val="ListBullet"/>
-        <w:spacing w:line="240" w:lineRule="auto"/>
-        <w:ind w:left="720"/>
-      </w:pPr>
-      <w:r>
-        <w:rPr>
-          <w:lang w:val="sw_KE" w:bidi="sw_KE"/>
-        </w:rPr>
-      </w:r>
-      <w:hyperlink r:id="rId220">
-        <w:r>
-          <w:rPr>
-            <w:lang w:val="sw_KE" w:bidi="sw_KE"/>
-          </w:rPr>
-          <w:rPr>
-            <w:color w:val="0000EE"/>
-            <w:u w:val="single"/>
-          </w:rPr>
-          <w:t>Ezekieli 45:18</w:t>
-        </w:r>
-      </w:hyperlink>
-    </w:p>
-    <w:p>
-      <w:pPr>
-        <w:pStyle w:val="ListBullet"/>
-        <w:spacing w:line="240" w:lineRule="auto"/>
-        <w:ind w:left="720"/>
-      </w:pPr>
-      <w:r>
-        <w:rPr>
-          <w:lang w:val="sw_KE" w:bidi="sw_KE"/>
-        </w:rPr>
-      </w:r>
-      <w:hyperlink r:id="rId221">
-        <w:r>
-          <w:rPr>
-            <w:lang w:val="sw_KE" w:bidi="sw_KE"/>
-          </w:rPr>
-          <w:rPr>
-            <w:color w:val="0000EE"/>
-            <w:u w:val="single"/>
-          </w:rPr>
-          <w:t>Yeremia 44:26</w:t>
-        </w:r>
-      </w:hyperlink>
-    </w:p>
-    <w:p>
-      <w:pPr>
-        <w:pStyle w:val="ListBullet"/>
-        <w:spacing w:line="240" w:lineRule="auto"/>
-        <w:ind w:left="720"/>
-      </w:pPr>
-      <w:r>
-        <w:rPr>
-          <w:lang w:val="sw_KE" w:bidi="sw_KE"/>
-        </w:rPr>
-      </w:r>
-      <w:hyperlink r:id="rId222">
-        <w:r>
-          <w:rPr>
-            <w:lang w:val="sw_KE" w:bidi="sw_KE"/>
-          </w:rPr>
-          <w:rPr>
-            <w:color w:val="0000EE"/>
-            <w:u w:val="single"/>
-          </w:rPr>
-          <w:t>Waamuzi 6:22</w:t>
-        </w:r>
-      </w:hyperlink>
-    </w:p>
-    <w:p>
-      <w:pPr>
-        <w:pStyle w:val="ListBullet"/>
-        <w:spacing w:line="240" w:lineRule="auto"/>
-        <w:ind w:left="720"/>
-      </w:pPr>
-      <w:r>
-        <w:rPr>
-          <w:lang w:val="sw_KE" w:bidi="sw_KE"/>
-        </w:rPr>
-      </w:r>
-      <w:hyperlink r:id="rId223">
-        <w:r>
-          <w:rPr>
-            <w:lang w:val="sw_KE" w:bidi="sw_KE"/>
-          </w:rPr>
-          <w:rPr>
-            <w:color w:val="0000EE"/>
-            <w:u w:val="single"/>
-          </w:rPr>
-          <w:t>Mika 1:2–4</w:t>
-        </w:r>
-      </w:hyperlink>
+      <w:r>
+        <w:rPr>
+          <w:lang w:val="sw_KE" w:bidi="sw_KE"/>
+        </w:rPr>
+        <w:t>1 Wakorintho 4:3–4</w:t>
+      </w:r>
+    </w:p>
+    <w:p>
+      <w:pPr>
+        <w:pStyle w:val="ListBullet"/>
+        <w:spacing w:line="240" w:lineRule="auto"/>
+        <w:ind w:left="720"/>
+      </w:pPr>
+      <w:r>
+        <w:rPr>
+          <w:lang w:val="sw_KE" w:bidi="sw_KE"/>
+        </w:rPr>
+      </w:r>
+      <w:r>
+        <w:rPr>
+          <w:lang w:val="sw_KE" w:bidi="sw_KE"/>
+        </w:rPr>
+        <w:t>2 Samweli 7:21–23</w:t>
+      </w:r>
+    </w:p>
+    <w:p>
+      <w:pPr>
+        <w:pStyle w:val="ListBullet"/>
+        <w:spacing w:line="240" w:lineRule="auto"/>
+        <w:ind w:left="720"/>
+      </w:pPr>
+      <w:r>
+        <w:rPr>
+          <w:lang w:val="sw_KE" w:bidi="sw_KE"/>
+        </w:rPr>
+      </w:r>
+      <w:r>
+        <w:rPr>
+          <w:lang w:val="sw_KE" w:bidi="sw_KE"/>
+        </w:rPr>
+        <w:t>Kumbukumbu la Torati 3:23–25</w:t>
+      </w:r>
+    </w:p>
+    <w:p>
+      <w:pPr>
+        <w:pStyle w:val="ListBullet"/>
+        <w:spacing w:line="240" w:lineRule="auto"/>
+        <w:ind w:left="720"/>
+      </w:pPr>
+      <w:r>
+        <w:rPr>
+          <w:lang w:val="sw_KE" w:bidi="sw_KE"/>
+        </w:rPr>
+      </w:r>
+      <w:r>
+        <w:rPr>
+          <w:lang w:val="sw_KE" w:bidi="sw_KE"/>
+        </w:rPr>
+        <w:t>Ezekieli 39:25–27</w:t>
+      </w:r>
+    </w:p>
+    <w:p>
+      <w:pPr>
+        <w:pStyle w:val="ListBullet"/>
+        <w:spacing w:line="240" w:lineRule="auto"/>
+        <w:ind w:left="720"/>
+      </w:pPr>
+      <w:r>
+        <w:rPr>
+          <w:lang w:val="sw_KE" w:bidi="sw_KE"/>
+        </w:rPr>
+      </w:r>
+      <w:r>
+        <w:rPr>
+          <w:lang w:val="sw_KE" w:bidi="sw_KE"/>
+        </w:rPr>
+        <w:t>Ezekieli 45:18</w:t>
+      </w:r>
+    </w:p>
+    <w:p>
+      <w:pPr>
+        <w:pStyle w:val="ListBullet"/>
+        <w:spacing w:line="240" w:lineRule="auto"/>
+        <w:ind w:left="720"/>
+      </w:pPr>
+      <w:r>
+        <w:rPr>
+          <w:lang w:val="sw_KE" w:bidi="sw_KE"/>
+        </w:rPr>
+      </w:r>
+      <w:r>
+        <w:rPr>
+          <w:lang w:val="sw_KE" w:bidi="sw_KE"/>
+        </w:rPr>
+        <w:t>Yeremia 44:26</w:t>
+      </w:r>
+    </w:p>
+    <w:p>
+      <w:pPr>
+        <w:pStyle w:val="ListBullet"/>
+        <w:spacing w:line="240" w:lineRule="auto"/>
+        <w:ind w:left="720"/>
+      </w:pPr>
+      <w:r>
+        <w:rPr>
+          <w:lang w:val="sw_KE" w:bidi="sw_KE"/>
+        </w:rPr>
+      </w:r>
+      <w:r>
+        <w:rPr>
+          <w:lang w:val="sw_KE" w:bidi="sw_KE"/>
+        </w:rPr>
+        <w:t>Waamuzi 6:22</w:t>
+      </w:r>
+    </w:p>
+    <w:p>
+      <w:pPr>
+        <w:pStyle w:val="ListBullet"/>
+        <w:spacing w:line="240" w:lineRule="auto"/>
+        <w:ind w:left="720"/>
+      </w:pPr>
+      <w:r>
+        <w:rPr>
+          <w:lang w:val="sw_KE" w:bidi="sw_KE"/>
+        </w:rPr>
+      </w:r>
+      <w:r>
+        <w:rPr>
+          <w:lang w:val="sw_KE" w:bidi="sw_KE"/>
+        </w:rPr>
+        <w:t>Mika 1:2–4</w:t>
+      </w:r>
     </w:p>
     <w:p>
       <w:pPr>

--- a/swh/docx/003.content.docx
+++ b/swh/docx/003.content.docx
@@ -350,19 +350,7 @@
         <w:rPr>
           <w:lang w:val="sw_KE" w:bidi="sw_KE"/>
         </w:rPr>
-        <w:t xml:space="preserve">, </w:t>
-      </w:r>
-      <w:r>
-        <w:rPr>
-          <w:lang w:val="sw_KE" w:bidi="sw_KE"/>
-        </w:rPr>
-        <w:t>Ashera</w:t>
-      </w:r>
-      <w:r>
-        <w:rPr>
-          <w:lang w:val="sw_KE" w:bidi="sw_KE"/>
-        </w:rPr>
-        <w:t xml:space="preserve">, </w:t>
+        <w:t xml:space="preserve">, Ashera, </w:t>
       </w:r>
       <w:r>
         <w:rPr>
@@ -7857,19 +7845,7 @@
         <w:rPr>
           <w:lang w:val="sw_KE" w:bidi="sw_KE"/>
         </w:rPr>
-        <w:t xml:space="preserve">, </w:t>
-      </w:r>
-      <w:r>
-        <w:rPr>
-          <w:lang w:val="sw_KE" w:bidi="sw_KE"/>
-        </w:rPr>
-        <w:t>nguvu</w:t>
-      </w:r>
-      <w:r>
-        <w:rPr>
-          <w:lang w:val="sw_KE" w:bidi="sw_KE"/>
-        </w:rPr>
-        <w:t>)</w:t>
+        <w:t>, nguvu)</w:t>
       </w:r>
     </w:p>
     <w:p>
@@ -13765,324 +13741,300 @@
         <w:rPr>
           <w:lang w:val="sw_KE" w:bidi="sw_KE"/>
         </w:rPr>
+        <w:t xml:space="preserve">(Tazama pia: funga, </w:t>
+      </w:r>
+      <w:r>
+        <w:rPr>
+          <w:lang w:val="sw_KE" w:bidi="sw_KE"/>
+        </w:rPr>
+        <w:t>tumikisha</w:t>
+      </w:r>
+      <w:r>
+        <w:rPr>
+          <w:lang w:val="sw_KE" w:bidi="sw_KE"/>
+        </w:rPr>
+        <w:t xml:space="preserve">, </w:t>
+      </w:r>
+      <w:r>
+        <w:rPr>
+          <w:lang w:val="sw_KE" w:bidi="sw_KE"/>
+        </w:rPr>
+        <w:t>mtumishi</w:t>
+      </w:r>
+      <w:r>
+        <w:rPr>
+          <w:lang w:val="sw_KE" w:bidi="sw_KE"/>
+        </w:rPr>
+        <w:t>)</w:t>
+      </w:r>
+    </w:p>
+    <w:p>
+      <w:pPr>
+        <w:pStyle w:val="Heading3"/>
+      </w:pPr>
+      <w:r>
+        <w:rPr>
+          <w:lang w:val="sw_KE" w:bidi="sw_KE"/>
+        </w:rPr>
+        <w:t>Marejeleo ya Biblia:</w:t>
+      </w:r>
+    </w:p>
+    <w:p>
+      <w:pPr>
+        <w:pStyle w:val="ListBullet"/>
+        <w:spacing w:line="240" w:lineRule="auto"/>
+        <w:ind w:left="720"/>
+      </w:pPr>
+      <w:r>
+        <w:rPr>
+          <w:lang w:val="sw_KE" w:bidi="sw_KE"/>
+        </w:rPr>
+      </w:r>
+      <w:r>
+        <w:rPr>
+          <w:lang w:val="sw_KE" w:bidi="sw_KE"/>
+        </w:rPr>
+        <w:t>Lakini Yerusalemu wa juu ni huru, naye ndiye mama yetu.</w:t>
+      </w:r>
+    </w:p>
+    <w:p>
+      <w:pPr>
+        <w:pStyle w:val="ListBullet"/>
+        <w:spacing w:line="240" w:lineRule="auto"/>
+        <w:ind w:left="720"/>
+      </w:pPr>
+      <w:r>
+        <w:rPr>
+          <w:lang w:val="sw_KE" w:bidi="sw_KE"/>
+        </w:rPr>
+      </w:r>
+      <w:r>
+        <w:rPr>
+          <w:lang w:val="sw_KE" w:bidi="sw_KE"/>
+        </w:rPr>
+        <w:t>Wagalatia 5:1</w:t>
+      </w:r>
+    </w:p>
+    <w:p>
+      <w:pPr>
+        <w:pStyle w:val="ListBullet"/>
+        <w:spacing w:line="240" w:lineRule="auto"/>
+        <w:ind w:left="720"/>
+      </w:pPr>
+      <w:r>
+        <w:rPr>
+          <w:lang w:val="sw_KE" w:bidi="sw_KE"/>
+        </w:rPr>
+      </w:r>
+      <w:r>
+        <w:rPr>
+          <w:lang w:val="sw_KE" w:bidi="sw_KE"/>
+        </w:rPr>
+        <w:t>Isaya 61:1</w:t>
+      </w:r>
+    </w:p>
+    <w:p>
+      <w:pPr>
+        <w:pStyle w:val="ListBullet"/>
+        <w:spacing w:line="240" w:lineRule="auto"/>
+        <w:ind w:left="720"/>
+      </w:pPr>
+      <w:r>
+        <w:rPr>
+          <w:lang w:val="sw_KE" w:bidi="sw_KE"/>
+        </w:rPr>
+      </w:r>
+      <w:r>
+        <w:rPr>
+          <w:lang w:val="sw_KE" w:bidi="sw_KE"/>
+        </w:rPr>
+        <w:t>Mambo ya Walawi 25:10</w:t>
+      </w:r>
+    </w:p>
+    <w:p>
+      <w:pPr>
+        <w:pStyle w:val="ListBullet"/>
+        <w:spacing w:line="240" w:lineRule="auto"/>
+        <w:ind w:left="720"/>
+      </w:pPr>
+      <w:r>
+        <w:rPr>
+          <w:lang w:val="sw_KE" w:bidi="sw_KE"/>
+        </w:rPr>
+      </w:r>
+      <w:r>
+        <w:rPr>
+          <w:lang w:val="sw_KE" w:bidi="sw_KE"/>
+        </w:rPr>
+        <w:t>Warumi 6:18</w:t>
+      </w:r>
+    </w:p>
+    <w:p>
+      <w:pPr>
+        <w:pStyle w:val="Heading3"/>
+      </w:pPr>
+      <w:r>
+        <w:rPr>
+          <w:lang w:val="sw_KE" w:bidi="sw_KE"/>
+        </w:rPr>
+        <w:t>Neno Data:</w:t>
+      </w:r>
+    </w:p>
+    <w:p>
+      <w:pPr>
+        <w:pStyle w:val="ListBullet"/>
+        <w:spacing w:line="240" w:lineRule="auto"/>
+        <w:ind w:left="720"/>
+      </w:pPr>
+      <w:r>
+        <w:rPr>
+          <w:lang w:val="sw_KE" w:bidi="sw_KE"/>
+        </w:rPr>
+      </w:r>
+      <w:r>
+        <w:rPr>
+          <w:lang w:val="sw_KE" w:bidi="sw_KE"/>
+        </w:rPr>
+        <w:t>Strong’s: H1865, H2600, H2666, H2668, H2670, H3318, H4800, H5068, H5069, H5071, H5337, H5352, H5355, H5425, H5674, H5800, H6299, H6362, H7342, H7971, G04250, G05250, G05580, G06290, G06300, G08590, G13440, G14320, G16570, G16580, G16590, G18490, G30890, G39550, G45060, G54830</w:t>
+      </w:r>
+      <w:r>
+        <w:rPr>
+          <w:lang w:val="sw_KE" w:bidi="sw_KE"/>
+        </w:rPr>
+      </w:r>
+      <w:r>
+        <w:rPr>
+          <w:lang w:val="sw_KE" w:bidi="sw_KE"/>
+        </w:rPr>
+      </w:r>
+    </w:p>
+    <w:p>
+      <w:pPr/>
+      <w:r>
+        <w:rPr>
+          <w:lang w:val="sw_KE" w:bidi="sw_KE"/>
+        </w:rPr>
+      </w:r>
+    </w:p>
+    <w:p>
+      <w:pPr>
+        <w:pStyle w:val="Heading2"/>
+      </w:pPr>
+      <w:r>
+        <w:rPr>
+          <w:lang w:val="sw_KE" w:bidi="sw_KE"/>
+        </w:rPr>
+        <w:t>Bure</w:t>
+      </w:r>
+      <w:r>
+        <w:rPr>
+          <w:lang w:val="sw_KE" w:bidi="sw_KE"/>
+        </w:rPr>
+      </w:r>
+    </w:p>
+    <w:p>
+      <w:pPr>
+        <w:pStyle w:val="Heading3"/>
+      </w:pPr>
+      <w:r>
+        <w:rPr>
+          <w:lang w:val="sw_KE" w:bidi="sw_KE"/>
+        </w:rPr>
+        <w:t>Ufafanuzi:</w:t>
+      </w:r>
+    </w:p>
+    <w:p>
+      <w:pPr/>
+      <w:r>
+        <w:rPr>
+          <w:lang w:val="sw_KE" w:bidi="sw_KE"/>
+        </w:rPr>
+      </w:r>
+      <w:r>
+        <w:rPr>
+          <w:lang w:val="sw_KE" w:bidi="sw_KE"/>
+        </w:rPr>
+        <w:t>Maneno "bure" na "ubatili" yanaelezea kitu ambacho hakina maana au ni cha muda mfupi sana.</w:t>
+      </w:r>
+    </w:p>
+    <w:p>
+      <w:pPr>
+        <w:pStyle w:val="ListBullet"/>
+        <w:spacing w:line="240" w:lineRule="auto"/>
+        <w:ind w:left="720"/>
+      </w:pPr>
+      <w:r>
+        <w:rPr>
+          <w:lang w:val="sw_KE" w:bidi="sw_KE"/>
+        </w:rPr>
+      </w:r>
+      <w:r>
+        <w:rPr>
+          <w:lang w:val="sw_KE" w:bidi="sw_KE"/>
+        </w:rPr>
+        <w:t>Kwenye Agano la Kale, sanamu mara nyingine hufafanuliwa kama vitu "bure" ambavyo havina thamani na haviwezi kufanya chochote.</w:t>
+      </w:r>
+    </w:p>
+    <w:p>
+      <w:pPr>
+        <w:pStyle w:val="ListBullet"/>
+        <w:spacing w:line="240" w:lineRule="auto"/>
+        <w:ind w:left="720"/>
+      </w:pPr>
+      <w:r>
+        <w:rPr>
+          <w:lang w:val="sw_KE" w:bidi="sw_KE"/>
+        </w:rPr>
+      </w:r>
+      <w:r>
+        <w:rPr>
+          <w:lang w:val="sw_KE" w:bidi="sw_KE"/>
+        </w:rPr>
+        <w:t>Kama kitu kimefanywa "bure," inamaanisha kuwa juhudi au kitendo hakikufanikisha kile kilichokusudiwa. Kifungu "bure" kinaweza kutafsiriwa kwa njia mbalimbali, ikiwa ni pamoja na: "bila matokeo;" "bila matokeo yoyote;" "bila sababu;" "bila kusudi," au "bila kusudi lolote."</w:t>
+      </w:r>
+    </w:p>
+    <w:p>
+      <w:pPr>
+        <w:pStyle w:val="ListBullet"/>
+        <w:spacing w:line="240" w:lineRule="auto"/>
+        <w:ind w:left="720"/>
+      </w:pPr>
+      <w:r>
+        <w:rPr>
+          <w:lang w:val="sw_KE" w:bidi="sw_KE"/>
+        </w:rPr>
+      </w:r>
+      <w:r>
+        <w:rPr>
+          <w:lang w:val="sw_KE" w:bidi="sw_KE"/>
+        </w:rPr>
+        <w:t>Kulingana na muktadha, neno "bure" linaweza kutafsiriwa kama "tupu," "bila maana," "bila matumaini," "bila thamani," "bila maana," nk.</w:t>
+      </w:r>
+    </w:p>
+    <w:p>
+      <w:pPr/>
+      <w:r>
+        <w:rPr>
+          <w:lang w:val="sw_KE" w:bidi="sw_KE"/>
+        </w:rPr>
+      </w:r>
+      <w:r>
+        <w:rPr>
+          <w:lang w:val="sw_KE" w:bidi="sw_KE"/>
+        </w:rPr>
         <w:t xml:space="preserve">(Tazama pia: </w:t>
       </w:r>
       <w:r>
         <w:rPr>
           <w:lang w:val="sw_KE" w:bidi="sw_KE"/>
         </w:rPr>
-        <w:t>funga</w:t>
-      </w:r>
-      <w:r>
-        <w:rPr>
-          <w:lang w:val="sw_KE" w:bidi="sw_KE"/>
-        </w:rPr>
-        <w:t xml:space="preserve">, </w:t>
-      </w:r>
-      <w:r>
-        <w:rPr>
-          <w:lang w:val="sw_KE" w:bidi="sw_KE"/>
-        </w:rPr>
-        <w:t>tumikisha</w:t>
-      </w:r>
-      <w:r>
-        <w:rPr>
-          <w:lang w:val="sw_KE" w:bidi="sw_KE"/>
-        </w:rPr>
-        <w:t xml:space="preserve">, </w:t>
-      </w:r>
-      <w:r>
-        <w:rPr>
-          <w:lang w:val="sw_KE" w:bidi="sw_KE"/>
-        </w:rPr>
-        <w:t>mtumishi</w:t>
-      </w:r>
-      <w:r>
-        <w:rPr>
-          <w:lang w:val="sw_KE" w:bidi="sw_KE"/>
-        </w:rPr>
-        <w:t>)</w:t>
-      </w:r>
-    </w:p>
-    <w:p>
-      <w:pPr>
-        <w:pStyle w:val="Heading3"/>
-      </w:pPr>
-      <w:r>
-        <w:rPr>
-          <w:lang w:val="sw_KE" w:bidi="sw_KE"/>
-        </w:rPr>
-        <w:t>Marejeleo ya Biblia:</w:t>
-      </w:r>
-    </w:p>
-    <w:p>
-      <w:pPr>
-        <w:pStyle w:val="ListBullet"/>
-        <w:spacing w:line="240" w:lineRule="auto"/>
-        <w:ind w:left="720"/>
-      </w:pPr>
-      <w:r>
-        <w:rPr>
-          <w:lang w:val="sw_KE" w:bidi="sw_KE"/>
-        </w:rPr>
-      </w:r>
-      <w:r>
-        <w:rPr>
-          <w:lang w:val="sw_KE" w:bidi="sw_KE"/>
-        </w:rPr>
-        <w:t>Lakini Yerusalemu wa juu ni huru, naye ndiye mama yetu.</w:t>
-      </w:r>
-    </w:p>
-    <w:p>
-      <w:pPr>
-        <w:pStyle w:val="ListBullet"/>
-        <w:spacing w:line="240" w:lineRule="auto"/>
-        <w:ind w:left="720"/>
-      </w:pPr>
-      <w:r>
-        <w:rPr>
-          <w:lang w:val="sw_KE" w:bidi="sw_KE"/>
-        </w:rPr>
-      </w:r>
-      <w:r>
-        <w:rPr>
-          <w:lang w:val="sw_KE" w:bidi="sw_KE"/>
-        </w:rPr>
-        <w:t>Wagalatia 5:1</w:t>
-      </w:r>
-    </w:p>
-    <w:p>
-      <w:pPr>
-        <w:pStyle w:val="ListBullet"/>
-        <w:spacing w:line="240" w:lineRule="auto"/>
-        <w:ind w:left="720"/>
-      </w:pPr>
-      <w:r>
-        <w:rPr>
-          <w:lang w:val="sw_KE" w:bidi="sw_KE"/>
-        </w:rPr>
-      </w:r>
-      <w:r>
-        <w:rPr>
-          <w:lang w:val="sw_KE" w:bidi="sw_KE"/>
-        </w:rPr>
-        <w:t>Isaya 61:1</w:t>
-      </w:r>
-    </w:p>
-    <w:p>
-      <w:pPr>
-        <w:pStyle w:val="ListBullet"/>
-        <w:spacing w:line="240" w:lineRule="auto"/>
-        <w:ind w:left="720"/>
-      </w:pPr>
-      <w:r>
-        <w:rPr>
-          <w:lang w:val="sw_KE" w:bidi="sw_KE"/>
-        </w:rPr>
-      </w:r>
-      <w:r>
-        <w:rPr>
-          <w:lang w:val="sw_KE" w:bidi="sw_KE"/>
-        </w:rPr>
-        <w:t>Mambo ya Walawi 25:10</w:t>
-      </w:r>
-    </w:p>
-    <w:p>
-      <w:pPr>
-        <w:pStyle w:val="ListBullet"/>
-        <w:spacing w:line="240" w:lineRule="auto"/>
-        <w:ind w:left="720"/>
-      </w:pPr>
-      <w:r>
-        <w:rPr>
-          <w:lang w:val="sw_KE" w:bidi="sw_KE"/>
-        </w:rPr>
-      </w:r>
-      <w:r>
-        <w:rPr>
-          <w:lang w:val="sw_KE" w:bidi="sw_KE"/>
-        </w:rPr>
-        <w:t>Warumi 6:18</w:t>
-      </w:r>
-    </w:p>
-    <w:p>
-      <w:pPr>
-        <w:pStyle w:val="Heading3"/>
-      </w:pPr>
-      <w:r>
-        <w:rPr>
-          <w:lang w:val="sw_KE" w:bidi="sw_KE"/>
-        </w:rPr>
-        <w:t>Neno Data:</w:t>
-      </w:r>
-    </w:p>
-    <w:p>
-      <w:pPr>
-        <w:pStyle w:val="ListBullet"/>
-        <w:spacing w:line="240" w:lineRule="auto"/>
-        <w:ind w:left="720"/>
-      </w:pPr>
-      <w:r>
-        <w:rPr>
-          <w:lang w:val="sw_KE" w:bidi="sw_KE"/>
-        </w:rPr>
-      </w:r>
-      <w:r>
-        <w:rPr>
-          <w:lang w:val="sw_KE" w:bidi="sw_KE"/>
-        </w:rPr>
-        <w:t>Strong’s: H1865, H2600, H2666, H2668, H2670, H3318, H4800, H5068, H5069, H5071, H5337, H5352, H5355, H5425, H5674, H5800, H6299, H6362, H7342, H7971, G04250, G05250, G05580, G06290, G06300, G08590, G13440, G14320, G16570, G16580, G16590, G18490, G30890, G39550, G45060, G54830</w:t>
-      </w:r>
-      <w:r>
-        <w:rPr>
-          <w:lang w:val="sw_KE" w:bidi="sw_KE"/>
-        </w:rPr>
-      </w:r>
-      <w:r>
-        <w:rPr>
-          <w:lang w:val="sw_KE" w:bidi="sw_KE"/>
-        </w:rPr>
-      </w:r>
-    </w:p>
-    <w:p>
-      <w:pPr/>
-      <w:r>
-        <w:rPr>
-          <w:lang w:val="sw_KE" w:bidi="sw_KE"/>
-        </w:rPr>
-      </w:r>
-    </w:p>
-    <w:p>
-      <w:pPr>
-        <w:pStyle w:val="Heading2"/>
-      </w:pPr>
-      <w:r>
-        <w:rPr>
-          <w:lang w:val="sw_KE" w:bidi="sw_KE"/>
-        </w:rPr>
-        <w:t>Bure</w:t>
-      </w:r>
-      <w:r>
-        <w:rPr>
-          <w:lang w:val="sw_KE" w:bidi="sw_KE"/>
-        </w:rPr>
-      </w:r>
-    </w:p>
-    <w:p>
-      <w:pPr>
-        <w:pStyle w:val="Heading3"/>
-      </w:pPr>
-      <w:r>
-        <w:rPr>
-          <w:lang w:val="sw_KE" w:bidi="sw_KE"/>
-        </w:rPr>
-        <w:t>Ufafanuzi:</w:t>
-      </w:r>
-    </w:p>
-    <w:p>
-      <w:pPr/>
-      <w:r>
-        <w:rPr>
-          <w:lang w:val="sw_KE" w:bidi="sw_KE"/>
-        </w:rPr>
-      </w:r>
-      <w:r>
-        <w:rPr>
-          <w:lang w:val="sw_KE" w:bidi="sw_KE"/>
-        </w:rPr>
-        <w:t>Maneno "bure" na "ubatili" yanaelezea kitu ambacho hakina maana au ni cha muda mfupi sana.</w:t>
-      </w:r>
-    </w:p>
-    <w:p>
-      <w:pPr>
-        <w:pStyle w:val="ListBullet"/>
-        <w:spacing w:line="240" w:lineRule="auto"/>
-        <w:ind w:left="720"/>
-      </w:pPr>
-      <w:r>
-        <w:rPr>
-          <w:lang w:val="sw_KE" w:bidi="sw_KE"/>
-        </w:rPr>
-      </w:r>
-      <w:r>
-        <w:rPr>
-          <w:lang w:val="sw_KE" w:bidi="sw_KE"/>
-        </w:rPr>
-        <w:t>Kwenye Agano la Kale, sanamu mara nyingine hufafanuliwa kama vitu "bure" ambavyo havina thamani na haviwezi kufanya chochote.</w:t>
-      </w:r>
-    </w:p>
-    <w:p>
-      <w:pPr>
-        <w:pStyle w:val="ListBullet"/>
-        <w:spacing w:line="240" w:lineRule="auto"/>
-        <w:ind w:left="720"/>
-      </w:pPr>
-      <w:r>
-        <w:rPr>
-          <w:lang w:val="sw_KE" w:bidi="sw_KE"/>
-        </w:rPr>
-      </w:r>
-      <w:r>
-        <w:rPr>
-          <w:lang w:val="sw_KE" w:bidi="sw_KE"/>
-        </w:rPr>
-        <w:t>Kama kitu kimefanywa "bure," inamaanisha kuwa juhudi au kitendo hakikufanikisha kile kilichokusudiwa. Kifungu "bure" kinaweza kutafsiriwa kwa njia mbalimbali, ikiwa ni pamoja na: "bila matokeo;" "bila matokeo yoyote;" "bila sababu;" "bila kusudi," au "bila kusudi lolote."</w:t>
-      </w:r>
-    </w:p>
-    <w:p>
-      <w:pPr>
-        <w:pStyle w:val="ListBullet"/>
-        <w:spacing w:line="240" w:lineRule="auto"/>
-        <w:ind w:left="720"/>
-      </w:pPr>
-      <w:r>
-        <w:rPr>
-          <w:lang w:val="sw_KE" w:bidi="sw_KE"/>
-        </w:rPr>
-      </w:r>
-      <w:r>
-        <w:rPr>
-          <w:lang w:val="sw_KE" w:bidi="sw_KE"/>
-        </w:rPr>
-        <w:t>Kulingana na muktadha, neno "bure" linaweza kutafsiriwa kama "tupu," "bila maana," "bila matumaini," "bila thamani," "bila maana," nk.</w:t>
-      </w:r>
-    </w:p>
-    <w:p>
-      <w:pPr/>
-      <w:r>
-        <w:rPr>
-          <w:lang w:val="sw_KE" w:bidi="sw_KE"/>
-        </w:rPr>
-      </w:r>
-      <w:r>
-        <w:rPr>
-          <w:lang w:val="sw_KE" w:bidi="sw_KE"/>
-        </w:rPr>
-        <w:t xml:space="preserve">(Tazama pia: </w:t>
-      </w:r>
-      <w:r>
-        <w:rPr>
-          <w:lang w:val="sw_KE" w:bidi="sw_KE"/>
-        </w:rPr>
         <w:t>mungu wa uongo</w:t>
       </w:r>
       <w:r>
         <w:rPr>
           <w:lang w:val="sw_KE" w:bidi="sw_KE"/>
         </w:rPr>
-        <w:t xml:space="preserve">, </w:t>
-      </w:r>
-      <w:r>
-        <w:rPr>
-          <w:lang w:val="sw_KE" w:bidi="sw_KE"/>
-        </w:rPr>
-        <w:t>anastahili</w:t>
-      </w:r>
-      <w:r>
-        <w:rPr>
-          <w:lang w:val="sw_KE" w:bidi="sw_KE"/>
-        </w:rPr>
-        <w:t>)</w:t>
+        <w:t>, anastahili)</w:t>
       </w:r>
     </w:p>
     <w:p>
